--- a/weekly-deals/Weekly_Deals_Agent_Rebuild_Guide.docx
+++ b/weekly-deals/Weekly_Deals_Agent_Rebuild_Guide.docx
@@ -29,7 +29,7 @@
           <w:sz w:val="30"/>
           <w:szCs w:val="30"/>
         </w:rPr>
-        <w:t xml:space="preserve">Rebuild &amp; Operations Guide</w:t>
+        <w:t xml:space="preserve">Build Spec &amp; Operations Guide — for a Claude Code agent</w:t>
       </w:r>
     </w:p>
     <w:p>
@@ -48,12 +48,29 @@
           <w:sz w:val="19"/>
           <w:szCs w:val="19"/>
         </w:rPr>
-        <w:t xml:space="preserve">Repo: carrollr01/aboutMe · Prepared 31-Jul-2026 · Everything needed to run, maintain, or rebuild the agent</w:t>
-      </w:r>
-    </w:p>
-    <w:p>
-      <w:pPr>
-        <w:spacing w:after="200"/>
+        <w:t xml:space="preserve">Origin repo: carrollr01/aboutMe · Prepared 31-Jul-2026 · Hand this document to Claude Code as the prompt; it contains every artifact verbatim</w:t>
+      </w:r>
+    </w:p>
+    <w:p>
+      <w:pPr>
+        <w:pStyle w:val="Heading1"/>
+        <w:spacing w:after="140" w:before="280"/>
+      </w:pPr>
+      <w:r>
+        <w:rPr>
+          <w:rFonts w:ascii="Calibri" w:cs="Calibri" w:eastAsia="Calibri" w:hAnsi="Calibri"/>
+          <w:b/>
+          <w:bCs/>
+          <w:color w:val="1F6FB2"/>
+          <w:sz w:val="30"/>
+          <w:szCs w:val="30"/>
+        </w:rPr>
+        <w:t xml:space="preserve">0. Instructions to the agent reading this (start here)</w:t>
+      </w:r>
+    </w:p>
+    <w:p>
+      <w:pPr>
+        <w:spacing w:after="120"/>
       </w:pPr>
       <w:r>
         <w:rPr>
@@ -61,7 +78,163 @@
           <w:sz w:val="21"/>
           <w:szCs w:val="21"/>
         </w:rPr>
-        <w:t xml:space="preserve">This document is self-contained: if the repository disappeared tomorrow, you could rebuild the weekly FinTech deals automation from what is written here. The one asset that cannot be reconstructed from this document is the precedent database (Finalized_Deals_History.xlsx, 650+ curated deals) — keep an independent backup of that file.</w:t>
+        <w:t xml:space="preserve">You are a Claude Code agent. This document is a complete, self-contained build spec for a weekly FinTech deal-tracking automation. Nothing outside this document is required except one binary asset noted below. Execute the following bootstrap:</w:t>
+      </w:r>
+    </w:p>
+    <w:p>
+      <w:pPr>
+        <w:pStyle w:val="ListParagraph"/>
+        <w:numPr>
+          <w:ilvl w:val="0"/>
+          <w:numId w:val="2"/>
+        </w:numPr>
+        <w:spacing w:after="60"/>
+      </w:pPr>
+      <w:r>
+        <w:rPr>
+          <w:rFonts w:ascii="Calibri" w:cs="Calibri" w:eastAsia="Calibri" w:hAnsi="Calibri"/>
+          <w:b/>
+          <w:bCs/>
+          <w:sz w:val="21"/>
+          <w:szCs w:val="21"/>
+        </w:rPr>
+        <w:t xml:space="preserve">Write the four artifact files </w:t>
+      </w:r>
+      <w:r>
+        <w:rPr>
+          <w:rFonts w:ascii="Calibri" w:cs="Calibri" w:eastAsia="Calibri" w:hAnsi="Calibri"/>
+          <w:sz w:val="21"/>
+          <w:szCs w:val="21"/>
+        </w:rPr>
+        <w:t xml:space="preserve">from Appendices A–D VERBATIM (do not paraphrase, reformat, or "improve" them) to these paths in your working repo: Appendix A → WEEKLY_DEALS_PROMPT.md · Appendix B → .claude/skills/weekly-fintech-deals/SKILL.md · Appendix C → .claude/skills/weekly-fintech-deals/description-style.md · Appendix D → .claude/skills/weekly-fintech-deals/build_workbook.py</w:t>
+      </w:r>
+    </w:p>
+    <w:p>
+      <w:pPr>
+        <w:pStyle w:val="ListParagraph"/>
+        <w:numPr>
+          <w:ilvl w:val="0"/>
+          <w:numId w:val="2"/>
+        </w:numPr>
+        <w:spacing w:after="60"/>
+      </w:pPr>
+      <w:r>
+        <w:rPr>
+          <w:rFonts w:ascii="Calibri" w:cs="Calibri" w:eastAsia="Calibri" w:hAnsi="Calibri"/>
+          <w:b/>
+          <w:bCs/>
+          <w:sz w:val="21"/>
+          <w:szCs w:val="21"/>
+        </w:rPr>
+        <w:t xml:space="preserve">Create the folder skeleton: </w:t>
+      </w:r>
+      <w:r>
+        <w:rPr>
+          <w:rFonts w:ascii="Calibri" w:cs="Calibri" w:eastAsia="Calibri" w:hAnsi="Calibri"/>
+          <w:sz w:val="21"/>
+          <w:szCs w:val="21"/>
+        </w:rPr>
+        <w:t xml:space="preserve">weekly-deals/inputs/ and weekly-deals/outputs/.</w:t>
+      </w:r>
+    </w:p>
+    <w:p>
+      <w:pPr>
+        <w:pStyle w:val="ListParagraph"/>
+        <w:numPr>
+          <w:ilvl w:val="0"/>
+          <w:numId w:val="2"/>
+        </w:numPr>
+        <w:spacing w:after="60"/>
+      </w:pPr>
+      <w:r>
+        <w:rPr>
+          <w:rFonts w:ascii="Calibri" w:cs="Calibri" w:eastAsia="Calibri" w:hAnsi="Calibri"/>
+          <w:b/>
+          <w:bCs/>
+          <w:sz w:val="21"/>
+          <w:szCs w:val="21"/>
+        </w:rPr>
+        <w:t xml:space="preserve">Obtain Finalized_Deals_History.xlsx </w:t>
+      </w:r>
+      <w:r>
+        <w:rPr>
+          <w:rFonts w:ascii="Calibri" w:cs="Calibri" w:eastAsia="Calibri" w:hAnsi="Calibri"/>
+          <w:sz w:val="21"/>
+          <w:szCs w:val="21"/>
+        </w:rPr>
+        <w:t xml:space="preserve">from the operator and place it at weekly-deals/Finalized_Deals_History.xlsx. This is the only asset this document cannot carry (650+ curated precedent deals; structural quirks in Appendix F). If unavailable, the system still runs — Appendix F's calibration rows substitute for register/judgment reference.</w:t>
+      </w:r>
+    </w:p>
+    <w:p>
+      <w:pPr>
+        <w:pStyle w:val="ListParagraph"/>
+        <w:numPr>
+          <w:ilvl w:val="0"/>
+          <w:numId w:val="2"/>
+        </w:numPr>
+        <w:spacing w:after="60"/>
+      </w:pPr>
+      <w:r>
+        <w:rPr>
+          <w:rFonts w:ascii="Calibri" w:cs="Calibri" w:eastAsia="Calibri" w:hAnsi="Calibri"/>
+          <w:b/>
+          <w:bCs/>
+          <w:sz w:val="21"/>
+          <w:szCs w:val="21"/>
+        </w:rPr>
+        <w:t xml:space="preserve">Verify: </w:t>
+      </w:r>
+      <w:r>
+        <w:rPr>
+          <w:rFonts w:ascii="Calibri" w:cs="Calibri" w:eastAsia="Calibri" w:hAnsi="Calibri"/>
+          <w:sz w:val="21"/>
+          <w:szCs w:val="21"/>
+        </w:rPr>
+        <w:t xml:space="preserve">ensure Python 3 + openpyxl are installed, write Appendix E's sample JSON to weekly-deals/inputs/deals_2026-06-19.json, run the build command in §4, and confirm the builder prints "Wrote … 4 M&amp;A + 10 raises" and the workbook has the two tabs and exact column headers of §7.</w:t>
+      </w:r>
+    </w:p>
+    <w:p>
+      <w:pPr>
+        <w:pStyle w:val="ListParagraph"/>
+        <w:numPr>
+          <w:ilvl w:val="0"/>
+          <w:numId w:val="2"/>
+        </w:numPr>
+        <w:spacing w:after="60"/>
+      </w:pPr>
+      <w:r>
+        <w:rPr>
+          <w:rFonts w:ascii="Calibri" w:cs="Calibri" w:eastAsia="Calibri" w:hAnsi="Calibri"/>
+          <w:b/>
+          <w:bCs/>
+          <w:sz w:val="21"/>
+          <w:szCs w:val="21"/>
+        </w:rPr>
+        <w:t xml:space="preserve">To run a week: </w:t>
+      </w:r>
+      <w:r>
+        <w:rPr>
+          <w:rFonts w:ascii="Calibri" w:cs="Calibri" w:eastAsia="Calibri" w:hAnsi="Calibri"/>
+          <w:sz w:val="21"/>
+          <w:szCs w:val="21"/>
+        </w:rPr>
+        <w:t xml:space="preserve">follow WEEKLY_DEALS_PROMPT.md (Appendix A). Sections 1–12 below are the operating rationale behind the rules — read them before your first run; when any rule seems ambiguous, the locked files in the appendices win over your judgment.</w:t>
+      </w:r>
+    </w:p>
+    <w:p>
+      <w:pPr>
+        <w:spacing w:after="200"/>
+      </w:pPr>
+      <w:r>
+        <w:rPr>
+          <w:rFonts w:ascii="Calibri" w:cs="Calibri" w:eastAsia="Calibri" w:hAnsi="Calibri"/>
+          <w:i/>
+          <w:iCs/>
+          <w:color w:val="5A6572"/>
+          <w:sz w:val="21"/>
+          <w:szCs w:val="21"/>
+        </w:rPr>
+        <w:t xml:space="preserve">Sections 1–12 describe the system; Appendices A–F carry the exact artifacts.</w:t>
       </w:r>
     </w:p>
     <w:p>
@@ -2311,6 +2484,7918 @@
         <w:t xml:space="preserve">Run a live week end-to-end and have the owner review counts, borderline calls, and exclusions before trusting it unattended.</w:t>
       </w:r>
     </w:p>
+    <w:p>
+      <w:pPr>
+        <w:pStyle w:val="Heading1"/>
+        <w:spacing w:after="140" w:before="280"/>
+      </w:pPr>
+      <w:r>
+        <w:rPr>
+          <w:rFonts w:ascii="Calibri" w:cs="Calibri" w:eastAsia="Calibri" w:hAnsi="Calibri"/>
+          <w:b/>
+          <w:bCs/>
+          <w:color w:val="1F6FB2"/>
+          <w:sz w:val="30"/>
+          <w:szCs w:val="30"/>
+        </w:rPr>
+        <w:t xml:space="preserve">Appendix A — WEEKLY_DEALS_PROMPT.md (verbatim)</w:t>
+      </w:r>
+    </w:p>
+    <w:p>
+      <w:pPr>
+        <w:spacing w:after="120"/>
+      </w:pPr>
+      <w:r>
+        <w:rPr>
+          <w:rFonts w:ascii="Calibri" w:cs="Calibri" w:eastAsia="Calibri" w:hAnsi="Calibri"/>
+          <w:i/>
+          <w:iCs/>
+          <w:color w:val="5A6572"/>
+          <w:sz w:val="21"/>
+          <w:szCs w:val="21"/>
+        </w:rPr>
+        <w:t xml:space="preserve">The durable kickoff prompt. Reproduce byte-for-byte at the repo root.</w:t>
+      </w:r>
+    </w:p>
+    <w:p>
+      <w:pPr>
+        <w:shd w:fill="F4F6F8" w:val="clear"/>
+        <w:spacing w:after="0"/>
+        <w:ind w:left="240" w:right="240"/>
+      </w:pPr>
+      <w:r>
+        <w:rPr>
+          <w:rFonts w:ascii="Consolas" w:cs="Consolas" w:eastAsia="Consolas" w:hAnsi="Consolas"/>
+          <w:sz w:val="17"/>
+          <w:szCs w:val="17"/>
+        </w:rPr>
+        <w:t xml:space="preserve"># Durable weekly prompt — paste into a fresh session (repo: carrollr01/aboutMe)</w:t>
+      </w:r>
+    </w:p>
+    <w:p>
+      <w:pPr>
+        <w:shd w:fill="F4F6F8" w:val="clear"/>
+        <w:spacing w:after="0"/>
+        <w:ind w:left="240" w:right="240"/>
+      </w:pPr>
+      <w:r>
+        <w:rPr>
+          <w:rFonts w:ascii="Consolas" w:cs="Consolas" w:eastAsia="Consolas" w:hAnsi="Consolas"/>
+          <w:sz w:val="17"/>
+          <w:szCs w:val="17"/>
+        </w:rPr>
+        <w:t xml:space="preserve"> </w:t>
+      </w:r>
+    </w:p>
+    <w:p>
+      <w:pPr>
+        <w:shd w:fill="F4F6F8" w:val="clear"/>
+        <w:spacing w:after="0"/>
+        <w:ind w:left="240" w:right="240"/>
+      </w:pPr>
+      <w:r>
+        <w:rPr>
+          <w:rFonts w:ascii="Consolas" w:cs="Consolas" w:eastAsia="Consolas" w:hAnsi="Consolas"/>
+          <w:sz w:val="17"/>
+          <w:szCs w:val="17"/>
+        </w:rPr>
+        <w:t xml:space="preserve">```</w:t>
+      </w:r>
+    </w:p>
+    <w:p>
+      <w:pPr>
+        <w:shd w:fill="F4F6F8" w:val="clear"/>
+        <w:spacing w:after="0"/>
+        <w:ind w:left="240" w:right="240"/>
+      </w:pPr>
+      <w:r>
+        <w:rPr>
+          <w:rFonts w:ascii="Consolas" w:cs="Consolas" w:eastAsia="Consolas" w:hAnsi="Consolas"/>
+          <w:sz w:val="17"/>
+          <w:szCs w:val="17"/>
+        </w:rPr>
+        <w:t xml:space="preserve">Run the weekly FinTech deals scan for the MOST RECENTLY COMPLETED week using the</w:t>
+      </w:r>
+    </w:p>
+    <w:p>
+      <w:pPr>
+        <w:shd w:fill="F4F6F8" w:val="clear"/>
+        <w:spacing w:after="0"/>
+        <w:ind w:left="240" w:right="240"/>
+      </w:pPr>
+      <w:r>
+        <w:rPr>
+          <w:rFonts w:ascii="Consolas" w:cs="Consolas" w:eastAsia="Consolas" w:hAnsi="Consolas"/>
+          <w:sz w:val="17"/>
+          <w:szCs w:val="17"/>
+        </w:rPr>
+        <w:t xml:space="preserve">weekly-fintech-deals skill in this repo (.claude/skills/weekly-fintech-deals/ — read</w:t>
+      </w:r>
+    </w:p>
+    <w:p>
+      <w:pPr>
+        <w:shd w:fill="F4F6F8" w:val="clear"/>
+        <w:spacing w:after="0"/>
+        <w:ind w:left="240" w:right="240"/>
+      </w:pPr>
+      <w:r>
+        <w:rPr>
+          <w:rFonts w:ascii="Consolas" w:cs="Consolas" w:eastAsia="Consolas" w:hAnsi="Consolas"/>
+          <w:sz w:val="17"/>
+          <w:szCs w:val="17"/>
+        </w:rPr>
+        <w:t xml:space="preserve">SKILL.md and description-style.md first; the finalized precedent DB is</w:t>
+      </w:r>
+    </w:p>
+    <w:p>
+      <w:pPr>
+        <w:shd w:fill="F4F6F8" w:val="clear"/>
+        <w:spacing w:after="0"/>
+        <w:ind w:left="240" w:right="240"/>
+      </w:pPr>
+      <w:r>
+        <w:rPr>
+          <w:rFonts w:ascii="Consolas" w:cs="Consolas" w:eastAsia="Consolas" w:hAnsi="Consolas"/>
+          <w:sz w:val="17"/>
+          <w:szCs w:val="17"/>
+        </w:rPr>
+        <w:t xml:space="preserve">weekly-deals/Finalized_Deals_History.xlsx). Work autonomously; state assumptions instead</w:t>
+      </w:r>
+    </w:p>
+    <w:p>
+      <w:pPr>
+        <w:shd w:fill="F4F6F8" w:val="clear"/>
+        <w:spacing w:after="0"/>
+        <w:ind w:left="240" w:right="240"/>
+      </w:pPr>
+      <w:r>
+        <w:rPr>
+          <w:rFonts w:ascii="Consolas" w:cs="Consolas" w:eastAsia="Consolas" w:hAnsi="Consolas"/>
+          <w:sz w:val="17"/>
+          <w:szCs w:val="17"/>
+        </w:rPr>
+        <w:t xml:space="preserve">of asking.</w:t>
+      </w:r>
+    </w:p>
+    <w:p>
+      <w:pPr>
+        <w:shd w:fill="F4F6F8" w:val="clear"/>
+        <w:spacing w:after="0"/>
+        <w:ind w:left="240" w:right="240"/>
+      </w:pPr>
+      <w:r>
+        <w:rPr>
+          <w:rFonts w:ascii="Consolas" w:cs="Consolas" w:eastAsia="Consolas" w:hAnsi="Consolas"/>
+          <w:sz w:val="17"/>
+          <w:szCs w:val="17"/>
+        </w:rPr>
+        <w:t xml:space="preserve"> </w:t>
+      </w:r>
+    </w:p>
+    <w:p>
+      <w:pPr>
+        <w:shd w:fill="F4F6F8" w:val="clear"/>
+        <w:spacing w:after="0"/>
+        <w:ind w:left="240" w:right="240"/>
+      </w:pPr>
+      <w:r>
+        <w:rPr>
+          <w:rFonts w:ascii="Consolas" w:cs="Consolas" w:eastAsia="Consolas" w:hAnsi="Consolas"/>
+          <w:sz w:val="17"/>
+          <w:szCs w:val="17"/>
+        </w:rPr>
+        <w:t xml:space="preserve">0) WEEK: Sat→Fri, named by its ending Friday (most recent Friday passed). State the window.</w:t>
+      </w:r>
+    </w:p>
+    <w:p>
+      <w:pPr>
+        <w:shd w:fill="F4F6F8" w:val="clear"/>
+        <w:spacing w:after="0"/>
+        <w:ind w:left="240" w:right="240"/>
+      </w:pPr>
+      <w:r>
+        <w:rPr>
+          <w:rFonts w:ascii="Consolas" w:cs="Consolas" w:eastAsia="Consolas" w:hAnsi="Consolas"/>
+          <w:sz w:val="17"/>
+          <w:szCs w:val="17"/>
+        </w:rPr>
+        <w:t xml:space="preserve">   ANNOUNCEMENT date governs — verify every date; exclude prior-week deals even if this</w:t>
+      </w:r>
+    </w:p>
+    <w:p>
+      <w:pPr>
+        <w:shd w:fill="F4F6F8" w:val="clear"/>
+        <w:spacing w:after="0"/>
+        <w:ind w:left="240" w:right="240"/>
+      </w:pPr>
+      <w:r>
+        <w:rPr>
+          <w:rFonts w:ascii="Consolas" w:cs="Consolas" w:eastAsia="Consolas" w:hAnsi="Consolas"/>
+          <w:sz w:val="17"/>
+          <w:szCs w:val="17"/>
+        </w:rPr>
+        <w:t xml:space="preserve">   week's roundups carry them, and completions of earlier-announced deals.</w:t>
+      </w:r>
+    </w:p>
+    <w:p>
+      <w:pPr>
+        <w:shd w:fill="F4F6F8" w:val="clear"/>
+        <w:spacing w:after="0"/>
+        <w:ind w:left="240" w:right="240"/>
+      </w:pPr>
+      <w:r>
+        <w:rPr>
+          <w:rFonts w:ascii="Consolas" w:cs="Consolas" w:eastAsia="Consolas" w:hAnsi="Consolas"/>
+          <w:sz w:val="17"/>
+          <w:szCs w:val="17"/>
+        </w:rPr>
+        <w:t xml:space="preserve"> </w:t>
+      </w:r>
+    </w:p>
+    <w:p>
+      <w:pPr>
+        <w:shd w:fill="F4F6F8" w:val="clear"/>
+        <w:spacing w:after="0"/>
+        <w:ind w:left="240" w:right="240"/>
+      </w:pPr>
+      <w:r>
+        <w:rPr>
+          <w:rFonts w:ascii="Consolas" w:cs="Consolas" w:eastAsia="Consolas" w:hAnsi="Consolas"/>
+          <w:sz w:val="17"/>
+          <w:szCs w:val="17"/>
+        </w:rPr>
+        <w:t xml:space="preserve">1) SCOPE (locked rules — full detail in SKILL.md):</w:t>
+      </w:r>
+    </w:p>
+    <w:p>
+      <w:pPr>
+        <w:shd w:fill="F4F6F8" w:val="clear"/>
+        <w:spacing w:after="0"/>
+        <w:ind w:left="240" w:right="240"/>
+      </w:pPr>
+      <w:r>
+        <w:rPr>
+          <w:rFonts w:ascii="Consolas" w:cs="Consolas" w:eastAsia="Consolas" w:hAnsi="Consolas"/>
+          <w:sz w:val="17"/>
+          <w:szCs w:val="17"/>
+        </w:rPr>
+        <w:t xml:space="preserve">   - FinTech only (low bar but real: no traditional MGAs/carriers, RIA roll-ups, IT services).</w:t>
+      </w:r>
+    </w:p>
+    <w:p>
+      <w:pPr>
+        <w:shd w:fill="F4F6F8" w:val="clear"/>
+        <w:spacing w:after="0"/>
+        <w:ind w:left="240" w:right="240"/>
+      </w:pPr>
+      <w:r>
+        <w:rPr>
+          <w:rFonts w:ascii="Consolas" w:cs="Consolas" w:eastAsia="Consolas" w:hAnsi="Consolas"/>
+          <w:sz w:val="17"/>
+          <w:szCs w:val="17"/>
+        </w:rPr>
+        <w:t xml:space="preserve">   - Every deal needs a credible source or it's out.</w:t>
+      </w:r>
+    </w:p>
+    <w:p>
+      <w:pPr>
+        <w:shd w:fill="F4F6F8" w:val="clear"/>
+        <w:spacing w:after="0"/>
+        <w:ind w:left="240" w:right="240"/>
+      </w:pPr>
+      <w:r>
+        <w:rPr>
+          <w:rFonts w:ascii="Consolas" w:cs="Consolas" w:eastAsia="Consolas" w:hAnsi="Consolas"/>
+          <w:sz w:val="17"/>
+          <w:szCs w:val="17"/>
+        </w:rPr>
+        <w:t xml:space="preserve">   - Raises tab: equity &gt;= $25M USD; combined simultaneous tranches = one round;</w:t>
+      </w:r>
+    </w:p>
+    <w:p>
+      <w:pPr>
+        <w:shd w:fill="F4F6F8" w:val="clear"/>
+        <w:spacing w:after="0"/>
+        <w:ind w:left="240" w:right="240"/>
+      </w:pPr>
+      <w:r>
+        <w:rPr>
+          <w:rFonts w:ascii="Consolas" w:cs="Consolas" w:eastAsia="Consolas" w:hAnsi="Consolas"/>
+          <w:sz w:val="17"/>
+          <w:szCs w:val="17"/>
+        </w:rPr>
+        <w:t xml:space="preserve">     minority/growth-equity investments go HERE, never in M&amp;A.</w:t>
+      </w:r>
+    </w:p>
+    <w:p>
+      <w:pPr>
+        <w:shd w:fill="F4F6F8" w:val="clear"/>
+        <w:spacing w:after="0"/>
+        <w:ind w:left="240" w:right="240"/>
+      </w:pPr>
+      <w:r>
+        <w:rPr>
+          <w:rFonts w:ascii="Consolas" w:cs="Consolas" w:eastAsia="Consolas" w:hAnsi="Consolas"/>
+          <w:sz w:val="17"/>
+          <w:szCs w:val="17"/>
+        </w:rPr>
+        <w:t xml:space="preserve">   - M&amp;A tab: control deals only, no size floor. Deal Type is STRICTLY "Strategic M&amp;A" or</w:t>
+      </w:r>
+    </w:p>
+    <w:p>
+      <w:pPr>
+        <w:shd w:fill="F4F6F8" w:val="clear"/>
+        <w:spacing w:after="0"/>
+        <w:ind w:left="240" w:right="240"/>
+      </w:pPr>
+      <w:r>
+        <w:rPr>
+          <w:rFonts w:ascii="Consolas" w:cs="Consolas" w:eastAsia="Consolas" w:hAnsi="Consolas"/>
+          <w:sz w:val="17"/>
+          <w:szCs w:val="17"/>
+        </w:rPr>
+        <w:t xml:space="preserve">     "PE Buyout" (zero temperature); snap adjacent structures to the nearest and explain the</w:t>
+      </w:r>
+    </w:p>
+    <w:p>
+      <w:pPr>
+        <w:shd w:fill="F4F6F8" w:val="clear"/>
+        <w:spacing w:after="0"/>
+        <w:ind w:left="240" w:right="240"/>
+      </w:pPr>
+      <w:r>
+        <w:rPr>
+          <w:rFonts w:ascii="Consolas" w:cs="Consolas" w:eastAsia="Consolas" w:hAnsi="Consolas"/>
+          <w:sz w:val="17"/>
+          <w:szCs w:val="17"/>
+        </w:rPr>
+        <w:t xml:space="preserve">     nuance in the description. Exclude: minority stakes, team/book/asset deals, continuation</w:t>
+      </w:r>
+    </w:p>
+    <w:p>
+      <w:pPr>
+        <w:shd w:fill="F4F6F8" w:val="clear"/>
+        <w:spacing w:after="0"/>
+        <w:ind w:left="240" w:right="240"/>
+      </w:pPr>
+      <w:r>
+        <w:rPr>
+          <w:rFonts w:ascii="Consolas" w:cs="Consolas" w:eastAsia="Consolas" w:hAnsi="Consolas"/>
+          <w:sz w:val="17"/>
+          <w:szCs w:val="17"/>
+        </w:rPr>
+        <w:t xml:space="preserve">     vehicles, non-binding proposals.</w:t>
+      </w:r>
+    </w:p>
+    <w:p>
+      <w:pPr>
+        <w:shd w:fill="F4F6F8" w:val="clear"/>
+        <w:spacing w:after="0"/>
+        <w:ind w:left="240" w:right="240"/>
+      </w:pPr>
+      <w:r>
+        <w:rPr>
+          <w:rFonts w:ascii="Consolas" w:cs="Consolas" w:eastAsia="Consolas" w:hAnsi="Consolas"/>
+          <w:sz w:val="17"/>
+          <w:szCs w:val="17"/>
+        </w:rPr>
+        <w:t xml:space="preserve">   - Everything in USD (convert at announcement-date FX).</w:t>
+      </w:r>
+    </w:p>
+    <w:p>
+      <w:pPr>
+        <w:shd w:fill="F4F6F8" w:val="clear"/>
+        <w:spacing w:after="0"/>
+        <w:ind w:left="240" w:right="240"/>
+      </w:pPr>
+      <w:r>
+        <w:rPr>
+          <w:rFonts w:ascii="Consolas" w:cs="Consolas" w:eastAsia="Consolas" w:hAnsi="Consolas"/>
+          <w:sz w:val="17"/>
+          <w:szCs w:val="17"/>
+        </w:rPr>
+        <w:t xml:space="preserve"> </w:t>
+      </w:r>
+    </w:p>
+    <w:p>
+      <w:pPr>
+        <w:shd w:fill="F4F6F8" w:val="clear"/>
+        <w:spacing w:after="0"/>
+        <w:ind w:left="240" w:right="240"/>
+      </w:pPr>
+      <w:r>
+        <w:rPr>
+          <w:rFonts w:ascii="Consolas" w:cs="Consolas" w:eastAsia="Consolas" w:hAnsi="Consolas"/>
+          <w:sz w:val="17"/>
+          <w:szCs w:val="17"/>
+        </w:rPr>
+        <w:t xml:space="preserve">2) RESEARCH: anchor on the weekly roundups (FinTech Global, FinTech Futures ICYMI,</w:t>
+      </w:r>
+    </w:p>
+    <w:p>
+      <w:pPr>
+        <w:shd w:fill="F4F6F8" w:val="clear"/>
+        <w:spacing w:after="0"/>
+        <w:ind w:left="240" w:right="240"/>
+      </w:pPr>
+      <w:r>
+        <w:rPr>
+          <w:rFonts w:ascii="Consolas" w:cs="Consolas" w:eastAsia="Consolas" w:hAnsi="Consolas"/>
+          <w:sz w:val="17"/>
+          <w:szCs w:val="17"/>
+        </w:rPr>
+        <w:t xml:space="preserve">   InsurTech.ME, DealStreetAsia, Entrackr, Crunchbase, Axios Pro) then sweep all 8 sectors and</w:t>
+      </w:r>
+    </w:p>
+    <w:p>
+      <w:pPr>
+        <w:shd w:fill="F4F6F8" w:val="clear"/>
+        <w:spacing w:after="0"/>
+        <w:ind w:left="240" w:right="240"/>
+      </w:pPr>
+      <w:r>
+        <w:rPr>
+          <w:rFonts w:ascii="Consolas" w:cs="Consolas" w:eastAsia="Consolas" w:hAnsi="Consolas"/>
+          <w:sz w:val="17"/>
+          <w:szCs w:val="17"/>
+        </w:rPr>
+        <w:t xml:space="preserve">   all regions (US, Europe, India, MENA, Africa, SEA, East Asia, LatAm, Canada/ANZ). Crypto</w:t>
+      </w:r>
+    </w:p>
+    <w:p>
+      <w:pPr>
+        <w:shd w:fill="F4F6F8" w:val="clear"/>
+        <w:spacing w:after="0"/>
+        <w:ind w:left="240" w:right="240"/>
+      </w:pPr>
+      <w:r>
+        <w:rPr>
+          <w:rFonts w:ascii="Consolas" w:cs="Consolas" w:eastAsia="Consolas" w:hAnsi="Consolas"/>
+          <w:sz w:val="17"/>
+          <w:szCs w:val="17"/>
+        </w:rPr>
+        <w:t xml:space="preserve">   M&amp;A via The Block/CoinDesk. Public take-privates via SEC/press. Prefer direct web searches;</w:t>
+      </w:r>
+    </w:p>
+    <w:p>
+      <w:pPr>
+        <w:shd w:fill="F4F6F8" w:val="clear"/>
+        <w:spacing w:after="0"/>
+        <w:ind w:left="240" w:right="240"/>
+      </w:pPr>
+      <w:r>
+        <w:rPr>
+          <w:rFonts w:ascii="Consolas" w:cs="Consolas" w:eastAsia="Consolas" w:hAnsi="Consolas"/>
+          <w:sz w:val="17"/>
+          <w:szCs w:val="17"/>
+        </w:rPr>
+        <w:t xml:space="preserve">   keep subagent fan-out modest (spend caps).</w:t>
+      </w:r>
+    </w:p>
+    <w:p>
+      <w:pPr>
+        <w:shd w:fill="F4F6F8" w:val="clear"/>
+        <w:spacing w:after="0"/>
+        <w:ind w:left="240" w:right="240"/>
+      </w:pPr>
+      <w:r>
+        <w:rPr>
+          <w:rFonts w:ascii="Consolas" w:cs="Consolas" w:eastAsia="Consolas" w:hAnsi="Consolas"/>
+          <w:sz w:val="17"/>
+          <w:szCs w:val="17"/>
+        </w:rPr>
+        <w:t xml:space="preserve"> </w:t>
+      </w:r>
+    </w:p>
+    <w:p>
+      <w:pPr>
+        <w:shd w:fill="F4F6F8" w:val="clear"/>
+        <w:spacing w:after="0"/>
+        <w:ind w:left="240" w:right="240"/>
+      </w:pPr>
+      <w:r>
+        <w:rPr>
+          <w:rFonts w:ascii="Consolas" w:cs="Consolas" w:eastAsia="Consolas" w:hAnsi="Consolas"/>
+          <w:sz w:val="17"/>
+          <w:szCs w:val="17"/>
+        </w:rPr>
+        <w:t xml:space="preserve">3) FINANCIALS: public targets — compute EV/Rev and EV/EBITDA on true EV (net of cash);</w:t>
+      </w:r>
+    </w:p>
+    <w:p>
+      <w:pPr>
+        <w:shd w:fill="F4F6F8" w:val="clear"/>
+        <w:spacing w:after="0"/>
+        <w:ind w:left="240" w:right="240"/>
+      </w:pPr>
+      <w:r>
+        <w:rPr>
+          <w:rFonts w:ascii="Consolas" w:cs="Consolas" w:eastAsia="Consolas" w:hAnsi="Consolas"/>
+          <w:sz w:val="17"/>
+          <w:szCs w:val="17"/>
+        </w:rPr>
+        <w:t xml:space="preserve">   private — compute when disclosed. Record Mults Source + Mults Basis for every computed</w:t>
+      </w:r>
+    </w:p>
+    <w:p>
+      <w:pPr>
+        <w:shd w:fill="F4F6F8" w:val="clear"/>
+        <w:spacing w:after="0"/>
+        <w:ind w:left="240" w:right="240"/>
+      </w:pPr>
+      <w:r>
+        <w:rPr>
+          <w:rFonts w:ascii="Consolas" w:cs="Consolas" w:eastAsia="Consolas" w:hAnsi="Consolas"/>
+          <w:sz w:val="17"/>
+          <w:szCs w:val="17"/>
+        </w:rPr>
+        <w:t xml:space="preserve">   number. Flow metrics (TPV/volume/AUM/GWP/deposits) are never revenue. Undisclosed = "-".</w:t>
+      </w:r>
+    </w:p>
+    <w:p>
+      <w:pPr>
+        <w:shd w:fill="F4F6F8" w:val="clear"/>
+        <w:spacing w:after="0"/>
+        <w:ind w:left="240" w:right="240"/>
+      </w:pPr>
+      <w:r>
+        <w:rPr>
+          <w:rFonts w:ascii="Consolas" w:cs="Consolas" w:eastAsia="Consolas" w:hAnsi="Consolas"/>
+          <w:sz w:val="17"/>
+          <w:szCs w:val="17"/>
+        </w:rPr>
+        <w:t xml:space="preserve">   Negative EBITDA = "n.m.".</w:t>
+      </w:r>
+    </w:p>
+    <w:p>
+      <w:pPr>
+        <w:shd w:fill="F4F6F8" w:val="clear"/>
+        <w:spacing w:after="0"/>
+        <w:ind w:left="240" w:right="240"/>
+      </w:pPr>
+      <w:r>
+        <w:rPr>
+          <w:rFonts w:ascii="Consolas" w:cs="Consolas" w:eastAsia="Consolas" w:hAnsi="Consolas"/>
+          <w:sz w:val="17"/>
+          <w:szCs w:val="17"/>
+        </w:rPr>
+        <w:t xml:space="preserve"> </w:t>
+      </w:r>
+    </w:p>
+    <w:p>
+      <w:pPr>
+        <w:shd w:fill="F4F6F8" w:val="clear"/>
+        <w:spacing w:after="0"/>
+        <w:ind w:left="240" w:right="240"/>
+      </w:pPr>
+      <w:r>
+        <w:rPr>
+          <w:rFonts w:ascii="Consolas" w:cs="Consolas" w:eastAsia="Consolas" w:hAnsi="Consolas"/>
+          <w:sz w:val="17"/>
+          <w:szCs w:val="17"/>
+        </w:rPr>
+        <w:t xml:space="preserve">4) OUTPUT: build with the skill's build_workbook.py (it enforces the schema):</w:t>
+      </w:r>
+    </w:p>
+    <w:p>
+      <w:pPr>
+        <w:shd w:fill="F4F6F8" w:val="clear"/>
+        <w:spacing w:after="0"/>
+        <w:ind w:left="240" w:right="240"/>
+      </w:pPr>
+      <w:r>
+        <w:rPr>
+          <w:rFonts w:ascii="Consolas" w:cs="Consolas" w:eastAsia="Consolas" w:hAnsi="Consolas"/>
+          <w:sz w:val="17"/>
+          <w:szCs w:val="17"/>
+        </w:rPr>
+        <w:t xml:space="preserve">   Tab "All M&amp;A (PE &amp; Strategic)" and tab "Growth Capital Raises", exact columns per SKILL.md</w:t>
+      </w:r>
+    </w:p>
+    <w:p>
+      <w:pPr>
+        <w:shd w:fill="F4F6F8" w:val="clear"/>
+        <w:spacing w:after="0"/>
+        <w:ind w:left="240" w:right="240"/>
+      </w:pPr>
+      <w:r>
+        <w:rPr>
+          <w:rFonts w:ascii="Consolas" w:cs="Consolas" w:eastAsia="Consolas" w:hAnsi="Consolas"/>
+          <w:sz w:val="17"/>
+          <w:szCs w:val="17"/>
+        </w:rPr>
+        <w:t xml:space="preserve">   (incl. Week auto-derived, and the meta columns Mults Source/Mults Basis/Public Deal/</w:t>
+      </w:r>
+    </w:p>
+    <w:p>
+      <w:pPr>
+        <w:shd w:fill="F4F6F8" w:val="clear"/>
+        <w:spacing w:after="0"/>
+        <w:ind w:left="240" w:right="240"/>
+      </w:pPr>
+      <w:r>
+        <w:rPr>
+          <w:rFonts w:ascii="Consolas" w:cs="Consolas" w:eastAsia="Consolas" w:hAnsi="Consolas"/>
+          <w:sz w:val="17"/>
+          <w:szCs w:val="17"/>
+        </w:rPr>
+        <w:t xml:space="preserve">   HL Deal/Seller — fill what's publicly knowable, "-" otherwise; leave x empty).</w:t>
+      </w:r>
+    </w:p>
+    <w:p>
+      <w:pPr>
+        <w:shd w:fill="F4F6F8" w:val="clear"/>
+        <w:spacing w:after="0"/>
+        <w:ind w:left="240" w:right="240"/>
+      </w:pPr>
+      <w:r>
+        <w:rPr>
+          <w:rFonts w:ascii="Consolas" w:cs="Consolas" w:eastAsia="Consolas" w:hAnsi="Consolas"/>
+          <w:sz w:val="17"/>
+          <w:szCs w:val="17"/>
+        </w:rPr>
+        <w:t xml:space="preserve">   Descriptions per description-style.md: short, product-first, no client-count padding;</w:t>
+      </w:r>
+    </w:p>
+    <w:p>
+      <w:pPr>
+        <w:shd w:fill="F4F6F8" w:val="clear"/>
+        <w:spacing w:after="0"/>
+        <w:ind w:left="240" w:right="240"/>
+      </w:pPr>
+      <w:r>
+        <w:rPr>
+          <w:rFonts w:ascii="Consolas" w:cs="Consolas" w:eastAsia="Consolas" w:hAnsi="Consolas"/>
+          <w:sz w:val="17"/>
+          <w:szCs w:val="17"/>
+        </w:rPr>
+        <w:t xml:space="preserve">   borderline names carry the fintech angle AND the traditional business.</w:t>
+      </w:r>
+    </w:p>
+    <w:p>
+      <w:pPr>
+        <w:shd w:fill="F4F6F8" w:val="clear"/>
+        <w:spacing w:after="0"/>
+        <w:ind w:left="240" w:right="240"/>
+      </w:pPr>
+      <w:r>
+        <w:rPr>
+          <w:rFonts w:ascii="Consolas" w:cs="Consolas" w:eastAsia="Consolas" w:hAnsi="Consolas"/>
+          <w:sz w:val="17"/>
+          <w:szCs w:val="17"/>
+        </w:rPr>
+        <w:t xml:space="preserve">   Name: Weekly_Fintech_Deals_YYYY-MM-DD.xlsx (ending-Friday date), saved to</w:t>
+      </w:r>
+    </w:p>
+    <w:p>
+      <w:pPr>
+        <w:shd w:fill="F4F6F8" w:val="clear"/>
+        <w:spacing w:after="0"/>
+        <w:ind w:left="240" w:right="240"/>
+      </w:pPr>
+      <w:r>
+        <w:rPr>
+          <w:rFonts w:ascii="Consolas" w:cs="Consolas" w:eastAsia="Consolas" w:hAnsi="Consolas"/>
+          <w:sz w:val="17"/>
+          <w:szCs w:val="17"/>
+        </w:rPr>
+        <w:t xml:space="preserve">   weekly-deals/outputs/ (deals JSON to weekly-deals/inputs/).</w:t>
+      </w:r>
+    </w:p>
+    <w:p>
+      <w:pPr>
+        <w:shd w:fill="F4F6F8" w:val="clear"/>
+        <w:spacing w:after="0"/>
+        <w:ind w:left="240" w:right="240"/>
+      </w:pPr>
+      <w:r>
+        <w:rPr>
+          <w:rFonts w:ascii="Consolas" w:cs="Consolas" w:eastAsia="Consolas" w:hAnsi="Consolas"/>
+          <w:sz w:val="17"/>
+          <w:szCs w:val="17"/>
+        </w:rPr>
+        <w:t xml:space="preserve"> </w:t>
+      </w:r>
+    </w:p>
+    <w:p>
+      <w:pPr>
+        <w:shd w:fill="F4F6F8" w:val="clear"/>
+        <w:spacing w:after="0"/>
+        <w:ind w:left="240" w:right="240"/>
+      </w:pPr>
+      <w:r>
+        <w:rPr>
+          <w:rFonts w:ascii="Consolas" w:cs="Consolas" w:eastAsia="Consolas" w:hAnsi="Consolas"/>
+          <w:sz w:val="17"/>
+          <w:szCs w:val="17"/>
+        </w:rPr>
+        <w:t xml:space="preserve">5) DELIVER: send the file; commit+push. Summary must include counts, headliners, computed</w:t>
+      </w:r>
+    </w:p>
+    <w:p>
+      <w:pPr>
+        <w:shd w:fill="F4F6F8" w:val="clear"/>
+        <w:spacing w:after="0"/>
+        <w:ind w:left="240" w:right="240"/>
+      </w:pPr>
+      <w:r>
+        <w:rPr>
+          <w:rFonts w:ascii="Consolas" w:cs="Consolas" w:eastAsia="Consolas" w:hAnsi="Consolas"/>
+          <w:sz w:val="17"/>
+          <w:szCs w:val="17"/>
+        </w:rPr>
+        <w:t xml:space="preserve">   multiples, borderline calls, AND a list of notable deals you EXCLUDED with the reason</w:t>
+      </w:r>
+    </w:p>
+    <w:p>
+      <w:pPr>
+        <w:shd w:fill="F4F6F8" w:val="clear"/>
+        <w:spacing w:after="0"/>
+        <w:ind w:left="240" w:right="240"/>
+      </w:pPr>
+      <w:r>
+        <w:rPr>
+          <w:rFonts w:ascii="Consolas" w:cs="Consolas" w:eastAsia="Consolas" w:hAnsi="Consolas"/>
+          <w:sz w:val="17"/>
+          <w:szCs w:val="17"/>
+        </w:rPr>
+        <w:t xml:space="preserve">   (out-of-window / non-fintech / not-control / below floor / no credible source).</w:t>
+      </w:r>
+    </w:p>
+    <w:p>
+      <w:pPr>
+        <w:shd w:fill="F4F6F8" w:val="clear"/>
+        <w:spacing w:after="0"/>
+        <w:ind w:left="240" w:right="240"/>
+      </w:pPr>
+      <w:r>
+        <w:rPr>
+          <w:rFonts w:ascii="Consolas" w:cs="Consolas" w:eastAsia="Consolas" w:hAnsi="Consolas"/>
+          <w:sz w:val="17"/>
+          <w:szCs w:val="17"/>
+        </w:rPr>
+        <w:t xml:space="preserve">```</w:t>
+      </w:r>
+    </w:p>
+    <w:p>
+      <w:pPr>
+        <w:shd w:fill="F4F6F8" w:val="clear"/>
+        <w:spacing w:after="160"/>
+        <w:ind w:left="240" w:right="240"/>
+      </w:pPr>
+      <w:r>
+        <w:rPr>
+          <w:rFonts w:ascii="Consolas" w:cs="Consolas" w:eastAsia="Consolas" w:hAnsi="Consolas"/>
+          <w:sz w:val="17"/>
+          <w:szCs w:val="17"/>
+        </w:rPr>
+        <w:t xml:space="preserve"> </w:t>
+      </w:r>
+    </w:p>
+    <w:p>
+      <w:pPr>
+        <w:pStyle w:val="Heading1"/>
+        <w:spacing w:after="140" w:before="280"/>
+      </w:pPr>
+      <w:r>
+        <w:rPr>
+          <w:rFonts w:ascii="Calibri" w:cs="Calibri" w:eastAsia="Calibri" w:hAnsi="Calibri"/>
+          <w:b/>
+          <w:bCs/>
+          <w:color w:val="1F6FB2"/>
+          <w:sz w:val="30"/>
+          <w:szCs w:val="30"/>
+        </w:rPr>
+        <w:t xml:space="preserve">Appendix B — SKILL.md (verbatim)</w:t>
+      </w:r>
+    </w:p>
+    <w:p>
+      <w:pPr>
+        <w:spacing w:after="120"/>
+      </w:pPr>
+      <w:r>
+        <w:rPr>
+          <w:rFonts w:ascii="Calibri" w:cs="Calibri" w:eastAsia="Calibri" w:hAnsi="Calibri"/>
+          <w:i/>
+          <w:iCs/>
+          <w:color w:val="5A6572"/>
+          <w:sz w:val="21"/>
+          <w:szCs w:val="21"/>
+        </w:rPr>
+        <w:t xml:space="preserve">Reproduce byte-for-byte at .claude/skills/weekly-fintech-deals/SKILL.md — including the YAML frontmatter (--- block), which is what makes the skill discoverable and triggerable.</w:t>
+      </w:r>
+    </w:p>
+    <w:p>
+      <w:pPr>
+        <w:shd w:fill="F4F6F8" w:val="clear"/>
+        <w:spacing w:after="0"/>
+        <w:ind w:left="240" w:right="240"/>
+      </w:pPr>
+      <w:r>
+        <w:rPr>
+          <w:rFonts w:ascii="Consolas" w:cs="Consolas" w:eastAsia="Consolas" w:hAnsi="Consolas"/>
+          <w:sz w:val="17"/>
+          <w:szCs w:val="17"/>
+        </w:rPr>
+        <w:t xml:space="preserve">---</w:t>
+      </w:r>
+    </w:p>
+    <w:p>
+      <w:pPr>
+        <w:shd w:fill="F4F6F8" w:val="clear"/>
+        <w:spacing w:after="0"/>
+        <w:ind w:left="240" w:right="240"/>
+      </w:pPr>
+      <w:r>
+        <w:rPr>
+          <w:rFonts w:ascii="Consolas" w:cs="Consolas" w:eastAsia="Consolas" w:hAnsi="Consolas"/>
+          <w:sz w:val="17"/>
+          <w:szCs w:val="17"/>
+        </w:rPr>
+        <w:t xml:space="preserve">name: weekly-fintech-deals</w:t>
+      </w:r>
+    </w:p>
+    <w:p>
+      <w:pPr>
+        <w:shd w:fill="F4F6F8" w:val="clear"/>
+        <w:spacing w:after="0"/>
+        <w:ind w:left="240" w:right="240"/>
+      </w:pPr>
+      <w:r>
+        <w:rPr>
+          <w:rFonts w:ascii="Consolas" w:cs="Consolas" w:eastAsia="Consolas" w:hAnsi="Consolas"/>
+          <w:sz w:val="17"/>
+          <w:szCs w:val="17"/>
+        </w:rPr>
+        <w:t xml:space="preserve">description: Build the weekly FinTech deals workbook. Use when the user asks to compile, research, or format the FinTech M&amp;A and fundraising deals for a given week (e.g. "run the weekly deals for the week ending Friday X"). Produces a two-tab Excel matching the firm's finalized-DB schema exactly ("All M&amp;A (PE &amp; Strategic)" + "Growth Capital Raises").</w:t>
+      </w:r>
+    </w:p>
+    <w:p>
+      <w:pPr>
+        <w:shd w:fill="F4F6F8" w:val="clear"/>
+        <w:spacing w:after="0"/>
+        <w:ind w:left="240" w:right="240"/>
+      </w:pPr>
+      <w:r>
+        <w:rPr>
+          <w:rFonts w:ascii="Consolas" w:cs="Consolas" w:eastAsia="Consolas" w:hAnsi="Consolas"/>
+          <w:sz w:val="17"/>
+          <w:szCs w:val="17"/>
+        </w:rPr>
+        <w:t xml:space="preserve">---</w:t>
+      </w:r>
+    </w:p>
+    <w:p>
+      <w:pPr>
+        <w:shd w:fill="F4F6F8" w:val="clear"/>
+        <w:spacing w:after="0"/>
+        <w:ind w:left="240" w:right="240"/>
+      </w:pPr>
+      <w:r>
+        <w:rPr>
+          <w:rFonts w:ascii="Consolas" w:cs="Consolas" w:eastAsia="Consolas" w:hAnsi="Consolas"/>
+          <w:sz w:val="17"/>
+          <w:szCs w:val="17"/>
+        </w:rPr>
+        <w:t xml:space="preserve"> </w:t>
+      </w:r>
+    </w:p>
+    <w:p>
+      <w:pPr>
+        <w:shd w:fill="F4F6F8" w:val="clear"/>
+        <w:spacing w:after="0"/>
+        <w:ind w:left="240" w:right="240"/>
+      </w:pPr>
+      <w:r>
+        <w:rPr>
+          <w:rFonts w:ascii="Consolas" w:cs="Consolas" w:eastAsia="Consolas" w:hAnsi="Consolas"/>
+          <w:sz w:val="17"/>
+          <w:szCs w:val="17"/>
+        </w:rPr>
+        <w:t xml:space="preserve"># Weekly FinTech Deals Workbook</w:t>
+      </w:r>
+    </w:p>
+    <w:p>
+      <w:pPr>
+        <w:shd w:fill="F4F6F8" w:val="clear"/>
+        <w:spacing w:after="0"/>
+        <w:ind w:left="240" w:right="240"/>
+      </w:pPr>
+      <w:r>
+        <w:rPr>
+          <w:rFonts w:ascii="Consolas" w:cs="Consolas" w:eastAsia="Consolas" w:hAnsi="Consolas"/>
+          <w:sz w:val="17"/>
+          <w:szCs w:val="17"/>
+        </w:rPr>
+        <w:t xml:space="preserve"> </w:t>
+      </w:r>
+    </w:p>
+    <w:p>
+      <w:pPr>
+        <w:shd w:fill="F4F6F8" w:val="clear"/>
+        <w:spacing w:after="0"/>
+        <w:ind w:left="240" w:right="240"/>
+      </w:pPr>
+      <w:r>
+        <w:rPr>
+          <w:rFonts w:ascii="Consolas" w:cs="Consolas" w:eastAsia="Consolas" w:hAnsi="Consolas"/>
+          <w:sz w:val="17"/>
+          <w:szCs w:val="17"/>
+        </w:rPr>
+        <w:t xml:space="preserve">Compile the week's FinTech **control M&amp;A** and **growth equity raises** into a two-tab Excel</w:t>
+      </w:r>
+    </w:p>
+    <w:p>
+      <w:pPr>
+        <w:shd w:fill="F4F6F8" w:val="clear"/>
+        <w:spacing w:after="0"/>
+        <w:ind w:left="240" w:right="240"/>
+      </w:pPr>
+      <w:r>
+        <w:rPr>
+          <w:rFonts w:ascii="Consolas" w:cs="Consolas" w:eastAsia="Consolas" w:hAnsi="Consolas"/>
+          <w:sz w:val="17"/>
+          <w:szCs w:val="17"/>
+        </w:rPr>
+        <w:t xml:space="preserve">matching the finalized deal database (`weekly-deals/Finalized_Deals_History.xlsx` in the</w:t>
+      </w:r>
+    </w:p>
+    <w:p>
+      <w:pPr>
+        <w:shd w:fill="F4F6F8" w:val="clear"/>
+        <w:spacing w:after="0"/>
+        <w:ind w:left="240" w:right="240"/>
+      </w:pPr>
+      <w:r>
+        <w:rPr>
+          <w:rFonts w:ascii="Consolas" w:cs="Consolas" w:eastAsia="Consolas" w:hAnsi="Consolas"/>
+          <w:sz w:val="17"/>
+          <w:szCs w:val="17"/>
+        </w:rPr>
+        <w:t xml:space="preserve">repo — the canonical precedent for every rule below).</w:t>
+      </w:r>
+    </w:p>
+    <w:p>
+      <w:pPr>
+        <w:shd w:fill="F4F6F8" w:val="clear"/>
+        <w:spacing w:after="0"/>
+        <w:ind w:left="240" w:right="240"/>
+      </w:pPr>
+      <w:r>
+        <w:rPr>
+          <w:rFonts w:ascii="Consolas" w:cs="Consolas" w:eastAsia="Consolas" w:hAnsi="Consolas"/>
+          <w:sz w:val="17"/>
+          <w:szCs w:val="17"/>
+        </w:rPr>
+        <w:t xml:space="preserve"> </w:t>
+      </w:r>
+    </w:p>
+    <w:p>
+      <w:pPr>
+        <w:shd w:fill="F4F6F8" w:val="clear"/>
+        <w:spacing w:after="0"/>
+        <w:ind w:left="240" w:right="240"/>
+      </w:pPr>
+      <w:r>
+        <w:rPr>
+          <w:rFonts w:ascii="Consolas" w:cs="Consolas" w:eastAsia="Consolas" w:hAnsi="Consolas"/>
+          <w:sz w:val="17"/>
+          <w:szCs w:val="17"/>
+        </w:rPr>
+        <w:t xml:space="preserve">## The week</w:t>
+      </w:r>
+    </w:p>
+    <w:p>
+      <w:pPr>
+        <w:shd w:fill="F4F6F8" w:val="clear"/>
+        <w:spacing w:after="0"/>
+        <w:ind w:left="240" w:right="240"/>
+      </w:pPr>
+      <w:r>
+        <w:rPr>
+          <w:rFonts w:ascii="Consolas" w:cs="Consolas" w:eastAsia="Consolas" w:hAnsi="Consolas"/>
+          <w:sz w:val="17"/>
+          <w:szCs w:val="17"/>
+        </w:rPr>
+        <w:t xml:space="preserve">Saturday→Friday, named by ending Friday. A deal qualifies ONLY if its **announcement date**</w:t>
+      </w:r>
+    </w:p>
+    <w:p>
+      <w:pPr>
+        <w:shd w:fill="F4F6F8" w:val="clear"/>
+        <w:spacing w:after="0"/>
+        <w:ind w:left="240" w:right="240"/>
+      </w:pPr>
+      <w:r>
+        <w:rPr>
+          <w:rFonts w:ascii="Consolas" w:cs="Consolas" w:eastAsia="Consolas" w:hAnsi="Consolas"/>
+          <w:sz w:val="17"/>
+          <w:szCs w:val="17"/>
+        </w:rPr>
+        <w:t xml:space="preserve">(never the close/completion date) falls inside the window. Verify every date against a</w:t>
+      </w:r>
+    </w:p>
+    <w:p>
+      <w:pPr>
+        <w:shd w:fill="F4F6F8" w:val="clear"/>
+        <w:spacing w:after="0"/>
+        <w:ind w:left="240" w:right="240"/>
+      </w:pPr>
+      <w:r>
+        <w:rPr>
+          <w:rFonts w:ascii="Consolas" w:cs="Consolas" w:eastAsia="Consolas" w:hAnsi="Consolas"/>
+          <w:sz w:val="17"/>
+          <w:szCs w:val="17"/>
+        </w:rPr>
+        <w:t xml:space="preserve">primary source; exclude prior-week deals even when this week's roundups carry them.</w:t>
+      </w:r>
+    </w:p>
+    <w:p>
+      <w:pPr>
+        <w:shd w:fill="F4F6F8" w:val="clear"/>
+        <w:spacing w:after="0"/>
+        <w:ind w:left="240" w:right="240"/>
+      </w:pPr>
+      <w:r>
+        <w:rPr>
+          <w:rFonts w:ascii="Consolas" w:cs="Consolas" w:eastAsia="Consolas" w:hAnsi="Consolas"/>
+          <w:sz w:val="17"/>
+          <w:szCs w:val="17"/>
+        </w:rPr>
+        <w:t xml:space="preserve"> </w:t>
+      </w:r>
+    </w:p>
+    <w:p>
+      <w:pPr>
+        <w:shd w:fill="F4F6F8" w:val="clear"/>
+        <w:spacing w:after="0"/>
+        <w:ind w:left="240" w:right="240"/>
+      </w:pPr>
+      <w:r>
+        <w:rPr>
+          <w:rFonts w:ascii="Consolas" w:cs="Consolas" w:eastAsia="Consolas" w:hAnsi="Consolas"/>
+          <w:sz w:val="17"/>
+          <w:szCs w:val="17"/>
+        </w:rPr>
+        <w:t xml:space="preserve">## Inclusion rules (locked — learned from the finalized DB)</w:t>
+      </w:r>
+    </w:p>
+    <w:p>
+      <w:pPr>
+        <w:shd w:fill="F4F6F8" w:val="clear"/>
+        <w:spacing w:after="0"/>
+        <w:ind w:left="240" w:right="240"/>
+      </w:pPr>
+      <w:r>
+        <w:rPr>
+          <w:rFonts w:ascii="Consolas" w:cs="Consolas" w:eastAsia="Consolas" w:hAnsi="Consolas"/>
+          <w:sz w:val="17"/>
+          <w:szCs w:val="17"/>
+        </w:rPr>
+        <w:t xml:space="preserve">1. **FinTech only.** Must have a genuine tech / digital / money-movement / data core. The bar</w:t>
+      </w:r>
+    </w:p>
+    <w:p>
+      <w:pPr>
+        <w:shd w:fill="F4F6F8" w:val="clear"/>
+        <w:spacing w:after="0"/>
+        <w:ind w:left="240" w:right="240"/>
+      </w:pPr>
+      <w:r>
+        <w:rPr>
+          <w:rFonts w:ascii="Consolas" w:cs="Consolas" w:eastAsia="Consolas" w:hAnsi="Consolas"/>
+          <w:sz w:val="17"/>
+          <w:szCs w:val="17"/>
+        </w:rPr>
+        <w:t xml:space="preserve">   is low but real: exclude traditional FS with no tech angle (traditional MGAs/underwriters/</w:t>
+      </w:r>
+    </w:p>
+    <w:p>
+      <w:pPr>
+        <w:shd w:fill="F4F6F8" w:val="clear"/>
+        <w:spacing w:after="0"/>
+        <w:ind w:left="240" w:right="240"/>
+      </w:pPr>
+      <w:r>
+        <w:rPr>
+          <w:rFonts w:ascii="Consolas" w:cs="Consolas" w:eastAsia="Consolas" w:hAnsi="Consolas"/>
+          <w:sz w:val="17"/>
+          <w:szCs w:val="17"/>
+        </w:rPr>
+        <w:t xml:space="preserve">   carriers, pure RIA/advisory roll-ups, IT-services). Borderline targets (pawn+FX retail,</w:t>
+      </w:r>
+    </w:p>
+    <w:p>
+      <w:pPr>
+        <w:shd w:fill="F4F6F8" w:val="clear"/>
+        <w:spacing w:after="0"/>
+        <w:ind w:left="240" w:right="240"/>
+      </w:pPr>
+      <w:r>
+        <w:rPr>
+          <w:rFonts w:ascii="Consolas" w:cs="Consolas" w:eastAsia="Consolas" w:hAnsi="Consolas"/>
+          <w:sz w:val="17"/>
+          <w:szCs w:val="17"/>
+        </w:rPr>
+        <w:t xml:space="preserve">   HR-payroll, insurance holdco with tech layer): include, but the description must carry both</w:t>
+      </w:r>
+    </w:p>
+    <w:p>
+      <w:pPr>
+        <w:shd w:fill="F4F6F8" w:val="clear"/>
+        <w:spacing w:after="0"/>
+        <w:ind w:left="240" w:right="240"/>
+      </w:pPr>
+      <w:r>
+        <w:rPr>
+          <w:rFonts w:ascii="Consolas" w:cs="Consolas" w:eastAsia="Consolas" w:hAnsi="Consolas"/>
+          <w:sz w:val="17"/>
+          <w:szCs w:val="17"/>
+        </w:rPr>
+        <w:t xml:space="preserve">   the fintech angle AND the traditional business honestly.</w:t>
+      </w:r>
+    </w:p>
+    <w:p>
+      <w:pPr>
+        <w:shd w:fill="F4F6F8" w:val="clear"/>
+        <w:spacing w:after="0"/>
+        <w:ind w:left="240" w:right="240"/>
+      </w:pPr>
+      <w:r>
+        <w:rPr>
+          <w:rFonts w:ascii="Consolas" w:cs="Consolas" w:eastAsia="Consolas" w:hAnsi="Consolas"/>
+          <w:sz w:val="17"/>
+          <w:szCs w:val="17"/>
+        </w:rPr>
+        <w:t xml:space="preserve">2. **Credible source required.** Every deal needs at least one reasonably reputable outlet or</w:t>
+      </w:r>
+    </w:p>
+    <w:p>
+      <w:pPr>
+        <w:shd w:fill="F4F6F8" w:val="clear"/>
+        <w:spacing w:after="0"/>
+        <w:ind w:left="240" w:right="240"/>
+      </w:pPr>
+      <w:r>
+        <w:rPr>
+          <w:rFonts w:ascii="Consolas" w:cs="Consolas" w:eastAsia="Consolas" w:hAnsi="Consolas"/>
+          <w:sz w:val="17"/>
+          <w:szCs w:val="17"/>
+        </w:rPr>
+        <w:t xml:space="preserve">   primary release (wire, company newsroom, major trade press). No single-blog/unverifiable</w:t>
+      </w:r>
+    </w:p>
+    <w:p>
+      <w:pPr>
+        <w:shd w:fill="F4F6F8" w:val="clear"/>
+        <w:spacing w:after="0"/>
+        <w:ind w:left="240" w:right="240"/>
+      </w:pPr>
+      <w:r>
+        <w:rPr>
+          <w:rFonts w:ascii="Consolas" w:cs="Consolas" w:eastAsia="Consolas" w:hAnsi="Consolas"/>
+          <w:sz w:val="17"/>
+          <w:szCs w:val="17"/>
+        </w:rPr>
+        <w:t xml:space="preserve">   deals — drop them (this is why C2FO India was cut).</w:t>
+      </w:r>
+    </w:p>
+    <w:p>
+      <w:pPr>
+        <w:shd w:fill="F4F6F8" w:val="clear"/>
+        <w:spacing w:after="0"/>
+        <w:ind w:left="240" w:right="240"/>
+      </w:pPr>
+      <w:r>
+        <w:rPr>
+          <w:rFonts w:ascii="Consolas" w:cs="Consolas" w:eastAsia="Consolas" w:hAnsi="Consolas"/>
+          <w:sz w:val="17"/>
+          <w:szCs w:val="17"/>
+        </w:rPr>
+        <w:t xml:space="preserve">3. **Raises tab:** equity rounds **≥ $25M** (USD). Simultaneous combined tranches (e.g.</w:t>
+      </w:r>
+    </w:p>
+    <w:p>
+      <w:pPr>
+        <w:shd w:fill="F4F6F8" w:val="clear"/>
+        <w:spacing w:after="0"/>
+        <w:ind w:left="240" w:right="240"/>
+      </w:pPr>
+      <w:r>
+        <w:rPr>
+          <w:rFonts w:ascii="Consolas" w:cs="Consolas" w:eastAsia="Consolas" w:hAnsi="Consolas"/>
+          <w:sz w:val="17"/>
+          <w:szCs w:val="17"/>
+        </w:rPr>
+        <w:t xml:space="preserve">   seed+Series A announced together) count as one round at the combined total. **Minority /</w:t>
+      </w:r>
+    </w:p>
+    <w:p>
+      <w:pPr>
+        <w:shd w:fill="F4F6F8" w:val="clear"/>
+        <w:spacing w:after="0"/>
+        <w:ind w:left="240" w:right="240"/>
+      </w:pPr>
+      <w:r>
+        <w:rPr>
+          <w:rFonts w:ascii="Consolas" w:cs="Consolas" w:eastAsia="Consolas" w:hAnsi="Consolas"/>
+          <w:sz w:val="17"/>
+          <w:szCs w:val="17"/>
+        </w:rPr>
+        <w:t xml:space="preserve">   growth-equity investments belong HERE, not in M&amp;A** (e.g. Carbon Underwriting/FTV).</w:t>
+      </w:r>
+    </w:p>
+    <w:p>
+      <w:pPr>
+        <w:shd w:fill="F4F6F8" w:val="clear"/>
+        <w:spacing w:after="0"/>
+        <w:ind w:left="240" w:right="240"/>
+      </w:pPr>
+      <w:r>
+        <w:rPr>
+          <w:rFonts w:ascii="Consolas" w:cs="Consolas" w:eastAsia="Consolas" w:hAnsi="Consolas"/>
+          <w:sz w:val="17"/>
+          <w:szCs w:val="17"/>
+        </w:rPr>
+        <w:t xml:space="preserve">4. **M&amp;A tab:** control transactions only, **no size floor** (small tuck-ins in).</w:t>
+      </w:r>
+    </w:p>
+    <w:p>
+      <w:pPr>
+        <w:shd w:fill="F4F6F8" w:val="clear"/>
+        <w:spacing w:after="0"/>
+        <w:ind w:left="240" w:right="240"/>
+      </w:pPr>
+      <w:r>
+        <w:rPr>
+          <w:rFonts w:ascii="Consolas" w:cs="Consolas" w:eastAsia="Consolas" w:hAnsi="Consolas"/>
+          <w:sz w:val="17"/>
+          <w:szCs w:val="17"/>
+        </w:rPr>
+        <w:t xml:space="preserve">   `Deal Type` is STRICTLY **"Strategic M&amp;A"** or **"PE Buyout"** — zero temperature, no other</w:t>
+      </w:r>
+    </w:p>
+    <w:p>
+      <w:pPr>
+        <w:shd w:fill="F4F6F8" w:val="clear"/>
+        <w:spacing w:after="0"/>
+        <w:ind w:left="240" w:right="240"/>
+      </w:pPr>
+      <w:r>
+        <w:rPr>
+          <w:rFonts w:ascii="Consolas" w:cs="Consolas" w:eastAsia="Consolas" w:hAnsi="Consolas"/>
+          <w:sz w:val="17"/>
+          <w:szCs w:val="17"/>
+        </w:rPr>
+        <w:t xml:space="preserve">   strings (builder enforces). Adjacent deals (take-private by a strategic, JV-stake-to-100%,</w:t>
+      </w:r>
+    </w:p>
+    <w:p>
+      <w:pPr>
+        <w:shd w:fill="F4F6F8" w:val="clear"/>
+        <w:spacing w:after="0"/>
+        <w:ind w:left="240" w:right="240"/>
+      </w:pPr>
+      <w:r>
+        <w:rPr>
+          <w:rFonts w:ascii="Consolas" w:cs="Consolas" w:eastAsia="Consolas" w:hAnsi="Consolas"/>
+          <w:sz w:val="17"/>
+          <w:szCs w:val="17"/>
+        </w:rPr>
+        <w:t xml:space="preserve">   distressed purchase, carve-out) get snapped to the nearest of the two, with the nuance</w:t>
+      </w:r>
+    </w:p>
+    <w:p>
+      <w:pPr>
+        <w:shd w:fill="F4F6F8" w:val="clear"/>
+        <w:spacing w:after="0"/>
+        <w:ind w:left="240" w:right="240"/>
+      </w:pPr>
+      <w:r>
+        <w:rPr>
+          <w:rFonts w:ascii="Consolas" w:cs="Consolas" w:eastAsia="Consolas" w:hAnsi="Consolas"/>
+          <w:sz w:val="17"/>
+          <w:szCs w:val="17"/>
+        </w:rPr>
+        <w:t xml:space="preserve">   explained in the DESCRIPTION, not the type column.</w:t>
+      </w:r>
+    </w:p>
+    <w:p>
+      <w:pPr>
+        <w:shd w:fill="F4F6F8" w:val="clear"/>
+        <w:spacing w:after="0"/>
+        <w:ind w:left="240" w:right="240"/>
+      </w:pPr>
+      <w:r>
+        <w:rPr>
+          <w:rFonts w:ascii="Consolas" w:cs="Consolas" w:eastAsia="Consolas" w:hAnsi="Consolas"/>
+          <w:sz w:val="17"/>
+          <w:szCs w:val="17"/>
+        </w:rPr>
+        <w:t xml:space="preserve">   EXCLUDE from M&amp;A: minority stakes (→ Raises), team/book/portfolio (asset) acquisitions,</w:t>
+      </w:r>
+    </w:p>
+    <w:p>
+      <w:pPr>
+        <w:shd w:fill="F4F6F8" w:val="clear"/>
+        <w:spacing w:after="0"/>
+        <w:ind w:left="240" w:right="240"/>
+      </w:pPr>
+      <w:r>
+        <w:rPr>
+          <w:rFonts w:ascii="Consolas" w:cs="Consolas" w:eastAsia="Consolas" w:hAnsi="Consolas"/>
+          <w:sz w:val="17"/>
+          <w:szCs w:val="17"/>
+        </w:rPr>
+        <w:t xml:space="preserve">   GP-led continuation vehicles / fund secondaries, and non-binding proposals/rumors.</w:t>
+      </w:r>
+    </w:p>
+    <w:p>
+      <w:pPr>
+        <w:shd w:fill="F4F6F8" w:val="clear"/>
+        <w:spacing w:after="0"/>
+        <w:ind w:left="240" w:right="240"/>
+      </w:pPr>
+      <w:r>
+        <w:rPr>
+          <w:rFonts w:ascii="Consolas" w:cs="Consolas" w:eastAsia="Consolas" w:hAnsi="Consolas"/>
+          <w:sz w:val="17"/>
+          <w:szCs w:val="17"/>
+        </w:rPr>
+        <w:t xml:space="preserve">5. **USD only.** Convert non-USD amounts at the announcement-date FX rate; note original</w:t>
+      </w:r>
+    </w:p>
+    <w:p>
+      <w:pPr>
+        <w:shd w:fill="F4F6F8" w:val="clear"/>
+        <w:spacing w:after="0"/>
+        <w:ind w:left="240" w:right="240"/>
+      </w:pPr>
+      <w:r>
+        <w:rPr>
+          <w:rFonts w:ascii="Consolas" w:cs="Consolas" w:eastAsia="Consolas" w:hAnsi="Consolas"/>
+          <w:sz w:val="17"/>
+          <w:szCs w:val="17"/>
+        </w:rPr>
+        <w:t xml:space="preserve">   currency in the description or Mults Basis if material.</w:t>
+      </w:r>
+    </w:p>
+    <w:p>
+      <w:pPr>
+        <w:shd w:fill="F4F6F8" w:val="clear"/>
+        <w:spacing w:after="0"/>
+        <w:ind w:left="240" w:right="240"/>
+      </w:pPr>
+      <w:r>
+        <w:rPr>
+          <w:rFonts w:ascii="Consolas" w:cs="Consolas" w:eastAsia="Consolas" w:hAnsi="Consolas"/>
+          <w:sz w:val="17"/>
+          <w:szCs w:val="17"/>
+        </w:rPr>
+        <w:t xml:space="preserve"> </w:t>
+      </w:r>
+    </w:p>
+    <w:p>
+      <w:pPr>
+        <w:shd w:fill="F4F6F8" w:val="clear"/>
+        <w:spacing w:after="0"/>
+        <w:ind w:left="240" w:right="240"/>
+      </w:pPr>
+      <w:r>
+        <w:rPr>
+          <w:rFonts w:ascii="Consolas" w:cs="Consolas" w:eastAsia="Consolas" w:hAnsi="Consolas"/>
+          <w:sz w:val="17"/>
+          <w:szCs w:val="17"/>
+        </w:rPr>
+        <w:t xml:space="preserve">## Sectors (exact labels)</w:t>
+      </w:r>
+    </w:p>
+    <w:p>
+      <w:pPr>
+        <w:shd w:fill="F4F6F8" w:val="clear"/>
+        <w:spacing w:after="0"/>
+        <w:ind w:left="240" w:right="240"/>
+      </w:pPr>
+      <w:r>
+        <w:rPr>
+          <w:rFonts w:ascii="Consolas" w:cs="Consolas" w:eastAsia="Consolas" w:hAnsi="Consolas"/>
+          <w:sz w:val="17"/>
+          <w:szCs w:val="17"/>
+        </w:rPr>
+        <w:t xml:space="preserve">Asset &amp; Wealth Tech · Banking &amp; Lending Tech · Capital Markets Tech · Corporate Financial</w:t>
+      </w:r>
+    </w:p>
+    <w:p>
+      <w:pPr>
+        <w:shd w:fill="F4F6F8" w:val="clear"/>
+        <w:spacing w:after="0"/>
+        <w:ind w:left="240" w:right="240"/>
+      </w:pPr>
+      <w:r>
+        <w:rPr>
+          <w:rFonts w:ascii="Consolas" w:cs="Consolas" w:eastAsia="Consolas" w:hAnsi="Consolas"/>
+          <w:sz w:val="17"/>
+          <w:szCs w:val="17"/>
+        </w:rPr>
+        <w:t xml:space="preserve">Function · Financial Info &amp; Analytics · InsurTech · Payments · Real Estate &amp; Mortgage Tech.</w:t>
+      </w:r>
+    </w:p>
+    <w:p>
+      <w:pPr>
+        <w:shd w:fill="F4F6F8" w:val="clear"/>
+        <w:spacing w:after="0"/>
+        <w:ind w:left="240" w:right="240"/>
+      </w:pPr>
+      <w:r>
+        <w:rPr>
+          <w:rFonts w:ascii="Consolas" w:cs="Consolas" w:eastAsia="Consolas" w:hAnsi="Consolas"/>
+          <w:sz w:val="17"/>
+          <w:szCs w:val="17"/>
+        </w:rPr>
+        <w:t xml:space="preserve">(Crypto/digital-asset infra maps into Capital Markets Tech, Payments, or Financial Info &amp;</w:t>
+      </w:r>
+    </w:p>
+    <w:p>
+      <w:pPr>
+        <w:shd w:fill="F4F6F8" w:val="clear"/>
+        <w:spacing w:after="0"/>
+        <w:ind w:left="240" w:right="240"/>
+      </w:pPr>
+      <w:r>
+        <w:rPr>
+          <w:rFonts w:ascii="Consolas" w:cs="Consolas" w:eastAsia="Consolas" w:hAnsi="Consolas"/>
+          <w:sz w:val="17"/>
+          <w:szCs w:val="17"/>
+        </w:rPr>
+        <w:t xml:space="preserve">Analytics.)</w:t>
+      </w:r>
+    </w:p>
+    <w:p>
+      <w:pPr>
+        <w:shd w:fill="F4F6F8" w:val="clear"/>
+        <w:spacing w:after="0"/>
+        <w:ind w:left="240" w:right="240"/>
+      </w:pPr>
+      <w:r>
+        <w:rPr>
+          <w:rFonts w:ascii="Consolas" w:cs="Consolas" w:eastAsia="Consolas" w:hAnsi="Consolas"/>
+          <w:sz w:val="17"/>
+          <w:szCs w:val="17"/>
+        </w:rPr>
+        <w:t xml:space="preserve"> </w:t>
+      </w:r>
+    </w:p>
+    <w:p>
+      <w:pPr>
+        <w:shd w:fill="F4F6F8" w:val="clear"/>
+        <w:spacing w:after="0"/>
+        <w:ind w:left="240" w:right="240"/>
+      </w:pPr>
+      <w:r>
+        <w:rPr>
+          <w:rFonts w:ascii="Consolas" w:cs="Consolas" w:eastAsia="Consolas" w:hAnsi="Consolas"/>
+          <w:sz w:val="17"/>
+          <w:szCs w:val="17"/>
+        </w:rPr>
+        <w:t xml:space="preserve">## Financials</w:t>
+      </w:r>
+    </w:p>
+    <w:p>
+      <w:pPr>
+        <w:shd w:fill="F4F6F8" w:val="clear"/>
+        <w:spacing w:after="0"/>
+        <w:ind w:left="240" w:right="240"/>
+      </w:pPr>
+      <w:r>
+        <w:rPr>
+          <w:rFonts w:ascii="Consolas" w:cs="Consolas" w:eastAsia="Consolas" w:hAnsi="Consolas"/>
+          <w:sz w:val="17"/>
+          <w:szCs w:val="17"/>
+        </w:rPr>
+        <w:t xml:space="preserve">- Public targets: pull revenue/EBITDA from filings/press; compute EV/Revenue and EV/EBITDA on</w:t>
+      </w:r>
+    </w:p>
+    <w:p>
+      <w:pPr>
+        <w:shd w:fill="F4F6F8" w:val="clear"/>
+        <w:spacing w:after="0"/>
+        <w:ind w:left="240" w:right="240"/>
+      </w:pPr>
+      <w:r>
+        <w:rPr>
+          <w:rFonts w:ascii="Consolas" w:cs="Consolas" w:eastAsia="Consolas" w:hAnsi="Consolas"/>
+          <w:sz w:val="17"/>
+          <w:szCs w:val="17"/>
+        </w:rPr>
+        <w:t xml:space="preserve">  **true enterprise value** (equity value net of cash/debt). Don't default to "undisclosed."</w:t>
+      </w:r>
+    </w:p>
+    <w:p>
+      <w:pPr>
+        <w:shd w:fill="F4F6F8" w:val="clear"/>
+        <w:spacing w:after="0"/>
+        <w:ind w:left="240" w:right="240"/>
+      </w:pPr>
+      <w:r>
+        <w:rPr>
+          <w:rFonts w:ascii="Consolas" w:cs="Consolas" w:eastAsia="Consolas" w:hAnsi="Consolas"/>
+          <w:sz w:val="17"/>
+          <w:szCs w:val="17"/>
+        </w:rPr>
+        <w:t xml:space="preserve">- Private deals: compute multiples when deal value AND revenue/EBITDA are disclosed; mark</w:t>
+      </w:r>
+    </w:p>
+    <w:p>
+      <w:pPr>
+        <w:shd w:fill="F4F6F8" w:val="clear"/>
+        <w:spacing w:after="0"/>
+        <w:ind w:left="240" w:right="240"/>
+      </w:pPr>
+      <w:r>
+        <w:rPr>
+          <w:rFonts w:ascii="Consolas" w:cs="Consolas" w:eastAsia="Consolas" w:hAnsi="Consolas"/>
+          <w:sz w:val="17"/>
+          <w:szCs w:val="17"/>
+        </w:rPr>
+        <w:t xml:space="preserve">  bounds when revenue is a floor ("&gt;$200M").</w:t>
+      </w:r>
+    </w:p>
+    <w:p>
+      <w:pPr>
+        <w:shd w:fill="F4F6F8" w:val="clear"/>
+        <w:spacing w:after="0"/>
+        <w:ind w:left="240" w:right="240"/>
+      </w:pPr>
+      <w:r>
+        <w:rPr>
+          <w:rFonts w:ascii="Consolas" w:cs="Consolas" w:eastAsia="Consolas" w:hAnsi="Consolas"/>
+          <w:sz w:val="17"/>
+          <w:szCs w:val="17"/>
+        </w:rPr>
+        <w:t xml:space="preserve">- **Always record the basis**: `Mults Source` (outlet/filing used) and `Mults Basis` (e.g.</w:t>
+      </w:r>
+    </w:p>
+    <w:p>
+      <w:pPr>
+        <w:shd w:fill="F4F6F8" w:val="clear"/>
+        <w:spacing w:after="0"/>
+        <w:ind w:left="240" w:right="240"/>
+      </w:pPr>
+      <w:r>
+        <w:rPr>
+          <w:rFonts w:ascii="Consolas" w:cs="Consolas" w:eastAsia="Consolas" w:hAnsi="Consolas"/>
+          <w:sz w:val="17"/>
+          <w:szCs w:val="17"/>
+        </w:rPr>
+        <w:t xml:space="preserve">  "LTM FY25 rev, adj. EBITDA; EV net of $99M cash"). Numbers are honest-best-effort; the</w:t>
+      </w:r>
+    </w:p>
+    <w:p>
+      <w:pPr>
+        <w:shd w:fill="F4F6F8" w:val="clear"/>
+        <w:spacing w:after="0"/>
+        <w:ind w:left="240" w:right="240"/>
+      </w:pPr>
+      <w:r>
+        <w:rPr>
+          <w:rFonts w:ascii="Consolas" w:cs="Consolas" w:eastAsia="Consolas" w:hAnsi="Consolas"/>
+          <w:sz w:val="17"/>
+          <w:szCs w:val="17"/>
+        </w:rPr>
+        <w:t xml:space="preserve">  source/basis columns exist precisely so a better source can replace them later.</w:t>
+      </w:r>
+    </w:p>
+    <w:p>
+      <w:pPr>
+        <w:shd w:fill="F4F6F8" w:val="clear"/>
+        <w:spacing w:after="0"/>
+        <w:ind w:left="240" w:right="240"/>
+      </w:pPr>
+      <w:r>
+        <w:rPr>
+          <w:rFonts w:ascii="Consolas" w:cs="Consolas" w:eastAsia="Consolas" w:hAnsi="Consolas"/>
+          <w:sz w:val="17"/>
+          <w:szCs w:val="17"/>
+        </w:rPr>
+        <w:t xml:space="preserve">- Flow metrics (TPV, volume, AUM, GWP, deposits, payroll processed) are NEVER revenue.</w:t>
+      </w:r>
+    </w:p>
+    <w:p>
+      <w:pPr>
+        <w:shd w:fill="F4F6F8" w:val="clear"/>
+        <w:spacing w:after="0"/>
+        <w:ind w:left="240" w:right="240"/>
+      </w:pPr>
+      <w:r>
+        <w:rPr>
+          <w:rFonts w:ascii="Consolas" w:cs="Consolas" w:eastAsia="Consolas" w:hAnsi="Consolas"/>
+          <w:sz w:val="17"/>
+          <w:szCs w:val="17"/>
+        </w:rPr>
+        <w:t xml:space="preserve">- Undisclosed / not-applicable = **"-"** (never blank). Negative EBITDA → "n.m.".</w:t>
+      </w:r>
+    </w:p>
+    <w:p>
+      <w:pPr>
+        <w:shd w:fill="F4F6F8" w:val="clear"/>
+        <w:spacing w:after="0"/>
+        <w:ind w:left="240" w:right="240"/>
+      </w:pPr>
+      <w:r>
+        <w:rPr>
+          <w:rFonts w:ascii="Consolas" w:cs="Consolas" w:eastAsia="Consolas" w:hAnsi="Consolas"/>
+          <w:sz w:val="17"/>
+          <w:szCs w:val="17"/>
+        </w:rPr>
+        <w:t xml:space="preserve"> </w:t>
+      </w:r>
+    </w:p>
+    <w:p>
+      <w:pPr>
+        <w:shd w:fill="F4F6F8" w:val="clear"/>
+        <w:spacing w:after="0"/>
+        <w:ind w:left="240" w:right="240"/>
+      </w:pPr>
+      <w:r>
+        <w:rPr>
+          <w:rFonts w:ascii="Consolas" w:cs="Consolas" w:eastAsia="Consolas" w:hAnsi="Consolas"/>
+          <w:sz w:val="17"/>
+          <w:szCs w:val="17"/>
+        </w:rPr>
+        <w:t xml:space="preserve">## Output format (exact — builder enforces)</w:t>
+      </w:r>
+    </w:p>
+    <w:p>
+      <w:pPr>
+        <w:shd w:fill="F4F6F8" w:val="clear"/>
+        <w:spacing w:after="0"/>
+        <w:ind w:left="240" w:right="240"/>
+      </w:pPr>
+      <w:r>
+        <w:rPr>
+          <w:rFonts w:ascii="Consolas" w:cs="Consolas" w:eastAsia="Consolas" w:hAnsi="Consolas"/>
+          <w:sz w:val="17"/>
+          <w:szCs w:val="17"/>
+        </w:rPr>
+        <w:t xml:space="preserve">Tab 1 **"All M&amp;A (PE &amp; Strategic)"**:</w:t>
+      </w:r>
+    </w:p>
+    <w:p>
+      <w:pPr>
+        <w:shd w:fill="F4F6F8" w:val="clear"/>
+        <w:spacing w:after="0"/>
+        <w:ind w:left="240" w:right="240"/>
+      </w:pPr>
+      <w:r>
+        <w:rPr>
+          <w:rFonts w:ascii="Consolas" w:cs="Consolas" w:eastAsia="Consolas" w:hAnsi="Consolas"/>
+          <w:sz w:val="17"/>
+          <w:szCs w:val="17"/>
+        </w:rPr>
+        <w:t xml:space="preserve">`x | Week | Sector | Target Country | Deal Type | Date | Target | Acquirer | EV ($M) | EV / Revenue | EV / EBITDA | Target Description | Link / Press Release | Mults Source | Mults Basis | Public Deal | HL Deal | Seller`</w:t>
+      </w:r>
+    </w:p>
+    <w:p>
+      <w:pPr>
+        <w:shd w:fill="F4F6F8" w:val="clear"/>
+        <w:spacing w:after="0"/>
+        <w:ind w:left="240" w:right="240"/>
+      </w:pPr>
+      <w:r>
+        <w:rPr>
+          <w:rFonts w:ascii="Consolas" w:cs="Consolas" w:eastAsia="Consolas" w:hAnsi="Consolas"/>
+          <w:sz w:val="17"/>
+          <w:szCs w:val="17"/>
+        </w:rPr>
+        <w:t xml:space="preserve">Tab 2 **"Growth Capital Raises"**:</w:t>
+      </w:r>
+    </w:p>
+    <w:p>
+      <w:pPr>
+        <w:shd w:fill="F4F6F8" w:val="clear"/>
+        <w:spacing w:after="0"/>
+        <w:ind w:left="240" w:right="240"/>
+      </w:pPr>
+      <w:r>
+        <w:rPr>
+          <w:rFonts w:ascii="Consolas" w:cs="Consolas" w:eastAsia="Consolas" w:hAnsi="Consolas"/>
+          <w:sz w:val="17"/>
+          <w:szCs w:val="17"/>
+        </w:rPr>
+        <w:t xml:space="preserve">`x | Week | Sector | Target Country | Date | Target | Lead Investor(s) | Amount ($M) | Valuation ($M) | EV / Revenue | EV / EBITDA | Target Description | Link / Press Release`</w:t>
+      </w:r>
+    </w:p>
+    <w:p>
+      <w:pPr>
+        <w:shd w:fill="F4F6F8" w:val="clear"/>
+        <w:spacing w:after="0"/>
+        <w:ind w:left="240" w:right="240"/>
+      </w:pPr>
+      <w:r>
+        <w:rPr>
+          <w:rFonts w:ascii="Consolas" w:cs="Consolas" w:eastAsia="Consolas" w:hAnsi="Consolas"/>
+          <w:sz w:val="17"/>
+          <w:szCs w:val="17"/>
+        </w:rPr>
+        <w:t xml:space="preserve">- `Week` auto-derives from Date (ending Friday, DD-Mmm-YY). `x` left empty (user's flag col).</w:t>
+      </w:r>
+    </w:p>
+    <w:p>
+      <w:pPr>
+        <w:shd w:fill="F4F6F8" w:val="clear"/>
+        <w:spacing w:after="0"/>
+        <w:ind w:left="240" w:right="240"/>
+      </w:pPr>
+      <w:r>
+        <w:rPr>
+          <w:rFonts w:ascii="Consolas" w:cs="Consolas" w:eastAsia="Consolas" w:hAnsi="Consolas"/>
+          <w:sz w:val="17"/>
+          <w:szCs w:val="17"/>
+        </w:rPr>
+        <w:t xml:space="preserve">- Meta columns (Mults Source/Basis, Public Deal Y/N, HL Deal, Seller): populate what is</w:t>
+      </w:r>
+    </w:p>
+    <w:p>
+      <w:pPr>
+        <w:shd w:fill="F4F6F8" w:val="clear"/>
+        <w:spacing w:after="0"/>
+        <w:ind w:left="240" w:right="240"/>
+      </w:pPr>
+      <w:r>
+        <w:rPr>
+          <w:rFonts w:ascii="Consolas" w:cs="Consolas" w:eastAsia="Consolas" w:hAnsi="Consolas"/>
+          <w:sz w:val="17"/>
+          <w:szCs w:val="17"/>
+        </w:rPr>
+        <w:t xml:space="preserve">  publicly knowable (Seller from the release, Public Deal = listed target, HL Deal only if</w:t>
+      </w:r>
+    </w:p>
+    <w:p>
+      <w:pPr>
+        <w:shd w:fill="F4F6F8" w:val="clear"/>
+        <w:spacing w:after="0"/>
+        <w:ind w:left="240" w:right="240"/>
+      </w:pPr>
+      <w:r>
+        <w:rPr>
+          <w:rFonts w:ascii="Consolas" w:cs="Consolas" w:eastAsia="Consolas" w:hAnsi="Consolas"/>
+          <w:sz w:val="17"/>
+          <w:szCs w:val="17"/>
+        </w:rPr>
+        <w:t xml:space="preserve">  HL is named); "-" otherwise.</w:t>
+      </w:r>
+    </w:p>
+    <w:p>
+      <w:pPr>
+        <w:shd w:fill="F4F6F8" w:val="clear"/>
+        <w:spacing w:after="0"/>
+        <w:ind w:left="240" w:right="240"/>
+      </w:pPr>
+      <w:r>
+        <w:rPr>
+          <w:rFonts w:ascii="Consolas" w:cs="Consolas" w:eastAsia="Consolas" w:hAnsi="Consolas"/>
+          <w:sz w:val="17"/>
+          <w:szCs w:val="17"/>
+        </w:rPr>
+        <w:t xml:space="preserve">- Dates DD-Mmm-YY. Link cell shows "Link" hyperlinked. Rows ordered sector-alpha, then date.</w:t>
+      </w:r>
+    </w:p>
+    <w:p>
+      <w:pPr>
+        <w:shd w:fill="F4F6F8" w:val="clear"/>
+        <w:spacing w:after="0"/>
+        <w:ind w:left="240" w:right="240"/>
+      </w:pPr>
+      <w:r>
+        <w:rPr>
+          <w:rFonts w:ascii="Consolas" w:cs="Consolas" w:eastAsia="Consolas" w:hAnsi="Consolas"/>
+          <w:sz w:val="17"/>
+          <w:szCs w:val="17"/>
+        </w:rPr>
+        <w:t xml:space="preserve">- Build: `python3 .claude/skills/weekly-fintech-deals/build_workbook.py weekly-deals/inputs/deals_&lt;endingFriday&gt;.json "weekly-deals/outputs/Weekly_Fintech_Deals_&lt;endingFriday&gt;.xlsx"`</w:t>
+      </w:r>
+    </w:p>
+    <w:p>
+      <w:pPr>
+        <w:shd w:fill="F4F6F8" w:val="clear"/>
+        <w:spacing w:after="0"/>
+        <w:ind w:left="240" w:right="240"/>
+      </w:pPr>
+      <w:r>
+        <w:rPr>
+          <w:rFonts w:ascii="Consolas" w:cs="Consolas" w:eastAsia="Consolas" w:hAnsi="Consolas"/>
+          <w:sz w:val="17"/>
+          <w:szCs w:val="17"/>
+        </w:rPr>
+        <w:t xml:space="preserve">  (deals JSON lives in `weekly-deals/inputs/`, finished workbooks in `weekly-deals/outputs/`)</w:t>
+      </w:r>
+    </w:p>
+    <w:p>
+      <w:pPr>
+        <w:shd w:fill="F4F6F8" w:val="clear"/>
+        <w:spacing w:after="0"/>
+        <w:ind w:left="240" w:right="240"/>
+      </w:pPr>
+      <w:r>
+        <w:rPr>
+          <w:rFonts w:ascii="Consolas" w:cs="Consolas" w:eastAsia="Consolas" w:hAnsi="Consolas"/>
+          <w:sz w:val="17"/>
+          <w:szCs w:val="17"/>
+        </w:rPr>
+        <w:t xml:space="preserve"> </w:t>
+      </w:r>
+    </w:p>
+    <w:p>
+      <w:pPr>
+        <w:shd w:fill="F4F6F8" w:val="clear"/>
+        <w:spacing w:after="0"/>
+        <w:ind w:left="240" w:right="240"/>
+      </w:pPr>
+      <w:r>
+        <w:rPr>
+          <w:rFonts w:ascii="Consolas" w:cs="Consolas" w:eastAsia="Consolas" w:hAnsi="Consolas"/>
+          <w:sz w:val="17"/>
+          <w:szCs w:val="17"/>
+        </w:rPr>
+        <w:t xml:space="preserve">## Descriptions</w:t>
+      </w:r>
+    </w:p>
+    <w:p>
+      <w:pPr>
+        <w:shd w:fill="F4F6F8" w:val="clear"/>
+        <w:spacing w:after="0"/>
+        <w:ind w:left="240" w:right="240"/>
+      </w:pPr>
+      <w:r>
+        <w:rPr>
+          <w:rFonts w:ascii="Consolas" w:cs="Consolas" w:eastAsia="Consolas" w:hAnsi="Consolas"/>
+          <w:sz w:val="17"/>
+          <w:szCs w:val="17"/>
+        </w:rPr>
+        <w:t xml:space="preserve">Follow `description-style.md` (rewritten from the user's actual edits). Core: short,</w:t>
+      </w:r>
+    </w:p>
+    <w:p>
+      <w:pPr>
+        <w:shd w:fill="F4F6F8" w:val="clear"/>
+        <w:spacing w:after="0"/>
+        <w:ind w:left="240" w:right="240"/>
+      </w:pPr>
+      <w:r>
+        <w:rPr>
+          <w:rFonts w:ascii="Consolas" w:cs="Consolas" w:eastAsia="Consolas" w:hAnsi="Consolas"/>
+          <w:sz w:val="17"/>
+          <w:szCs w:val="17"/>
+        </w:rPr>
+        <w:t xml:space="preserve">product-first noun phrase; no "partnered with X across Y countries" padding; carry the</w:t>
+      </w:r>
+    </w:p>
+    <w:p>
+      <w:pPr>
+        <w:shd w:fill="F4F6F8" w:val="clear"/>
+        <w:spacing w:after="0"/>
+        <w:ind w:left="240" w:right="240"/>
+      </w:pPr>
+      <w:r>
+        <w:rPr>
+          <w:rFonts w:ascii="Consolas" w:cs="Consolas" w:eastAsia="Consolas" w:hAnsi="Consolas"/>
+          <w:sz w:val="17"/>
+          <w:szCs w:val="17"/>
+        </w:rPr>
+        <w:t xml:space="preserve">traditional angle for borderline names.</w:t>
+      </w:r>
+    </w:p>
+    <w:p>
+      <w:pPr>
+        <w:shd w:fill="F4F6F8" w:val="clear"/>
+        <w:spacing w:after="0"/>
+        <w:ind w:left="240" w:right="240"/>
+      </w:pPr>
+      <w:r>
+        <w:rPr>
+          <w:rFonts w:ascii="Consolas" w:cs="Consolas" w:eastAsia="Consolas" w:hAnsi="Consolas"/>
+          <w:sz w:val="17"/>
+          <w:szCs w:val="17"/>
+        </w:rPr>
+        <w:t xml:space="preserve"> </w:t>
+      </w:r>
+    </w:p>
+    <w:p>
+      <w:pPr>
+        <w:shd w:fill="F4F6F8" w:val="clear"/>
+        <w:spacing w:after="0"/>
+        <w:ind w:left="240" w:right="240"/>
+      </w:pPr>
+      <w:r>
+        <w:rPr>
+          <w:rFonts w:ascii="Consolas" w:cs="Consolas" w:eastAsia="Consolas" w:hAnsi="Consolas"/>
+          <w:sz w:val="17"/>
+          <w:szCs w:val="17"/>
+        </w:rPr>
+        <w:t xml:space="preserve">## Deliver</w:t>
+      </w:r>
+    </w:p>
+    <w:p>
+      <w:pPr>
+        <w:shd w:fill="F4F6F8" w:val="clear"/>
+        <w:spacing w:after="0"/>
+        <w:ind w:left="240" w:right="240"/>
+      </w:pPr>
+      <w:r>
+        <w:rPr>
+          <w:rFonts w:ascii="Consolas" w:cs="Consolas" w:eastAsia="Consolas" w:hAnsi="Consolas"/>
+          <w:sz w:val="17"/>
+          <w:szCs w:val="17"/>
+        </w:rPr>
+        <w:t xml:space="preserve">Send the file; summarize counts, headliners, computed multiples, borderline calls; ALWAYS</w:t>
+      </w:r>
+    </w:p>
+    <w:p>
+      <w:pPr>
+        <w:shd w:fill="F4F6F8" w:val="clear"/>
+        <w:spacing w:after="0"/>
+        <w:ind w:left="240" w:right="240"/>
+      </w:pPr>
+      <w:r>
+        <w:rPr>
+          <w:rFonts w:ascii="Consolas" w:cs="Consolas" w:eastAsia="Consolas" w:hAnsi="Consolas"/>
+          <w:sz w:val="17"/>
+          <w:szCs w:val="17"/>
+        </w:rPr>
+        <w:t xml:space="preserve">list notable exclusions with reasons (out-of-window / non-fintech / not-control / no credible</w:t>
+      </w:r>
+    </w:p>
+    <w:p>
+      <w:pPr>
+        <w:shd w:fill="F4F6F8" w:val="clear"/>
+        <w:spacing w:after="0"/>
+        <w:ind w:left="240" w:right="240"/>
+      </w:pPr>
+      <w:r>
+        <w:rPr>
+          <w:rFonts w:ascii="Consolas" w:cs="Consolas" w:eastAsia="Consolas" w:hAnsi="Consolas"/>
+          <w:sz w:val="17"/>
+          <w:szCs w:val="17"/>
+        </w:rPr>
+        <w:t xml:space="preserve">source) so the user can sanity-check. Commit and push.</w:t>
+      </w:r>
+    </w:p>
+    <w:p>
+      <w:pPr>
+        <w:shd w:fill="F4F6F8" w:val="clear"/>
+        <w:spacing w:after="160"/>
+        <w:ind w:left="240" w:right="240"/>
+      </w:pPr>
+      <w:r>
+        <w:rPr>
+          <w:rFonts w:ascii="Consolas" w:cs="Consolas" w:eastAsia="Consolas" w:hAnsi="Consolas"/>
+          <w:sz w:val="17"/>
+          <w:szCs w:val="17"/>
+        </w:rPr>
+        <w:t xml:space="preserve"> </w:t>
+      </w:r>
+    </w:p>
+    <w:p>
+      <w:pPr>
+        <w:pStyle w:val="Heading1"/>
+        <w:spacing w:after="140" w:before="280"/>
+      </w:pPr>
+      <w:r>
+        <w:rPr>
+          <w:rFonts w:ascii="Calibri" w:cs="Calibri" w:eastAsia="Calibri" w:hAnsi="Calibri"/>
+          <w:b/>
+          <w:bCs/>
+          <w:color w:val="1F6FB2"/>
+          <w:sz w:val="30"/>
+          <w:szCs w:val="30"/>
+        </w:rPr>
+        <w:t xml:space="preserve">Appendix C — description-style.md (verbatim)</w:t>
+      </w:r>
+    </w:p>
+    <w:p>
+      <w:pPr>
+        <w:spacing w:after="120"/>
+      </w:pPr>
+      <w:r>
+        <w:rPr>
+          <w:rFonts w:ascii="Calibri" w:cs="Calibri" w:eastAsia="Calibri" w:hAnsi="Calibri"/>
+          <w:i/>
+          <w:iCs/>
+          <w:color w:val="5A6572"/>
+          <w:sz w:val="21"/>
+          <w:szCs w:val="21"/>
+        </w:rPr>
+        <w:t xml:space="preserve">Reproduce byte-for-byte at .claude/skills/weekly-fintech-deals/description-style.md.</w:t>
+      </w:r>
+    </w:p>
+    <w:p>
+      <w:pPr>
+        <w:shd w:fill="F4F6F8" w:val="clear"/>
+        <w:spacing w:after="0"/>
+        <w:ind w:left="240" w:right="240"/>
+      </w:pPr>
+      <w:r>
+        <w:rPr>
+          <w:rFonts w:ascii="Consolas" w:cs="Consolas" w:eastAsia="Consolas" w:hAnsi="Consolas"/>
+          <w:sz w:val="17"/>
+          <w:szCs w:val="17"/>
+        </w:rPr>
+        <w:t xml:space="preserve"># Target description — style guide (rebuilt from the finalized DB)</w:t>
+      </w:r>
+    </w:p>
+    <w:p>
+      <w:pPr>
+        <w:shd w:fill="F4F6F8" w:val="clear"/>
+        <w:spacing w:after="0"/>
+        <w:ind w:left="240" w:right="240"/>
+      </w:pPr>
+      <w:r>
+        <w:rPr>
+          <w:rFonts w:ascii="Consolas" w:cs="Consolas" w:eastAsia="Consolas" w:hAnsi="Consolas"/>
+          <w:sz w:val="17"/>
+          <w:szCs w:val="17"/>
+        </w:rPr>
+        <w:t xml:space="preserve"> </w:t>
+      </w:r>
+    </w:p>
+    <w:p>
+      <w:pPr>
+        <w:shd w:fill="F4F6F8" w:val="clear"/>
+        <w:spacing w:after="0"/>
+        <w:ind w:left="240" w:right="240"/>
+      </w:pPr>
+      <w:r>
+        <w:rPr>
+          <w:rFonts w:ascii="Consolas" w:cs="Consolas" w:eastAsia="Consolas" w:hAnsi="Consolas"/>
+          <w:sz w:val="17"/>
+          <w:szCs w:val="17"/>
+        </w:rPr>
+        <w:t xml:space="preserve">The canonical reference is `weekly-deals/Finalized_Deals_History.xlsx` (650+ curated descriptions).</w:t>
+      </w:r>
+    </w:p>
+    <w:p>
+      <w:pPr>
+        <w:shd w:fill="F4F6F8" w:val="clear"/>
+        <w:spacing w:after="0"/>
+        <w:ind w:left="240" w:right="240"/>
+      </w:pPr>
+      <w:r>
+        <w:rPr>
+          <w:rFonts w:ascii="Consolas" w:cs="Consolas" w:eastAsia="Consolas" w:hAnsi="Consolas"/>
+          <w:sz w:val="17"/>
+          <w:szCs w:val="17"/>
+        </w:rPr>
+        <w:t xml:space="preserve">Rules below are derived from the user's actual edits to generated drafts.</w:t>
+      </w:r>
+    </w:p>
+    <w:p>
+      <w:pPr>
+        <w:shd w:fill="F4F6F8" w:val="clear"/>
+        <w:spacing w:after="0"/>
+        <w:ind w:left="240" w:right="240"/>
+      </w:pPr>
+      <w:r>
+        <w:rPr>
+          <w:rFonts w:ascii="Consolas" w:cs="Consolas" w:eastAsia="Consolas" w:hAnsi="Consolas"/>
+          <w:sz w:val="17"/>
+          <w:szCs w:val="17"/>
+        </w:rPr>
+        <w:t xml:space="preserve"> </w:t>
+      </w:r>
+    </w:p>
+    <w:p>
+      <w:pPr>
+        <w:shd w:fill="F4F6F8" w:val="clear"/>
+        <w:spacing w:after="0"/>
+        <w:ind w:left="240" w:right="240"/>
+      </w:pPr>
+      <w:r>
+        <w:rPr>
+          <w:rFonts w:ascii="Consolas" w:cs="Consolas" w:eastAsia="Consolas" w:hAnsi="Consolas"/>
+          <w:sz w:val="17"/>
+          <w:szCs w:val="17"/>
+        </w:rPr>
+        <w:t xml:space="preserve">## Core rules</w:t>
+      </w:r>
+    </w:p>
+    <w:p>
+      <w:pPr>
+        <w:shd w:fill="F4F6F8" w:val="clear"/>
+        <w:spacing w:after="0"/>
+        <w:ind w:left="240" w:right="240"/>
+      </w:pPr>
+      <w:r>
+        <w:rPr>
+          <w:rFonts w:ascii="Consolas" w:cs="Consolas" w:eastAsia="Consolas" w:hAnsi="Consolas"/>
+          <w:sz w:val="17"/>
+          <w:szCs w:val="17"/>
+        </w:rPr>
+        <w:t xml:space="preserve">1. **Product-first noun phrase.** Lead with what the thing IS: "Provider of…", "Developer</w:t>
+      </w:r>
+    </w:p>
+    <w:p>
+      <w:pPr>
+        <w:shd w:fill="F4F6F8" w:val="clear"/>
+        <w:spacing w:after="0"/>
+        <w:ind w:left="240" w:right="240"/>
+      </w:pPr>
+      <w:r>
+        <w:rPr>
+          <w:rFonts w:ascii="Consolas" w:cs="Consolas" w:eastAsia="Consolas" w:hAnsi="Consolas"/>
+          <w:sz w:val="17"/>
+          <w:szCs w:val="17"/>
+        </w:rPr>
+        <w:t xml:space="preserve">   of…", "AI-powered … platform that…", "Agentic … for …". No trailing period.</w:t>
+      </w:r>
+    </w:p>
+    <w:p>
+      <w:pPr>
+        <w:shd w:fill="F4F6F8" w:val="clear"/>
+        <w:spacing w:after="0"/>
+        <w:ind w:left="240" w:right="240"/>
+      </w:pPr>
+      <w:r>
+        <w:rPr>
+          <w:rFonts w:ascii="Consolas" w:cs="Consolas" w:eastAsia="Consolas" w:hAnsi="Consolas"/>
+          <w:sz w:val="17"/>
+          <w:szCs w:val="17"/>
+        </w:rPr>
+        <w:t xml:space="preserve">2. **Short wins.** The user trims aggressively. If the product is well-known, one clause is</w:t>
+      </w:r>
+    </w:p>
+    <w:p>
+      <w:pPr>
+        <w:shd w:fill="F4F6F8" w:val="clear"/>
+        <w:spacing w:after="0"/>
+        <w:ind w:left="240" w:right="240"/>
+      </w:pPr>
+      <w:r>
+        <w:rPr>
+          <w:rFonts w:ascii="Consolas" w:cs="Consolas" w:eastAsia="Consolas" w:hAnsi="Consolas"/>
+          <w:sz w:val="17"/>
+          <w:szCs w:val="17"/>
+        </w:rPr>
+        <w:t xml:space="preserve">   enough. Target ~8–25 words; never pad to seem thorough.</w:t>
+      </w:r>
+    </w:p>
+    <w:p>
+      <w:pPr>
+        <w:shd w:fill="F4F6F8" w:val="clear"/>
+        <w:spacing w:after="0"/>
+        <w:ind w:left="240" w:right="240"/>
+      </w:pPr>
+      <w:r>
+        <w:rPr>
+          <w:rFonts w:ascii="Consolas" w:cs="Consolas" w:eastAsia="Consolas" w:hAnsi="Consolas"/>
+          <w:sz w:val="17"/>
+          <w:szCs w:val="17"/>
+        </w:rPr>
+        <w:t xml:space="preserve">3. **Cut client-count / geography trivia.** "partnered with ~55 financial institutions across</w:t>
+      </w:r>
+    </w:p>
+    <w:p>
+      <w:pPr>
+        <w:shd w:fill="F4F6F8" w:val="clear"/>
+        <w:spacing w:after="0"/>
+        <w:ind w:left="240" w:right="240"/>
+      </w:pPr>
+      <w:r>
+        <w:rPr>
+          <w:rFonts w:ascii="Consolas" w:cs="Consolas" w:eastAsia="Consolas" w:hAnsi="Consolas"/>
+          <w:sz w:val="17"/>
+          <w:szCs w:val="17"/>
+        </w:rPr>
+        <w:t xml:space="preserve">   16 countries" gets deleted. Keep a number ONLY when it's the point (e.g. "60+ asset and</w:t>
+      </w:r>
+    </w:p>
+    <w:p>
+      <w:pPr>
+        <w:shd w:fill="F4F6F8" w:val="clear"/>
+        <w:spacing w:after="0"/>
+        <w:ind w:left="240" w:right="240"/>
+      </w:pPr>
+      <w:r>
+        <w:rPr>
+          <w:rFonts w:ascii="Consolas" w:cs="Consolas" w:eastAsia="Consolas" w:hAnsi="Consolas"/>
+          <w:sz w:val="17"/>
+          <w:szCs w:val="17"/>
+        </w:rPr>
+        <w:t xml:space="preserve">   wealth managers" as the customer definition).</w:t>
+      </w:r>
+    </w:p>
+    <w:p>
+      <w:pPr>
+        <w:shd w:fill="F4F6F8" w:val="clear"/>
+        <w:spacing w:after="0"/>
+        <w:ind w:left="240" w:right="240"/>
+      </w:pPr>
+      <w:r>
+        <w:rPr>
+          <w:rFonts w:ascii="Consolas" w:cs="Consolas" w:eastAsia="Consolas" w:hAnsi="Consolas"/>
+          <w:sz w:val="17"/>
+          <w:szCs w:val="17"/>
+        </w:rPr>
+        <w:t xml:space="preserve">4. **Say what it converts / automates / connects** — the mechanism, not the mission.</w:t>
+      </w:r>
+    </w:p>
+    <w:p>
+      <w:pPr>
+        <w:shd w:fill="F4F6F8" w:val="clear"/>
+        <w:spacing w:after="0"/>
+        <w:ind w:left="240" w:right="240"/>
+      </w:pPr>
+      <w:r>
+        <w:rPr>
+          <w:rFonts w:ascii="Consolas" w:cs="Consolas" w:eastAsia="Consolas" w:hAnsi="Consolas"/>
+          <w:sz w:val="17"/>
+          <w:szCs w:val="17"/>
+        </w:rPr>
+        <w:t xml:space="preserve">5. **Borderline names carry both angles** — fintech lead, traditional base visible.</w:t>
+      </w:r>
+    </w:p>
+    <w:p>
+      <w:pPr>
+        <w:shd w:fill="F4F6F8" w:val="clear"/>
+        <w:spacing w:after="0"/>
+        <w:ind w:left="240" w:right="240"/>
+      </w:pPr>
+      <w:r>
+        <w:rPr>
+          <w:rFonts w:ascii="Consolas" w:cs="Consolas" w:eastAsia="Consolas" w:hAnsi="Consolas"/>
+          <w:sz w:val="17"/>
+          <w:szCs w:val="17"/>
+        </w:rPr>
+        <w:t xml:space="preserve">6. **Deal-structure nuance lives here** when the Deal Type column can't express it</w:t>
+      </w:r>
+    </w:p>
+    <w:p>
+      <w:pPr>
+        <w:shd w:fill="F4F6F8" w:val="clear"/>
+        <w:spacing w:after="0"/>
+        <w:ind w:left="240" w:right="240"/>
+      </w:pPr>
+      <w:r>
+        <w:rPr>
+          <w:rFonts w:ascii="Consolas" w:cs="Consolas" w:eastAsia="Consolas" w:hAnsi="Consolas"/>
+          <w:sz w:val="17"/>
+          <w:szCs w:val="17"/>
+        </w:rPr>
+        <w:t xml:space="preserve">   (e.g. "…; was a JV between Crédit Agricole and Worldline").</w:t>
+      </w:r>
+    </w:p>
+    <w:p>
+      <w:pPr>
+        <w:shd w:fill="F4F6F8" w:val="clear"/>
+        <w:spacing w:after="0"/>
+        <w:ind w:left="240" w:right="240"/>
+      </w:pPr>
+      <w:r>
+        <w:rPr>
+          <w:rFonts w:ascii="Consolas" w:cs="Consolas" w:eastAsia="Consolas" w:hAnsi="Consolas"/>
+          <w:sz w:val="17"/>
+          <w:szCs w:val="17"/>
+        </w:rPr>
+        <w:t xml:space="preserve"> </w:t>
+      </w:r>
+    </w:p>
+    <w:p>
+      <w:pPr>
+        <w:shd w:fill="F4F6F8" w:val="clear"/>
+        <w:spacing w:after="0"/>
+        <w:ind w:left="240" w:right="240"/>
+      </w:pPr>
+      <w:r>
+        <w:rPr>
+          <w:rFonts w:ascii="Consolas" w:cs="Consolas" w:eastAsia="Consolas" w:hAnsi="Consolas"/>
+          <w:sz w:val="17"/>
+          <w:szCs w:val="17"/>
+        </w:rPr>
+        <w:t xml:space="preserve">## Before → after (the user's real edits)</w:t>
+      </w:r>
+    </w:p>
+    <w:p>
+      <w:pPr>
+        <w:shd w:fill="F4F6F8" w:val="clear"/>
+        <w:spacing w:after="0"/>
+        <w:ind w:left="240" w:right="240"/>
+      </w:pPr>
+      <w:r>
+        <w:rPr>
+          <w:rFonts w:ascii="Consolas" w:cs="Consolas" w:eastAsia="Consolas" w:hAnsi="Consolas"/>
+          <w:sz w:val="17"/>
+          <w:szCs w:val="17"/>
+        </w:rPr>
+        <w:t xml:space="preserve">- ✗ "Pioneer of agentic/conversational AI for banking, partnered with ~55 financial</w:t>
+      </w:r>
+    </w:p>
+    <w:p>
+      <w:pPr>
+        <w:shd w:fill="F4F6F8" w:val="clear"/>
+        <w:spacing w:after="0"/>
+        <w:ind w:left="240" w:right="240"/>
+      </w:pPr>
+      <w:r>
+        <w:rPr>
+          <w:rFonts w:ascii="Consolas" w:cs="Consolas" w:eastAsia="Consolas" w:hAnsi="Consolas"/>
+          <w:sz w:val="17"/>
+          <w:szCs w:val="17"/>
+        </w:rPr>
+        <w:t xml:space="preserve">  institutions across 16 countries"</w:t>
+      </w:r>
+    </w:p>
+    <w:p>
+      <w:pPr>
+        <w:shd w:fill="F4F6F8" w:val="clear"/>
+        <w:spacing w:after="0"/>
+        <w:ind w:left="240" w:right="240"/>
+      </w:pPr>
+      <w:r>
+        <w:rPr>
+          <w:rFonts w:ascii="Consolas" w:cs="Consolas" w:eastAsia="Consolas" w:hAnsi="Consolas"/>
+          <w:sz w:val="17"/>
+          <w:szCs w:val="17"/>
+        </w:rPr>
+        <w:t xml:space="preserve">  ✓ **"Agentic/conversational AI for banking"**</w:t>
+      </w:r>
+    </w:p>
+    <w:p>
+      <w:pPr>
+        <w:shd w:fill="F4F6F8" w:val="clear"/>
+        <w:spacing w:after="0"/>
+        <w:ind w:left="240" w:right="240"/>
+      </w:pPr>
+      <w:r>
+        <w:rPr>
+          <w:rFonts w:ascii="Consolas" w:cs="Consolas" w:eastAsia="Consolas" w:hAnsi="Consolas"/>
+          <w:sz w:val="17"/>
+          <w:szCs w:val="17"/>
+        </w:rPr>
+        <w:t xml:space="preserve">- ✗ "Physics-based physical climate-risk data and analytics whose AI-enabled, multi-hazard</w:t>
+      </w:r>
+    </w:p>
+    <w:p>
+      <w:pPr>
+        <w:shd w:fill="F4F6F8" w:val="clear"/>
+        <w:spacing w:after="0"/>
+        <w:ind w:left="240" w:right="240"/>
+      </w:pPr>
+      <w:r>
+        <w:rPr>
+          <w:rFonts w:ascii="Consolas" w:cs="Consolas" w:eastAsia="Consolas" w:hAnsi="Consolas"/>
+          <w:sz w:val="17"/>
+          <w:szCs w:val="17"/>
+        </w:rPr>
+        <w:t xml:space="preserve">  models translate climate hazards into financial risk across 2B+ structures"</w:t>
+      </w:r>
+    </w:p>
+    <w:p>
+      <w:pPr>
+        <w:shd w:fill="F4F6F8" w:val="clear"/>
+        <w:spacing w:after="0"/>
+        <w:ind w:left="240" w:right="240"/>
+      </w:pPr>
+      <w:r>
+        <w:rPr>
+          <w:rFonts w:ascii="Consolas" w:cs="Consolas" w:eastAsia="Consolas" w:hAnsi="Consolas"/>
+          <w:sz w:val="17"/>
+          <w:szCs w:val="17"/>
+        </w:rPr>
+        <w:t xml:space="preserve">  ✓ **"AI-powered climate-financial intelligence platform that converts physical climate risk</w:t>
+      </w:r>
+    </w:p>
+    <w:p>
+      <w:pPr>
+        <w:shd w:fill="F4F6F8" w:val="clear"/>
+        <w:spacing w:after="0"/>
+        <w:ind w:left="240" w:right="240"/>
+      </w:pPr>
+      <w:r>
+        <w:rPr>
+          <w:rFonts w:ascii="Consolas" w:cs="Consolas" w:eastAsia="Consolas" w:hAnsi="Consolas"/>
+          <w:sz w:val="17"/>
+          <w:szCs w:val="17"/>
+        </w:rPr>
+        <w:t xml:space="preserve">  into property- and portfolio-level financial risk metrics"**</w:t>
+      </w:r>
+    </w:p>
+    <w:p>
+      <w:pPr>
+        <w:shd w:fill="F4F6F8" w:val="clear"/>
+        <w:spacing w:after="0"/>
+        <w:ind w:left="240" w:right="240"/>
+      </w:pPr>
+      <w:r>
+        <w:rPr>
+          <w:rFonts w:ascii="Consolas" w:cs="Consolas" w:eastAsia="Consolas" w:hAnsi="Consolas"/>
+          <w:sz w:val="17"/>
+          <w:szCs w:val="17"/>
+        </w:rPr>
+        <w:t xml:space="preserve"> </w:t>
+      </w:r>
+    </w:p>
+    <w:p>
+      <w:pPr>
+        <w:shd w:fill="F4F6F8" w:val="clear"/>
+        <w:spacing w:after="0"/>
+        <w:ind w:left="240" w:right="240"/>
+      </w:pPr>
+      <w:r>
+        <w:rPr>
+          <w:rFonts w:ascii="Consolas" w:cs="Consolas" w:eastAsia="Consolas" w:hAnsi="Consolas"/>
+          <w:sz w:val="17"/>
+          <w:szCs w:val="17"/>
+        </w:rPr>
+        <w:t xml:space="preserve">## Kept near-verbatim (this register is right)</w:t>
+      </w:r>
+    </w:p>
+    <w:p>
+      <w:pPr>
+        <w:shd w:fill="F4F6F8" w:val="clear"/>
+        <w:spacing w:after="0"/>
+        <w:ind w:left="240" w:right="240"/>
+      </w:pPr>
+      <w:r>
+        <w:rPr>
+          <w:rFonts w:ascii="Consolas" w:cs="Consolas" w:eastAsia="Consolas" w:hAnsi="Consolas"/>
+          <w:sz w:val="17"/>
+          <w:szCs w:val="17"/>
+        </w:rPr>
+        <w:t xml:space="preserve">- "AI accounting agents automating bookkeeping and reporting for stablecoin and digital-asset businesses"</w:t>
+      </w:r>
+    </w:p>
+    <w:p>
+      <w:pPr>
+        <w:shd w:fill="F4F6F8" w:val="clear"/>
+        <w:spacing w:after="0"/>
+        <w:ind w:left="240" w:right="240"/>
+      </w:pPr>
+      <w:r>
+        <w:rPr>
+          <w:rFonts w:ascii="Consolas" w:cs="Consolas" w:eastAsia="Consolas" w:hAnsi="Consolas"/>
+          <w:sz w:val="17"/>
+          <w:szCs w:val="17"/>
+        </w:rPr>
+        <w:t xml:space="preserve">- "Digital wealth-management platform (digital advice, financial planning and wellness) for banks, credit unions, and wealth managers"</w:t>
+      </w:r>
+    </w:p>
+    <w:p>
+      <w:pPr>
+        <w:shd w:fill="F4F6F8" w:val="clear"/>
+        <w:spacing w:after="0"/>
+        <w:ind w:left="240" w:right="240"/>
+      </w:pPr>
+      <w:r>
+        <w:rPr>
+          <w:rFonts w:ascii="Consolas" w:cs="Consolas" w:eastAsia="Consolas" w:hAnsi="Consolas"/>
+          <w:sz w:val="17"/>
+          <w:szCs w:val="17"/>
+        </w:rPr>
+        <w:t xml:space="preserve">- "AI-native wealth management firm delivering personalized, advisor-led financial services"</w:t>
+      </w:r>
+    </w:p>
+    <w:p>
+      <w:pPr>
+        <w:shd w:fill="F4F6F8" w:val="clear"/>
+        <w:spacing w:after="0"/>
+        <w:ind w:left="240" w:right="240"/>
+      </w:pPr>
+      <w:r>
+        <w:rPr>
+          <w:rFonts w:ascii="Consolas" w:cs="Consolas" w:eastAsia="Consolas" w:hAnsi="Consolas"/>
+          <w:sz w:val="17"/>
+          <w:szCs w:val="17"/>
+        </w:rPr>
+        <w:t xml:space="preserve">- "Agentic decisioning platform automating credit, fraud, and underwriting decisions for banks and insurers"</w:t>
+      </w:r>
+    </w:p>
+    <w:p>
+      <w:pPr>
+        <w:shd w:fill="F4F6F8" w:val="clear"/>
+        <w:spacing w:after="0"/>
+        <w:ind w:left="240" w:right="240"/>
+      </w:pPr>
+      <w:r>
+        <w:rPr>
+          <w:rFonts w:ascii="Consolas" w:cs="Consolas" w:eastAsia="Consolas" w:hAnsi="Consolas"/>
+          <w:sz w:val="17"/>
+          <w:szCs w:val="17"/>
+        </w:rPr>
+        <w:t xml:space="preserve"> </w:t>
+      </w:r>
+    </w:p>
+    <w:p>
+      <w:pPr>
+        <w:shd w:fill="F4F6F8" w:val="clear"/>
+        <w:spacing w:after="0"/>
+        <w:ind w:left="240" w:right="240"/>
+      </w:pPr>
+      <w:r>
+        <w:rPr>
+          <w:rFonts w:ascii="Consolas" w:cs="Consolas" w:eastAsia="Consolas" w:hAnsi="Consolas"/>
+          <w:sz w:val="17"/>
+          <w:szCs w:val="17"/>
+        </w:rPr>
+        <w:t xml:space="preserve">## From the finalized DB (tone bank)</w:t>
+      </w:r>
+    </w:p>
+    <w:p>
+      <w:pPr>
+        <w:shd w:fill="F4F6F8" w:val="clear"/>
+        <w:spacing w:after="0"/>
+        <w:ind w:left="240" w:right="240"/>
+      </w:pPr>
+      <w:r>
+        <w:rPr>
+          <w:rFonts w:ascii="Consolas" w:cs="Consolas" w:eastAsia="Consolas" w:hAnsi="Consolas"/>
+          <w:sz w:val="17"/>
+          <w:szCs w:val="17"/>
+        </w:rPr>
+        <w:t xml:space="preserve">- "FCA-regulated digital wealth and investment platform serving Black and multi-ethnic communities"</w:t>
+      </w:r>
+    </w:p>
+    <w:p>
+      <w:pPr>
+        <w:shd w:fill="F4F6F8" w:val="clear"/>
+        <w:spacing w:after="0"/>
+        <w:ind w:left="240" w:right="240"/>
+      </w:pPr>
+      <w:r>
+        <w:rPr>
+          <w:rFonts w:ascii="Consolas" w:cs="Consolas" w:eastAsia="Consolas" w:hAnsi="Consolas"/>
+          <w:sz w:val="17"/>
+          <w:szCs w:val="17"/>
+        </w:rPr>
+        <w:t xml:space="preserve">- "Provider of cloud-based wealth management and investment platform software"</w:t>
+      </w:r>
+    </w:p>
+    <w:p>
+      <w:pPr>
+        <w:shd w:fill="F4F6F8" w:val="clear"/>
+        <w:spacing w:after="0"/>
+        <w:ind w:left="240" w:right="240"/>
+      </w:pPr>
+      <w:r>
+        <w:rPr>
+          <w:rFonts w:ascii="Consolas" w:cs="Consolas" w:eastAsia="Consolas" w:hAnsi="Consolas"/>
+          <w:sz w:val="17"/>
+          <w:szCs w:val="17"/>
+        </w:rPr>
+        <w:t xml:space="preserve">- "Provider of integrated merchant payment acceptance and acquiring solutions in France; was a JV between Crédit Agricole and Worldline"</w:t>
+      </w:r>
+    </w:p>
+    <w:p>
+      <w:pPr>
+        <w:shd w:fill="F4F6F8" w:val="clear"/>
+        <w:spacing w:after="0"/>
+        <w:ind w:left="240" w:right="240"/>
+      </w:pPr>
+      <w:r>
+        <w:rPr>
+          <w:rFonts w:ascii="Consolas" w:cs="Consolas" w:eastAsia="Consolas" w:hAnsi="Consolas"/>
+          <w:sz w:val="17"/>
+          <w:szCs w:val="17"/>
+        </w:rPr>
+        <w:t xml:space="preserve">- "AI startup automating intermediary workflows for mortgage advisers, including document processing and compliance checks"</w:t>
+      </w:r>
+    </w:p>
+    <w:p>
+      <w:pPr>
+        <w:shd w:fill="F4F6F8" w:val="clear"/>
+        <w:spacing w:after="0"/>
+        <w:ind w:left="240" w:right="240"/>
+      </w:pPr>
+      <w:r>
+        <w:rPr>
+          <w:rFonts w:ascii="Consolas" w:cs="Consolas" w:eastAsia="Consolas" w:hAnsi="Consolas"/>
+          <w:sz w:val="17"/>
+          <w:szCs w:val="17"/>
+        </w:rPr>
+        <w:t xml:space="preserve">- "Fully managed AI sales-tax compliance engine automating product tax coding, rate calculation and filing"</w:t>
+      </w:r>
+    </w:p>
+    <w:p>
+      <w:pPr>
+        <w:shd w:fill="F4F6F8" w:val="clear"/>
+        <w:spacing w:after="0"/>
+        <w:ind w:left="240" w:right="240"/>
+      </w:pPr>
+      <w:r>
+        <w:rPr>
+          <w:rFonts w:ascii="Consolas" w:cs="Consolas" w:eastAsia="Consolas" w:hAnsi="Consolas"/>
+          <w:sz w:val="17"/>
+          <w:szCs w:val="17"/>
+        </w:rPr>
+        <w:t xml:space="preserve">- "Governed-communications platform capturing and supervising WhatsApp, iMessage and WeChat business messaging for banks, financial institutions and government agencies"</w:t>
+      </w:r>
+    </w:p>
+    <w:p>
+      <w:pPr>
+        <w:shd w:fill="F4F6F8" w:val="clear"/>
+        <w:spacing w:after="0"/>
+        <w:ind w:left="240" w:right="240"/>
+      </w:pPr>
+      <w:r>
+        <w:rPr>
+          <w:rFonts w:ascii="Consolas" w:cs="Consolas" w:eastAsia="Consolas" w:hAnsi="Consolas"/>
+          <w:sz w:val="17"/>
+          <w:szCs w:val="17"/>
+        </w:rPr>
+        <w:t xml:space="preserve">- "AI-native risk intelligence platform for financial-crime screening and AML"</w:t>
+      </w:r>
+    </w:p>
+    <w:p>
+      <w:pPr>
+        <w:shd w:fill="F4F6F8" w:val="clear"/>
+        <w:spacing w:after="0"/>
+        <w:ind w:left="240" w:right="240"/>
+      </w:pPr>
+      <w:r>
+        <w:rPr>
+          <w:rFonts w:ascii="Consolas" w:cs="Consolas" w:eastAsia="Consolas" w:hAnsi="Consolas"/>
+          <w:sz w:val="17"/>
+          <w:szCs w:val="17"/>
+        </w:rPr>
+        <w:t xml:space="preserve">- "BNPL and consumer credit platform; newly approved as a regulated deposit-taking institution"</w:t>
+      </w:r>
+    </w:p>
+    <w:p>
+      <w:pPr>
+        <w:shd w:fill="F4F6F8" w:val="clear"/>
+        <w:spacing w:after="0"/>
+        <w:ind w:left="240" w:right="240"/>
+      </w:pPr>
+      <w:r>
+        <w:rPr>
+          <w:rFonts w:ascii="Consolas" w:cs="Consolas" w:eastAsia="Consolas" w:hAnsi="Consolas"/>
+          <w:sz w:val="17"/>
+          <w:szCs w:val="17"/>
+        </w:rPr>
+        <w:t xml:space="preserve">- "Provider of loan analytics, risk-based pricing, risk modeling, and default insurance to auto lenders"</w:t>
+      </w:r>
+    </w:p>
+    <w:p>
+      <w:pPr>
+        <w:shd w:fill="F4F6F8" w:val="clear"/>
+        <w:spacing w:after="0"/>
+        <w:ind w:left="240" w:right="240"/>
+      </w:pPr>
+      <w:r>
+        <w:rPr>
+          <w:rFonts w:ascii="Consolas" w:cs="Consolas" w:eastAsia="Consolas" w:hAnsi="Consolas"/>
+          <w:sz w:val="17"/>
+          <w:szCs w:val="17"/>
+        </w:rPr>
+        <w:t xml:space="preserve">- "Exchange-layer market infrastructure connecting space companies with sovereign buyers and deal capital"</w:t>
+      </w:r>
+    </w:p>
+    <w:p>
+      <w:pPr>
+        <w:shd w:fill="F4F6F8" w:val="clear"/>
+        <w:spacing w:after="0"/>
+        <w:ind w:left="240" w:right="240"/>
+      </w:pPr>
+      <w:r>
+        <w:rPr>
+          <w:rFonts w:ascii="Consolas" w:cs="Consolas" w:eastAsia="Consolas" w:hAnsi="Consolas"/>
+          <w:sz w:val="17"/>
+          <w:szCs w:val="17"/>
+        </w:rPr>
+        <w:t xml:space="preserve"> </w:t>
+      </w:r>
+    </w:p>
+    <w:p>
+      <w:pPr>
+        <w:shd w:fill="F4F6F8" w:val="clear"/>
+        <w:spacing w:after="0"/>
+        <w:ind w:left="240" w:right="240"/>
+      </w:pPr>
+      <w:r>
+        <w:rPr>
+          <w:rFonts w:ascii="Consolas" w:cs="Consolas" w:eastAsia="Consolas" w:hAnsi="Consolas"/>
+          <w:sz w:val="17"/>
+          <w:szCs w:val="17"/>
+        </w:rPr>
+        <w:t xml:space="preserve">## Openers that recur in the DB</w:t>
+      </w:r>
+    </w:p>
+    <w:p>
+      <w:pPr>
+        <w:shd w:fill="F4F6F8" w:val="clear"/>
+        <w:spacing w:after="0"/>
+        <w:ind w:left="240" w:right="240"/>
+      </w:pPr>
+      <w:r>
+        <w:rPr>
+          <w:rFonts w:ascii="Consolas" w:cs="Consolas" w:eastAsia="Consolas" w:hAnsi="Consolas"/>
+          <w:sz w:val="17"/>
+          <w:szCs w:val="17"/>
+        </w:rPr>
+        <w:t xml:space="preserve">`Provider of…` · `Developer of…` · `AI-powered/AI-native/AI-driven … platform…` ·</w:t>
+      </w:r>
+    </w:p>
+    <w:p>
+      <w:pPr>
+        <w:shd w:fill="F4F6F8" w:val="clear"/>
+        <w:spacing w:after="0"/>
+        <w:ind w:left="240" w:right="240"/>
+      </w:pPr>
+      <w:r>
+        <w:rPr>
+          <w:rFonts w:ascii="Consolas" w:cs="Consolas" w:eastAsia="Consolas" w:hAnsi="Consolas"/>
+          <w:sz w:val="17"/>
+          <w:szCs w:val="17"/>
+        </w:rPr>
+        <w:t xml:space="preserve">`Agentic … for …` · `Digital … platform for …` · `Fully managed …` · `&lt;Regulator&gt;-regulated …`</w:t>
+      </w:r>
+    </w:p>
+    <w:p>
+      <w:pPr>
+        <w:shd w:fill="F4F6F8" w:val="clear"/>
+        <w:spacing w:after="160"/>
+        <w:ind w:left="240" w:right="240"/>
+      </w:pPr>
+      <w:r>
+        <w:rPr>
+          <w:rFonts w:ascii="Consolas" w:cs="Consolas" w:eastAsia="Consolas" w:hAnsi="Consolas"/>
+          <w:sz w:val="17"/>
+          <w:szCs w:val="17"/>
+        </w:rPr>
+        <w:t xml:space="preserve"> </w:t>
+      </w:r>
+    </w:p>
+    <w:p>
+      <w:pPr>
+        <w:pStyle w:val="Heading1"/>
+        <w:spacing w:after="140" w:before="280"/>
+      </w:pPr>
+      <w:r>
+        <w:rPr>
+          <w:rFonts w:ascii="Calibri" w:cs="Calibri" w:eastAsia="Calibri" w:hAnsi="Calibri"/>
+          <w:b/>
+          <w:bCs/>
+          <w:color w:val="1F6FB2"/>
+          <w:sz w:val="30"/>
+          <w:szCs w:val="30"/>
+        </w:rPr>
+        <w:t xml:space="preserve">Appendix D — build_workbook.py (verbatim)</w:t>
+      </w:r>
+    </w:p>
+    <w:p>
+      <w:pPr>
+        <w:spacing w:after="120"/>
+      </w:pPr>
+      <w:r>
+        <w:rPr>
+          <w:rFonts w:ascii="Calibri" w:cs="Calibri" w:eastAsia="Calibri" w:hAnsi="Calibri"/>
+          <w:i/>
+          <w:iCs/>
+          <w:color w:val="5A6572"/>
+          <w:sz w:val="21"/>
+          <w:szCs w:val="21"/>
+        </w:rPr>
+        <w:t xml:space="preserve">Reproduce byte-for-byte at .claude/skills/weekly-fintech-deals/build_workbook.py. Do not reimplement from the §9 description — copy this source exactly so widths, colors, validation, and number formats match the finalized DB.</w:t>
+      </w:r>
+    </w:p>
+    <w:p>
+      <w:pPr>
+        <w:shd w:fill="F4F6F8" w:val="clear"/>
+        <w:spacing w:after="0"/>
+        <w:ind w:left="240" w:right="240"/>
+      </w:pPr>
+      <w:r>
+        <w:rPr>
+          <w:rFonts w:ascii="Consolas" w:cs="Consolas" w:eastAsia="Consolas" w:hAnsi="Consolas"/>
+          <w:sz w:val="17"/>
+          <w:szCs w:val="17"/>
+        </w:rPr>
+        <w:t xml:space="preserve">#!/usr/bin/env python3</w:t>
+      </w:r>
+    </w:p>
+    <w:p>
+      <w:pPr>
+        <w:shd w:fill="F4F6F8" w:val="clear"/>
+        <w:spacing w:after="0"/>
+        <w:ind w:left="240" w:right="240"/>
+      </w:pPr>
+      <w:r>
+        <w:rPr>
+          <w:rFonts w:ascii="Consolas" w:cs="Consolas" w:eastAsia="Consolas" w:hAnsi="Consolas"/>
+          <w:sz w:val="17"/>
+          <w:szCs w:val="17"/>
+        </w:rPr>
+        <w:t xml:space="preserve">"""</w:t>
+      </w:r>
+    </w:p>
+    <w:p>
+      <w:pPr>
+        <w:shd w:fill="F4F6F8" w:val="clear"/>
+        <w:spacing w:after="0"/>
+        <w:ind w:left="240" w:right="240"/>
+      </w:pPr>
+      <w:r>
+        <w:rPr>
+          <w:rFonts w:ascii="Consolas" w:cs="Consolas" w:eastAsia="Consolas" w:hAnsi="Consolas"/>
+          <w:sz w:val="17"/>
+          <w:szCs w:val="17"/>
+        </w:rPr>
+        <w:t xml:space="preserve">build_workbook.py — Weekly FinTech deals workbook, matched to the finalized-DB schema.</w:t>
+      </w:r>
+    </w:p>
+    <w:p>
+      <w:pPr>
+        <w:shd w:fill="F4F6F8" w:val="clear"/>
+        <w:spacing w:after="0"/>
+        <w:ind w:left="240" w:right="240"/>
+      </w:pPr>
+      <w:r>
+        <w:rPr>
+          <w:rFonts w:ascii="Consolas" w:cs="Consolas" w:eastAsia="Consolas" w:hAnsi="Consolas"/>
+          <w:sz w:val="17"/>
+          <w:szCs w:val="17"/>
+        </w:rPr>
+        <w:t xml:space="preserve"> </w:t>
+      </w:r>
+    </w:p>
+    <w:p>
+      <w:pPr>
+        <w:shd w:fill="F4F6F8" w:val="clear"/>
+        <w:spacing w:after="0"/>
+        <w:ind w:left="240" w:right="240"/>
+      </w:pPr>
+      <w:r>
+        <w:rPr>
+          <w:rFonts w:ascii="Consolas" w:cs="Consolas" w:eastAsia="Consolas" w:hAnsi="Consolas"/>
+          <w:sz w:val="17"/>
+          <w:szCs w:val="17"/>
+        </w:rPr>
+        <w:t xml:space="preserve">Two tabs, exact names and column order:</w:t>
+      </w:r>
+    </w:p>
+    <w:p>
+      <w:pPr>
+        <w:shd w:fill="F4F6F8" w:val="clear"/>
+        <w:spacing w:after="0"/>
+        <w:ind w:left="240" w:right="240"/>
+      </w:pPr>
+      <w:r>
+        <w:rPr>
+          <w:rFonts w:ascii="Consolas" w:cs="Consolas" w:eastAsia="Consolas" w:hAnsi="Consolas"/>
+          <w:sz w:val="17"/>
+          <w:szCs w:val="17"/>
+        </w:rPr>
+        <w:t xml:space="preserve">  "All M&amp;A (PE &amp; Strategic)":</w:t>
+      </w:r>
+    </w:p>
+    <w:p>
+      <w:pPr>
+        <w:shd w:fill="F4F6F8" w:val="clear"/>
+        <w:spacing w:after="0"/>
+        <w:ind w:left="240" w:right="240"/>
+      </w:pPr>
+      <w:r>
+        <w:rPr>
+          <w:rFonts w:ascii="Consolas" w:cs="Consolas" w:eastAsia="Consolas" w:hAnsi="Consolas"/>
+          <w:sz w:val="17"/>
+          <w:szCs w:val="17"/>
+        </w:rPr>
+        <w:t xml:space="preserve">     x | Week | Sector | Target Country | Deal Type | Date | Target | Acquirer | EV ($M) |</w:t>
+      </w:r>
+    </w:p>
+    <w:p>
+      <w:pPr>
+        <w:shd w:fill="F4F6F8" w:val="clear"/>
+        <w:spacing w:after="0"/>
+        <w:ind w:left="240" w:right="240"/>
+      </w:pPr>
+      <w:r>
+        <w:rPr>
+          <w:rFonts w:ascii="Consolas" w:cs="Consolas" w:eastAsia="Consolas" w:hAnsi="Consolas"/>
+          <w:sz w:val="17"/>
+          <w:szCs w:val="17"/>
+        </w:rPr>
+        <w:t xml:space="preserve">     EV / Revenue | EV / EBITDA | Target Description | Link / Press Release |</w:t>
+      </w:r>
+    </w:p>
+    <w:p>
+      <w:pPr>
+        <w:shd w:fill="F4F6F8" w:val="clear"/>
+        <w:spacing w:after="0"/>
+        <w:ind w:left="240" w:right="240"/>
+      </w:pPr>
+      <w:r>
+        <w:rPr>
+          <w:rFonts w:ascii="Consolas" w:cs="Consolas" w:eastAsia="Consolas" w:hAnsi="Consolas"/>
+          <w:sz w:val="17"/>
+          <w:szCs w:val="17"/>
+        </w:rPr>
+        <w:t xml:space="preserve">     Mults Source | Mults Basis | Public Deal | HL Deal | Seller</w:t>
+      </w:r>
+    </w:p>
+    <w:p>
+      <w:pPr>
+        <w:shd w:fill="F4F6F8" w:val="clear"/>
+        <w:spacing w:after="0"/>
+        <w:ind w:left="240" w:right="240"/>
+      </w:pPr>
+      <w:r>
+        <w:rPr>
+          <w:rFonts w:ascii="Consolas" w:cs="Consolas" w:eastAsia="Consolas" w:hAnsi="Consolas"/>
+          <w:sz w:val="17"/>
+          <w:szCs w:val="17"/>
+        </w:rPr>
+        <w:t xml:space="preserve">  "Growth Capital Raises":</w:t>
+      </w:r>
+    </w:p>
+    <w:p>
+      <w:pPr>
+        <w:shd w:fill="F4F6F8" w:val="clear"/>
+        <w:spacing w:after="0"/>
+        <w:ind w:left="240" w:right="240"/>
+      </w:pPr>
+      <w:r>
+        <w:rPr>
+          <w:rFonts w:ascii="Consolas" w:cs="Consolas" w:eastAsia="Consolas" w:hAnsi="Consolas"/>
+          <w:sz w:val="17"/>
+          <w:szCs w:val="17"/>
+        </w:rPr>
+        <w:t xml:space="preserve">     x | Week | Sector | Target Country | Date | Target | Lead Investor(s) | Amount ($M) |</w:t>
+      </w:r>
+    </w:p>
+    <w:p>
+      <w:pPr>
+        <w:shd w:fill="F4F6F8" w:val="clear"/>
+        <w:spacing w:after="0"/>
+        <w:ind w:left="240" w:right="240"/>
+      </w:pPr>
+      <w:r>
+        <w:rPr>
+          <w:rFonts w:ascii="Consolas" w:cs="Consolas" w:eastAsia="Consolas" w:hAnsi="Consolas"/>
+          <w:sz w:val="17"/>
+          <w:szCs w:val="17"/>
+        </w:rPr>
+        <w:t xml:space="preserve">     Valuation ($M) | EV / Revenue | EV / EBITDA | Target Description | Link / Press Release</w:t>
+      </w:r>
+    </w:p>
+    <w:p>
+      <w:pPr>
+        <w:shd w:fill="F4F6F8" w:val="clear"/>
+        <w:spacing w:after="0"/>
+        <w:ind w:left="240" w:right="240"/>
+      </w:pPr>
+      <w:r>
+        <w:rPr>
+          <w:rFonts w:ascii="Consolas" w:cs="Consolas" w:eastAsia="Consolas" w:hAnsi="Consolas"/>
+          <w:sz w:val="17"/>
+          <w:szCs w:val="17"/>
+        </w:rPr>
+        <w:t xml:space="preserve"> </w:t>
+      </w:r>
+    </w:p>
+    <w:p>
+      <w:pPr>
+        <w:shd w:fill="F4F6F8" w:val="clear"/>
+        <w:spacing w:after="0"/>
+        <w:ind w:left="240" w:right="240"/>
+      </w:pPr>
+      <w:r>
+        <w:rPr>
+          <w:rFonts w:ascii="Consolas" w:cs="Consolas" w:eastAsia="Consolas" w:hAnsi="Consolas"/>
+          <w:sz w:val="17"/>
+          <w:szCs w:val="17"/>
+        </w:rPr>
+        <w:t xml:space="preserve">Conventions (locked):</w:t>
+      </w:r>
+    </w:p>
+    <w:p>
+      <w:pPr>
+        <w:shd w:fill="F4F6F8" w:val="clear"/>
+        <w:spacing w:after="0"/>
+        <w:ind w:left="240" w:right="240"/>
+      </w:pPr>
+      <w:r>
+        <w:rPr>
+          <w:rFonts w:ascii="Consolas" w:cs="Consolas" w:eastAsia="Consolas" w:hAnsi="Consolas"/>
+          <w:sz w:val="17"/>
+          <w:szCs w:val="17"/>
+        </w:rPr>
+        <w:t xml:space="preserve">  - Deal Type is STRICTLY "Strategic M&amp;A" or "PE Buyout" (validated; build fails otherwise).</w:t>
+      </w:r>
+    </w:p>
+    <w:p>
+      <w:pPr>
+        <w:shd w:fill="F4F6F8" w:val="clear"/>
+        <w:spacing w:after="0"/>
+        <w:ind w:left="240" w:right="240"/>
+      </w:pPr>
+      <w:r>
+        <w:rPr>
+          <w:rFonts w:ascii="Consolas" w:cs="Consolas" w:eastAsia="Consolas" w:hAnsi="Consolas"/>
+          <w:sz w:val="17"/>
+          <w:szCs w:val="17"/>
+        </w:rPr>
+        <w:t xml:space="preserve">  - Undisclosed / not-applicable = "-" (never blank) in EV/Amount/Valuation/multiples and</w:t>
+      </w:r>
+    </w:p>
+    <w:p>
+      <w:pPr>
+        <w:shd w:fill="F4F6F8" w:val="clear"/>
+        <w:spacing w:after="0"/>
+        <w:ind w:left="240" w:right="240"/>
+      </w:pPr>
+      <w:r>
+        <w:rPr>
+          <w:rFonts w:ascii="Consolas" w:cs="Consolas" w:eastAsia="Consolas" w:hAnsi="Consolas"/>
+          <w:sz w:val="17"/>
+          <w:szCs w:val="17"/>
+        </w:rPr>
+        <w:t xml:space="preserve">    the M&amp;A meta columns.</w:t>
+      </w:r>
+    </w:p>
+    <w:p>
+      <w:pPr>
+        <w:shd w:fill="F4F6F8" w:val="clear"/>
+        <w:spacing w:after="0"/>
+        <w:ind w:left="240" w:right="240"/>
+      </w:pPr>
+      <w:r>
+        <w:rPr>
+          <w:rFonts w:ascii="Consolas" w:cs="Consolas" w:eastAsia="Consolas" w:hAnsi="Consolas"/>
+          <w:sz w:val="17"/>
+          <w:szCs w:val="17"/>
+        </w:rPr>
+        <w:t xml:space="preserve">  - All money in USD $M (convert at announcement-date FX BEFORE building; see fx note).</w:t>
+      </w:r>
+    </w:p>
+    <w:p>
+      <w:pPr>
+        <w:shd w:fill="F4F6F8" w:val="clear"/>
+        <w:spacing w:after="0"/>
+        <w:ind w:left="240" w:right="240"/>
+      </w:pPr>
+      <w:r>
+        <w:rPr>
+          <w:rFonts w:ascii="Consolas" w:cs="Consolas" w:eastAsia="Consolas" w:hAnsi="Consolas"/>
+          <w:sz w:val="17"/>
+          <w:szCs w:val="17"/>
+        </w:rPr>
+        <w:t xml:space="preserve">  - Week = the deal's Saturday-Friday week, labeled by ending Friday (DD-Mmm-YY), derived</w:t>
+      </w:r>
+    </w:p>
+    <w:p>
+      <w:pPr>
+        <w:shd w:fill="F4F6F8" w:val="clear"/>
+        <w:spacing w:after="0"/>
+        <w:ind w:left="240" w:right="240"/>
+      </w:pPr>
+      <w:r>
+        <w:rPr>
+          <w:rFonts w:ascii="Consolas" w:cs="Consolas" w:eastAsia="Consolas" w:hAnsi="Consolas"/>
+          <w:sz w:val="17"/>
+          <w:szCs w:val="17"/>
+        </w:rPr>
+        <w:t xml:space="preserve">    from Date automatically.</w:t>
+      </w:r>
+    </w:p>
+    <w:p>
+      <w:pPr>
+        <w:shd w:fill="F4F6F8" w:val="clear"/>
+        <w:spacing w:after="0"/>
+        <w:ind w:left="240" w:right="240"/>
+      </w:pPr>
+      <w:r>
+        <w:rPr>
+          <w:rFonts w:ascii="Consolas" w:cs="Consolas" w:eastAsia="Consolas" w:hAnsi="Consolas"/>
+          <w:sz w:val="17"/>
+          <w:szCs w:val="17"/>
+        </w:rPr>
+        <w:t xml:space="preserve">  - Meta columns (Mults Source/Mults Basis/Public Deal/HL Deal/Seller): populate what is</w:t>
+      </w:r>
+    </w:p>
+    <w:p>
+      <w:pPr>
+        <w:shd w:fill="F4F6F8" w:val="clear"/>
+        <w:spacing w:after="0"/>
+        <w:ind w:left="240" w:right="240"/>
+      </w:pPr>
+      <w:r>
+        <w:rPr>
+          <w:rFonts w:ascii="Consolas" w:cs="Consolas" w:eastAsia="Consolas" w:hAnsi="Consolas"/>
+          <w:sz w:val="17"/>
+          <w:szCs w:val="17"/>
+        </w:rPr>
+        <w:t xml:space="preserve">    publicly knowable; "-" otherwise.</w:t>
+      </w:r>
+    </w:p>
+    <w:p>
+      <w:pPr>
+        <w:shd w:fill="F4F6F8" w:val="clear"/>
+        <w:spacing w:after="0"/>
+        <w:ind w:left="240" w:right="240"/>
+      </w:pPr>
+      <w:r>
+        <w:rPr>
+          <w:rFonts w:ascii="Consolas" w:cs="Consolas" w:eastAsia="Consolas" w:hAnsi="Consolas"/>
+          <w:sz w:val="17"/>
+          <w:szCs w:val="17"/>
+        </w:rPr>
+        <w:t xml:space="preserve">  - Link column renders the word "Link" hyperlinked to the source.</w:t>
+      </w:r>
+    </w:p>
+    <w:p>
+      <w:pPr>
+        <w:shd w:fill="F4F6F8" w:val="clear"/>
+        <w:spacing w:after="0"/>
+        <w:ind w:left="240" w:right="240"/>
+      </w:pPr>
+      <w:r>
+        <w:rPr>
+          <w:rFonts w:ascii="Consolas" w:cs="Consolas" w:eastAsia="Consolas" w:hAnsi="Consolas"/>
+          <w:sz w:val="17"/>
+          <w:szCs w:val="17"/>
+        </w:rPr>
+        <w:t xml:space="preserve"> </w:t>
+      </w:r>
+    </w:p>
+    <w:p>
+      <w:pPr>
+        <w:shd w:fill="F4F6F8" w:val="clear"/>
+        <w:spacing w:after="0"/>
+        <w:ind w:left="240" w:right="240"/>
+      </w:pPr>
+      <w:r>
+        <w:rPr>
+          <w:rFonts w:ascii="Consolas" w:cs="Consolas" w:eastAsia="Consolas" w:hAnsi="Consolas"/>
+          <w:sz w:val="17"/>
+          <w:szCs w:val="17"/>
+        </w:rPr>
+        <w:t xml:space="preserve">Usage: python3 build_workbook.py deals.json "Weekly_Fintech_Deals_&lt;endingFriday&gt;.xlsx"</w:t>
+      </w:r>
+    </w:p>
+    <w:p>
+      <w:pPr>
+        <w:shd w:fill="F4F6F8" w:val="clear"/>
+        <w:spacing w:after="0"/>
+        <w:ind w:left="240" w:right="240"/>
+      </w:pPr>
+      <w:r>
+        <w:rPr>
+          <w:rFonts w:ascii="Consolas" w:cs="Consolas" w:eastAsia="Consolas" w:hAnsi="Consolas"/>
+          <w:sz w:val="17"/>
+          <w:szCs w:val="17"/>
+        </w:rPr>
+        <w:t xml:space="preserve"> </w:t>
+      </w:r>
+    </w:p>
+    <w:p>
+      <w:pPr>
+        <w:shd w:fill="F4F6F8" w:val="clear"/>
+        <w:spacing w:after="0"/>
+        <w:ind w:left="240" w:right="240"/>
+      </w:pPr>
+      <w:r>
+        <w:rPr>
+          <w:rFonts w:ascii="Consolas" w:cs="Consolas" w:eastAsia="Consolas" w:hAnsi="Consolas"/>
+          <w:sz w:val="17"/>
+          <w:szCs w:val="17"/>
+        </w:rPr>
+        <w:t xml:space="preserve">JSON schema:</w:t>
+      </w:r>
+    </w:p>
+    <w:p>
+      <w:pPr>
+        <w:shd w:fill="F4F6F8" w:val="clear"/>
+        <w:spacing w:after="0"/>
+        <w:ind w:left="240" w:right="240"/>
+      </w:pPr>
+      <w:r>
+        <w:rPr>
+          <w:rFonts w:ascii="Consolas" w:cs="Consolas" w:eastAsia="Consolas" w:hAnsi="Consolas"/>
+          <w:sz w:val="17"/>
+          <w:szCs w:val="17"/>
+        </w:rPr>
+        <w:t xml:space="preserve">{</w:t>
+      </w:r>
+    </w:p>
+    <w:p>
+      <w:pPr>
+        <w:shd w:fill="F4F6F8" w:val="clear"/>
+        <w:spacing w:after="0"/>
+        <w:ind w:left="240" w:right="240"/>
+      </w:pPr>
+      <w:r>
+        <w:rPr>
+          <w:rFonts w:ascii="Consolas" w:cs="Consolas" w:eastAsia="Consolas" w:hAnsi="Consolas"/>
+          <w:sz w:val="17"/>
+          <w:szCs w:val="17"/>
+        </w:rPr>
+        <w:t xml:space="preserve">  "ma": [{ "sector","country","deal_type","date"("DD-Mmm-YY"),"target","acquirer",</w:t>
+      </w:r>
+    </w:p>
+    <w:p>
+      <w:pPr>
+        <w:shd w:fill="F4F6F8" w:val="clear"/>
+        <w:spacing w:after="0"/>
+        <w:ind w:left="240" w:right="240"/>
+      </w:pPr>
+      <w:r>
+        <w:rPr>
+          <w:rFonts w:ascii="Consolas" w:cs="Consolas" w:eastAsia="Consolas" w:hAnsi="Consolas"/>
+          <w:sz w:val="17"/>
+          <w:szCs w:val="17"/>
+        </w:rPr>
+        <w:t xml:space="preserve">           "ev","ev_rev","ev_ebitda","description","link",</w:t>
+      </w:r>
+    </w:p>
+    <w:p>
+      <w:pPr>
+        <w:shd w:fill="F4F6F8" w:val="clear"/>
+        <w:spacing w:after="0"/>
+        <w:ind w:left="240" w:right="240"/>
+      </w:pPr>
+      <w:r>
+        <w:rPr>
+          <w:rFonts w:ascii="Consolas" w:cs="Consolas" w:eastAsia="Consolas" w:hAnsi="Consolas"/>
+          <w:sz w:val="17"/>
+          <w:szCs w:val="17"/>
+        </w:rPr>
+        <w:t xml:space="preserve">           "mults_source","mults_basis","public_deal","hl_deal","seller" }],</w:t>
+      </w:r>
+    </w:p>
+    <w:p>
+      <w:pPr>
+        <w:shd w:fill="F4F6F8" w:val="clear"/>
+        <w:spacing w:after="0"/>
+        <w:ind w:left="240" w:right="240"/>
+      </w:pPr>
+      <w:r>
+        <w:rPr>
+          <w:rFonts w:ascii="Consolas" w:cs="Consolas" w:eastAsia="Consolas" w:hAnsi="Consolas"/>
+          <w:sz w:val="17"/>
+          <w:szCs w:val="17"/>
+        </w:rPr>
+        <w:t xml:space="preserve">  "raises": [{ "sector","country","date","target","lead","amount","valuation",</w:t>
+      </w:r>
+    </w:p>
+    <w:p>
+      <w:pPr>
+        <w:shd w:fill="F4F6F8" w:val="clear"/>
+        <w:spacing w:after="0"/>
+        <w:ind w:left="240" w:right="240"/>
+      </w:pPr>
+      <w:r>
+        <w:rPr>
+          <w:rFonts w:ascii="Consolas" w:cs="Consolas" w:eastAsia="Consolas" w:hAnsi="Consolas"/>
+          <w:sz w:val="17"/>
+          <w:szCs w:val="17"/>
+        </w:rPr>
+        <w:t xml:space="preserve">               "ev_rev","ev_ebitda","description","link" }]</w:t>
+      </w:r>
+    </w:p>
+    <w:p>
+      <w:pPr>
+        <w:shd w:fill="F4F6F8" w:val="clear"/>
+        <w:spacing w:after="0"/>
+        <w:ind w:left="240" w:right="240"/>
+      </w:pPr>
+      <w:r>
+        <w:rPr>
+          <w:rFonts w:ascii="Consolas" w:cs="Consolas" w:eastAsia="Consolas" w:hAnsi="Consolas"/>
+          <w:sz w:val="17"/>
+          <w:szCs w:val="17"/>
+        </w:rPr>
+        <w:t xml:space="preserve">}</w:t>
+      </w:r>
+    </w:p>
+    <w:p>
+      <w:pPr>
+        <w:shd w:fill="F4F6F8" w:val="clear"/>
+        <w:spacing w:after="0"/>
+        <w:ind w:left="240" w:right="240"/>
+      </w:pPr>
+      <w:r>
+        <w:rPr>
+          <w:rFonts w:ascii="Consolas" w:cs="Consolas" w:eastAsia="Consolas" w:hAnsi="Consolas"/>
+          <w:sz w:val="17"/>
+          <w:szCs w:val="17"/>
+        </w:rPr>
+        <w:t xml:space="preserve">Any numeric field may be a number or "-". Missing keys default to "-".</w:t>
+      </w:r>
+    </w:p>
+    <w:p>
+      <w:pPr>
+        <w:shd w:fill="F4F6F8" w:val="clear"/>
+        <w:spacing w:after="0"/>
+        <w:ind w:left="240" w:right="240"/>
+      </w:pPr>
+      <w:r>
+        <w:rPr>
+          <w:rFonts w:ascii="Consolas" w:cs="Consolas" w:eastAsia="Consolas" w:hAnsi="Consolas"/>
+          <w:sz w:val="17"/>
+          <w:szCs w:val="17"/>
+        </w:rPr>
+        <w:t xml:space="preserve">"""</w:t>
+      </w:r>
+    </w:p>
+    <w:p>
+      <w:pPr>
+        <w:shd w:fill="F4F6F8" w:val="clear"/>
+        <w:spacing w:after="0"/>
+        <w:ind w:left="240" w:right="240"/>
+      </w:pPr>
+      <w:r>
+        <w:rPr>
+          <w:rFonts w:ascii="Consolas" w:cs="Consolas" w:eastAsia="Consolas" w:hAnsi="Consolas"/>
+          <w:sz w:val="17"/>
+          <w:szCs w:val="17"/>
+        </w:rPr>
+        <w:t xml:space="preserve">import json, sys, datetime</w:t>
+      </w:r>
+    </w:p>
+    <w:p>
+      <w:pPr>
+        <w:shd w:fill="F4F6F8" w:val="clear"/>
+        <w:spacing w:after="0"/>
+        <w:ind w:left="240" w:right="240"/>
+      </w:pPr>
+      <w:r>
+        <w:rPr>
+          <w:rFonts w:ascii="Consolas" w:cs="Consolas" w:eastAsia="Consolas" w:hAnsi="Consolas"/>
+          <w:sz w:val="17"/>
+          <w:szCs w:val="17"/>
+        </w:rPr>
+        <w:t xml:space="preserve">from openpyxl import Workbook</w:t>
+      </w:r>
+    </w:p>
+    <w:p>
+      <w:pPr>
+        <w:shd w:fill="F4F6F8" w:val="clear"/>
+        <w:spacing w:after="0"/>
+        <w:ind w:left="240" w:right="240"/>
+      </w:pPr>
+      <w:r>
+        <w:rPr>
+          <w:rFonts w:ascii="Consolas" w:cs="Consolas" w:eastAsia="Consolas" w:hAnsi="Consolas"/>
+          <w:sz w:val="17"/>
+          <w:szCs w:val="17"/>
+        </w:rPr>
+        <w:t xml:space="preserve">from openpyxl.styles import Font, PatternFill, Alignment, Border, Side</w:t>
+      </w:r>
+    </w:p>
+    <w:p>
+      <w:pPr>
+        <w:shd w:fill="F4F6F8" w:val="clear"/>
+        <w:spacing w:after="0"/>
+        <w:ind w:left="240" w:right="240"/>
+      </w:pPr>
+      <w:r>
+        <w:rPr>
+          <w:rFonts w:ascii="Consolas" w:cs="Consolas" w:eastAsia="Consolas" w:hAnsi="Consolas"/>
+          <w:sz w:val="17"/>
+          <w:szCs w:val="17"/>
+        </w:rPr>
+        <w:t xml:space="preserve">from openpyxl.utils import get_column_letter</w:t>
+      </w:r>
+    </w:p>
+    <w:p>
+      <w:pPr>
+        <w:shd w:fill="F4F6F8" w:val="clear"/>
+        <w:spacing w:after="0"/>
+        <w:ind w:left="240" w:right="240"/>
+      </w:pPr>
+      <w:r>
+        <w:rPr>
+          <w:rFonts w:ascii="Consolas" w:cs="Consolas" w:eastAsia="Consolas" w:hAnsi="Consolas"/>
+          <w:sz w:val="17"/>
+          <w:szCs w:val="17"/>
+        </w:rPr>
+        <w:t xml:space="preserve"> </w:t>
+      </w:r>
+    </w:p>
+    <w:p>
+      <w:pPr>
+        <w:shd w:fill="F4F6F8" w:val="clear"/>
+        <w:spacing w:after="0"/>
+        <w:ind w:left="240" w:right="240"/>
+      </w:pPr>
+      <w:r>
+        <w:rPr>
+          <w:rFonts w:ascii="Consolas" w:cs="Consolas" w:eastAsia="Consolas" w:hAnsi="Consolas"/>
+          <w:sz w:val="17"/>
+          <w:szCs w:val="17"/>
+        </w:rPr>
+        <w:t xml:space="preserve">ALLOWED_DEAL_TYPES = {"Strategic M&amp;A", "PE Buyout"}</w:t>
+      </w:r>
+    </w:p>
+    <w:p>
+      <w:pPr>
+        <w:shd w:fill="F4F6F8" w:val="clear"/>
+        <w:spacing w:after="0"/>
+        <w:ind w:left="240" w:right="240"/>
+      </w:pPr>
+      <w:r>
+        <w:rPr>
+          <w:rFonts w:ascii="Consolas" w:cs="Consolas" w:eastAsia="Consolas" w:hAnsi="Consolas"/>
+          <w:sz w:val="17"/>
+          <w:szCs w:val="17"/>
+        </w:rPr>
+        <w:t xml:space="preserve"> </w:t>
+      </w:r>
+    </w:p>
+    <w:p>
+      <w:pPr>
+        <w:shd w:fill="F4F6F8" w:val="clear"/>
+        <w:spacing w:after="0"/>
+        <w:ind w:left="240" w:right="240"/>
+      </w:pPr>
+      <w:r>
+        <w:rPr>
+          <w:rFonts w:ascii="Consolas" w:cs="Consolas" w:eastAsia="Consolas" w:hAnsi="Consolas"/>
+          <w:sz w:val="17"/>
+          <w:szCs w:val="17"/>
+        </w:rPr>
+        <w:t xml:space="preserve">MA_HEADERS = ["x","Week","Sector","Target Country","Deal Type","Date","Target","Acquirer",</w:t>
+      </w:r>
+    </w:p>
+    <w:p>
+      <w:pPr>
+        <w:shd w:fill="F4F6F8" w:val="clear"/>
+        <w:spacing w:after="0"/>
+        <w:ind w:left="240" w:right="240"/>
+      </w:pPr>
+      <w:r>
+        <w:rPr>
+          <w:rFonts w:ascii="Consolas" w:cs="Consolas" w:eastAsia="Consolas" w:hAnsi="Consolas"/>
+          <w:sz w:val="17"/>
+          <w:szCs w:val="17"/>
+        </w:rPr>
+        <w:t xml:space="preserve">              "EV ($M)","EV / Revenue","EV / EBITDA","Target Description","Link / Press Release",</w:t>
+      </w:r>
+    </w:p>
+    <w:p>
+      <w:pPr>
+        <w:shd w:fill="F4F6F8" w:val="clear"/>
+        <w:spacing w:after="0"/>
+        <w:ind w:left="240" w:right="240"/>
+      </w:pPr>
+      <w:r>
+        <w:rPr>
+          <w:rFonts w:ascii="Consolas" w:cs="Consolas" w:eastAsia="Consolas" w:hAnsi="Consolas"/>
+          <w:sz w:val="17"/>
+          <w:szCs w:val="17"/>
+        </w:rPr>
+        <w:t xml:space="preserve">              "Mults Source","Mults Basis","Public Deal","HL Deal","Seller"]</w:t>
+      </w:r>
+    </w:p>
+    <w:p>
+      <w:pPr>
+        <w:shd w:fill="F4F6F8" w:val="clear"/>
+        <w:spacing w:after="0"/>
+        <w:ind w:left="240" w:right="240"/>
+      </w:pPr>
+      <w:r>
+        <w:rPr>
+          <w:rFonts w:ascii="Consolas" w:cs="Consolas" w:eastAsia="Consolas" w:hAnsi="Consolas"/>
+          <w:sz w:val="17"/>
+          <w:szCs w:val="17"/>
+        </w:rPr>
+        <w:t xml:space="preserve">MA_KEYS    = ["x","week","sector","country","deal_type","date","target","acquirer",</w:t>
+      </w:r>
+    </w:p>
+    <w:p>
+      <w:pPr>
+        <w:shd w:fill="F4F6F8" w:val="clear"/>
+        <w:spacing w:after="0"/>
+        <w:ind w:left="240" w:right="240"/>
+      </w:pPr>
+      <w:r>
+        <w:rPr>
+          <w:rFonts w:ascii="Consolas" w:cs="Consolas" w:eastAsia="Consolas" w:hAnsi="Consolas"/>
+          <w:sz w:val="17"/>
+          <w:szCs w:val="17"/>
+        </w:rPr>
+        <w:t xml:space="preserve">              "ev","ev_rev","ev_ebitda","description","link",</w:t>
+      </w:r>
+    </w:p>
+    <w:p>
+      <w:pPr>
+        <w:shd w:fill="F4F6F8" w:val="clear"/>
+        <w:spacing w:after="0"/>
+        <w:ind w:left="240" w:right="240"/>
+      </w:pPr>
+      <w:r>
+        <w:rPr>
+          <w:rFonts w:ascii="Consolas" w:cs="Consolas" w:eastAsia="Consolas" w:hAnsi="Consolas"/>
+          <w:sz w:val="17"/>
+          <w:szCs w:val="17"/>
+        </w:rPr>
+        <w:t xml:space="preserve">              "mults_source","mults_basis","public_deal","hl_deal","seller"]</w:t>
+      </w:r>
+    </w:p>
+    <w:p>
+      <w:pPr>
+        <w:shd w:fill="F4F6F8" w:val="clear"/>
+        <w:spacing w:after="0"/>
+        <w:ind w:left="240" w:right="240"/>
+      </w:pPr>
+      <w:r>
+        <w:rPr>
+          <w:rFonts w:ascii="Consolas" w:cs="Consolas" w:eastAsia="Consolas" w:hAnsi="Consolas"/>
+          <w:sz w:val="17"/>
+          <w:szCs w:val="17"/>
+        </w:rPr>
+        <w:t xml:space="preserve"> </w:t>
+      </w:r>
+    </w:p>
+    <w:p>
+      <w:pPr>
+        <w:shd w:fill="F4F6F8" w:val="clear"/>
+        <w:spacing w:after="0"/>
+        <w:ind w:left="240" w:right="240"/>
+      </w:pPr>
+      <w:r>
+        <w:rPr>
+          <w:rFonts w:ascii="Consolas" w:cs="Consolas" w:eastAsia="Consolas" w:hAnsi="Consolas"/>
+          <w:sz w:val="17"/>
+          <w:szCs w:val="17"/>
+        </w:rPr>
+        <w:t xml:space="preserve">RA_HEADERS = ["x","Week","Sector","Target Country","Date","Target","Lead Investor(s)",</w:t>
+      </w:r>
+    </w:p>
+    <w:p>
+      <w:pPr>
+        <w:shd w:fill="F4F6F8" w:val="clear"/>
+        <w:spacing w:after="0"/>
+        <w:ind w:left="240" w:right="240"/>
+      </w:pPr>
+      <w:r>
+        <w:rPr>
+          <w:rFonts w:ascii="Consolas" w:cs="Consolas" w:eastAsia="Consolas" w:hAnsi="Consolas"/>
+          <w:sz w:val="17"/>
+          <w:szCs w:val="17"/>
+        </w:rPr>
+        <w:t xml:space="preserve">              "Amount ($M)","Valuation ($M)","EV / Revenue","EV / EBITDA",</w:t>
+      </w:r>
+    </w:p>
+    <w:p>
+      <w:pPr>
+        <w:shd w:fill="F4F6F8" w:val="clear"/>
+        <w:spacing w:after="0"/>
+        <w:ind w:left="240" w:right="240"/>
+      </w:pPr>
+      <w:r>
+        <w:rPr>
+          <w:rFonts w:ascii="Consolas" w:cs="Consolas" w:eastAsia="Consolas" w:hAnsi="Consolas"/>
+          <w:sz w:val="17"/>
+          <w:szCs w:val="17"/>
+        </w:rPr>
+        <w:t xml:space="preserve">              "Target Description","Link / Press Release"]</w:t>
+      </w:r>
+    </w:p>
+    <w:p>
+      <w:pPr>
+        <w:shd w:fill="F4F6F8" w:val="clear"/>
+        <w:spacing w:after="0"/>
+        <w:ind w:left="240" w:right="240"/>
+      </w:pPr>
+      <w:r>
+        <w:rPr>
+          <w:rFonts w:ascii="Consolas" w:cs="Consolas" w:eastAsia="Consolas" w:hAnsi="Consolas"/>
+          <w:sz w:val="17"/>
+          <w:szCs w:val="17"/>
+        </w:rPr>
+        <w:t xml:space="preserve">RA_KEYS    = ["x","week","sector","country","date","target","lead",</w:t>
+      </w:r>
+    </w:p>
+    <w:p>
+      <w:pPr>
+        <w:shd w:fill="F4F6F8" w:val="clear"/>
+        <w:spacing w:after="0"/>
+        <w:ind w:left="240" w:right="240"/>
+      </w:pPr>
+      <w:r>
+        <w:rPr>
+          <w:rFonts w:ascii="Consolas" w:cs="Consolas" w:eastAsia="Consolas" w:hAnsi="Consolas"/>
+          <w:sz w:val="17"/>
+          <w:szCs w:val="17"/>
+        </w:rPr>
+        <w:t xml:space="preserve">              "amount","valuation","ev_rev","ev_ebitda","description","link"]</w:t>
+      </w:r>
+    </w:p>
+    <w:p>
+      <w:pPr>
+        <w:shd w:fill="F4F6F8" w:val="clear"/>
+        <w:spacing w:after="0"/>
+        <w:ind w:left="240" w:right="240"/>
+      </w:pPr>
+      <w:r>
+        <w:rPr>
+          <w:rFonts w:ascii="Consolas" w:cs="Consolas" w:eastAsia="Consolas" w:hAnsi="Consolas"/>
+          <w:sz w:val="17"/>
+          <w:szCs w:val="17"/>
+        </w:rPr>
+        <w:t xml:space="preserve"> </w:t>
+      </w:r>
+    </w:p>
+    <w:p>
+      <w:pPr>
+        <w:shd w:fill="F4F6F8" w:val="clear"/>
+        <w:spacing w:after="0"/>
+        <w:ind w:left="240" w:right="240"/>
+      </w:pPr>
+      <w:r>
+        <w:rPr>
+          <w:rFonts w:ascii="Consolas" w:cs="Consolas" w:eastAsia="Consolas" w:hAnsi="Consolas"/>
+          <w:sz w:val="17"/>
+          <w:szCs w:val="17"/>
+        </w:rPr>
+        <w:t xml:space="preserve">DASH_KEYS = {"ev","ev_rev","ev_ebitda","amount","valuation",</w:t>
+      </w:r>
+    </w:p>
+    <w:p>
+      <w:pPr>
+        <w:shd w:fill="F4F6F8" w:val="clear"/>
+        <w:spacing w:after="0"/>
+        <w:ind w:left="240" w:right="240"/>
+      </w:pPr>
+      <w:r>
+        <w:rPr>
+          <w:rFonts w:ascii="Consolas" w:cs="Consolas" w:eastAsia="Consolas" w:hAnsi="Consolas"/>
+          <w:sz w:val="17"/>
+          <w:szCs w:val="17"/>
+        </w:rPr>
+        <w:t xml:space="preserve">             "mults_source","mults_basis","public_deal","hl_deal","seller"}</w:t>
+      </w:r>
+    </w:p>
+    <w:p>
+      <w:pPr>
+        <w:shd w:fill="F4F6F8" w:val="clear"/>
+        <w:spacing w:after="0"/>
+        <w:ind w:left="240" w:right="240"/>
+      </w:pPr>
+      <w:r>
+        <w:rPr>
+          <w:rFonts w:ascii="Consolas" w:cs="Consolas" w:eastAsia="Consolas" w:hAnsi="Consolas"/>
+          <w:sz w:val="17"/>
+          <w:szCs w:val="17"/>
+        </w:rPr>
+        <w:t xml:space="preserve"> </w:t>
+      </w:r>
+    </w:p>
+    <w:p>
+      <w:pPr>
+        <w:shd w:fill="F4F6F8" w:val="clear"/>
+        <w:spacing w:after="0"/>
+        <w:ind w:left="240" w:right="240"/>
+      </w:pPr>
+      <w:r>
+        <w:rPr>
+          <w:rFonts w:ascii="Consolas" w:cs="Consolas" w:eastAsia="Consolas" w:hAnsi="Consolas"/>
+          <w:sz w:val="17"/>
+          <w:szCs w:val="17"/>
+        </w:rPr>
+        <w:t xml:space="preserve">HF = PatternFill("solid", fgColor="1F6FB2"); HFONT = Font(color="FFFFFF", bold=True, size=11)</w:t>
+      </w:r>
+    </w:p>
+    <w:p>
+      <w:pPr>
+        <w:shd w:fill="F4F6F8" w:val="clear"/>
+        <w:spacing w:after="0"/>
+        <w:ind w:left="240" w:right="240"/>
+      </w:pPr>
+      <w:r>
+        <w:rPr>
+          <w:rFonts w:ascii="Consolas" w:cs="Consolas" w:eastAsia="Consolas" w:hAnsi="Consolas"/>
+          <w:sz w:val="17"/>
+          <w:szCs w:val="17"/>
+        </w:rPr>
+        <w:t xml:space="preserve">LF = Font(color="0563C1", underline="single", size=11)</w:t>
+      </w:r>
+    </w:p>
+    <w:p>
+      <w:pPr>
+        <w:shd w:fill="F4F6F8" w:val="clear"/>
+        <w:spacing w:after="0"/>
+        <w:ind w:left="240" w:right="240"/>
+      </w:pPr>
+      <w:r>
+        <w:rPr>
+          <w:rFonts w:ascii="Consolas" w:cs="Consolas" w:eastAsia="Consolas" w:hAnsi="Consolas"/>
+          <w:sz w:val="17"/>
+          <w:szCs w:val="17"/>
+        </w:rPr>
+        <w:t xml:space="preserve">CT = Alignment(horizontal="center", vertical="center", wrap_text=True)</w:t>
+      </w:r>
+    </w:p>
+    <w:p>
+      <w:pPr>
+        <w:shd w:fill="F4F6F8" w:val="clear"/>
+        <w:spacing w:after="0"/>
+        <w:ind w:left="240" w:right="240"/>
+      </w:pPr>
+      <w:r>
+        <w:rPr>
+          <w:rFonts w:ascii="Consolas" w:cs="Consolas" w:eastAsia="Consolas" w:hAnsi="Consolas"/>
+          <w:sz w:val="17"/>
+          <w:szCs w:val="17"/>
+        </w:rPr>
+        <w:t xml:space="preserve">LW = Alignment(horizontal="left", vertical="top", wrap_text=True)</w:t>
+      </w:r>
+    </w:p>
+    <w:p>
+      <w:pPr>
+        <w:shd w:fill="F4F6F8" w:val="clear"/>
+        <w:spacing w:after="0"/>
+        <w:ind w:left="240" w:right="240"/>
+      </w:pPr>
+      <w:r>
+        <w:rPr>
+          <w:rFonts w:ascii="Consolas" w:cs="Consolas" w:eastAsia="Consolas" w:hAnsi="Consolas"/>
+          <w:sz w:val="17"/>
+          <w:szCs w:val="17"/>
+        </w:rPr>
+        <w:t xml:space="preserve">LC = Alignment(horizontal="center", vertical="top")</w:t>
+      </w:r>
+    </w:p>
+    <w:p>
+      <w:pPr>
+        <w:shd w:fill="F4F6F8" w:val="clear"/>
+        <w:spacing w:after="0"/>
+        <w:ind w:left="240" w:right="240"/>
+      </w:pPr>
+      <w:r>
+        <w:rPr>
+          <w:rFonts w:ascii="Consolas" w:cs="Consolas" w:eastAsia="Consolas" w:hAnsi="Consolas"/>
+          <w:sz w:val="17"/>
+          <w:szCs w:val="17"/>
+        </w:rPr>
+        <w:t xml:space="preserve">TH = Side(style="thin", color="D0D0D0"); BD = Border(TH, TH, TH, TH)</w:t>
+      </w:r>
+    </w:p>
+    <w:p>
+      <w:pPr>
+        <w:shd w:fill="F4F6F8" w:val="clear"/>
+        <w:spacing w:after="0"/>
+        <w:ind w:left="240" w:right="240"/>
+      </w:pPr>
+      <w:r>
+        <w:rPr>
+          <w:rFonts w:ascii="Consolas" w:cs="Consolas" w:eastAsia="Consolas" w:hAnsi="Consolas"/>
+          <w:sz w:val="17"/>
+          <w:szCs w:val="17"/>
+        </w:rPr>
+        <w:t xml:space="preserve"> </w:t>
+      </w:r>
+    </w:p>
+    <w:p>
+      <w:pPr>
+        <w:shd w:fill="F4F6F8" w:val="clear"/>
+        <w:spacing w:after="0"/>
+        <w:ind w:left="240" w:right="240"/>
+      </w:pPr>
+      <w:r>
+        <w:rPr>
+          <w:rFonts w:ascii="Consolas" w:cs="Consolas" w:eastAsia="Consolas" w:hAnsi="Consolas"/>
+          <w:sz w:val="17"/>
+          <w:szCs w:val="17"/>
+        </w:rPr>
+        <w:t xml:space="preserve"> </w:t>
+      </w:r>
+    </w:p>
+    <w:p>
+      <w:pPr>
+        <w:shd w:fill="F4F6F8" w:val="clear"/>
+        <w:spacing w:after="0"/>
+        <w:ind w:left="240" w:right="240"/>
+      </w:pPr>
+      <w:r>
+        <w:rPr>
+          <w:rFonts w:ascii="Consolas" w:cs="Consolas" w:eastAsia="Consolas" w:hAnsi="Consolas"/>
+          <w:sz w:val="17"/>
+          <w:szCs w:val="17"/>
+        </w:rPr>
+        <w:t xml:space="preserve">def week_ending_friday(date_str):</w:t>
+      </w:r>
+    </w:p>
+    <w:p>
+      <w:pPr>
+        <w:shd w:fill="F4F6F8" w:val="clear"/>
+        <w:spacing w:after="0"/>
+        <w:ind w:left="240" w:right="240"/>
+      </w:pPr>
+      <w:r>
+        <w:rPr>
+          <w:rFonts w:ascii="Consolas" w:cs="Consolas" w:eastAsia="Consolas" w:hAnsi="Consolas"/>
+          <w:sz w:val="17"/>
+          <w:szCs w:val="17"/>
+        </w:rPr>
+        <w:t xml:space="preserve">    """DD-Mmm-YY -&gt; that week's ending Friday as DD-Mmm-YY."""</w:t>
+      </w:r>
+    </w:p>
+    <w:p>
+      <w:pPr>
+        <w:shd w:fill="F4F6F8" w:val="clear"/>
+        <w:spacing w:after="0"/>
+        <w:ind w:left="240" w:right="240"/>
+      </w:pPr>
+      <w:r>
+        <w:rPr>
+          <w:rFonts w:ascii="Consolas" w:cs="Consolas" w:eastAsia="Consolas" w:hAnsi="Consolas"/>
+          <w:sz w:val="17"/>
+          <w:szCs w:val="17"/>
+        </w:rPr>
+        <w:t xml:space="preserve">    try:</w:t>
+      </w:r>
+    </w:p>
+    <w:p>
+      <w:pPr>
+        <w:shd w:fill="F4F6F8" w:val="clear"/>
+        <w:spacing w:after="0"/>
+        <w:ind w:left="240" w:right="240"/>
+      </w:pPr>
+      <w:r>
+        <w:rPr>
+          <w:rFonts w:ascii="Consolas" w:cs="Consolas" w:eastAsia="Consolas" w:hAnsi="Consolas"/>
+          <w:sz w:val="17"/>
+          <w:szCs w:val="17"/>
+        </w:rPr>
+        <w:t xml:space="preserve">        d = datetime.datetime.strptime(str(date_str).strip(), "%d-%b-%y").date()</w:t>
+      </w:r>
+    </w:p>
+    <w:p>
+      <w:pPr>
+        <w:shd w:fill="F4F6F8" w:val="clear"/>
+        <w:spacing w:after="0"/>
+        <w:ind w:left="240" w:right="240"/>
+      </w:pPr>
+      <w:r>
+        <w:rPr>
+          <w:rFonts w:ascii="Consolas" w:cs="Consolas" w:eastAsia="Consolas" w:hAnsi="Consolas"/>
+          <w:sz w:val="17"/>
+          <w:szCs w:val="17"/>
+        </w:rPr>
+        <w:t xml:space="preserve">    except ValueError:</w:t>
+      </w:r>
+    </w:p>
+    <w:p>
+      <w:pPr>
+        <w:shd w:fill="F4F6F8" w:val="clear"/>
+        <w:spacing w:after="0"/>
+        <w:ind w:left="240" w:right="240"/>
+      </w:pPr>
+      <w:r>
+        <w:rPr>
+          <w:rFonts w:ascii="Consolas" w:cs="Consolas" w:eastAsia="Consolas" w:hAnsi="Consolas"/>
+          <w:sz w:val="17"/>
+          <w:szCs w:val="17"/>
+        </w:rPr>
+        <w:t xml:space="preserve">        return "-"</w:t>
+      </w:r>
+    </w:p>
+    <w:p>
+      <w:pPr>
+        <w:shd w:fill="F4F6F8" w:val="clear"/>
+        <w:spacing w:after="0"/>
+        <w:ind w:left="240" w:right="240"/>
+      </w:pPr>
+      <w:r>
+        <w:rPr>
+          <w:rFonts w:ascii="Consolas" w:cs="Consolas" w:eastAsia="Consolas" w:hAnsi="Consolas"/>
+          <w:sz w:val="17"/>
+          <w:szCs w:val="17"/>
+        </w:rPr>
+        <w:t xml:space="preserve">    fri = d + datetime.timedelta(days=(4 - d.weekday()) % 7)</w:t>
+      </w:r>
+    </w:p>
+    <w:p>
+      <w:pPr>
+        <w:shd w:fill="F4F6F8" w:val="clear"/>
+        <w:spacing w:after="0"/>
+        <w:ind w:left="240" w:right="240"/>
+      </w:pPr>
+      <w:r>
+        <w:rPr>
+          <w:rFonts w:ascii="Consolas" w:cs="Consolas" w:eastAsia="Consolas" w:hAnsi="Consolas"/>
+          <w:sz w:val="17"/>
+          <w:szCs w:val="17"/>
+        </w:rPr>
+        <w:t xml:space="preserve">    return fri.strftime("%d-%b-%y")</w:t>
+      </w:r>
+    </w:p>
+    <w:p>
+      <w:pPr>
+        <w:shd w:fill="F4F6F8" w:val="clear"/>
+        <w:spacing w:after="0"/>
+        <w:ind w:left="240" w:right="240"/>
+      </w:pPr>
+      <w:r>
+        <w:rPr>
+          <w:rFonts w:ascii="Consolas" w:cs="Consolas" w:eastAsia="Consolas" w:hAnsi="Consolas"/>
+          <w:sz w:val="17"/>
+          <w:szCs w:val="17"/>
+        </w:rPr>
+        <w:t xml:space="preserve"> </w:t>
+      </w:r>
+    </w:p>
+    <w:p>
+      <w:pPr>
+        <w:shd w:fill="F4F6F8" w:val="clear"/>
+        <w:spacing w:after="0"/>
+        <w:ind w:left="240" w:right="240"/>
+      </w:pPr>
+      <w:r>
+        <w:rPr>
+          <w:rFonts w:ascii="Consolas" w:cs="Consolas" w:eastAsia="Consolas" w:hAnsi="Consolas"/>
+          <w:sz w:val="17"/>
+          <w:szCs w:val="17"/>
+        </w:rPr>
+        <w:t xml:space="preserve"> </w:t>
+      </w:r>
+    </w:p>
+    <w:p>
+      <w:pPr>
+        <w:shd w:fill="F4F6F8" w:val="clear"/>
+        <w:spacing w:after="0"/>
+        <w:ind w:left="240" w:right="240"/>
+      </w:pPr>
+      <w:r>
+        <w:rPr>
+          <w:rFonts w:ascii="Consolas" w:cs="Consolas" w:eastAsia="Consolas" w:hAnsi="Consolas"/>
+          <w:sz w:val="17"/>
+          <w:szCs w:val="17"/>
+        </w:rPr>
+        <w:t xml:space="preserve">def norm(row, key):</w:t>
+      </w:r>
+    </w:p>
+    <w:p>
+      <w:pPr>
+        <w:shd w:fill="F4F6F8" w:val="clear"/>
+        <w:spacing w:after="0"/>
+        <w:ind w:left="240" w:right="240"/>
+      </w:pPr>
+      <w:r>
+        <w:rPr>
+          <w:rFonts w:ascii="Consolas" w:cs="Consolas" w:eastAsia="Consolas" w:hAnsi="Consolas"/>
+          <w:sz w:val="17"/>
+          <w:szCs w:val="17"/>
+        </w:rPr>
+        <w:t xml:space="preserve">    v = row.get(key, None)</w:t>
+      </w:r>
+    </w:p>
+    <w:p>
+      <w:pPr>
+        <w:shd w:fill="F4F6F8" w:val="clear"/>
+        <w:spacing w:after="0"/>
+        <w:ind w:left="240" w:right="240"/>
+      </w:pPr>
+      <w:r>
+        <w:rPr>
+          <w:rFonts w:ascii="Consolas" w:cs="Consolas" w:eastAsia="Consolas" w:hAnsi="Consolas"/>
+          <w:sz w:val="17"/>
+          <w:szCs w:val="17"/>
+        </w:rPr>
+        <w:t xml:space="preserve">    if key == "week" and (v in (None, "")):</w:t>
+      </w:r>
+    </w:p>
+    <w:p>
+      <w:pPr>
+        <w:shd w:fill="F4F6F8" w:val="clear"/>
+        <w:spacing w:after="0"/>
+        <w:ind w:left="240" w:right="240"/>
+      </w:pPr>
+      <w:r>
+        <w:rPr>
+          <w:rFonts w:ascii="Consolas" w:cs="Consolas" w:eastAsia="Consolas" w:hAnsi="Consolas"/>
+          <w:sz w:val="17"/>
+          <w:szCs w:val="17"/>
+        </w:rPr>
+        <w:t xml:space="preserve">        return week_ending_friday(row.get("date", ""))</w:t>
+      </w:r>
+    </w:p>
+    <w:p>
+      <w:pPr>
+        <w:shd w:fill="F4F6F8" w:val="clear"/>
+        <w:spacing w:after="0"/>
+        <w:ind w:left="240" w:right="240"/>
+      </w:pPr>
+      <w:r>
+        <w:rPr>
+          <w:rFonts w:ascii="Consolas" w:cs="Consolas" w:eastAsia="Consolas" w:hAnsi="Consolas"/>
+          <w:sz w:val="17"/>
+          <w:szCs w:val="17"/>
+        </w:rPr>
+        <w:t xml:space="preserve">    if key == "x":</w:t>
+      </w:r>
+    </w:p>
+    <w:p>
+      <w:pPr>
+        <w:shd w:fill="F4F6F8" w:val="clear"/>
+        <w:spacing w:after="0"/>
+        <w:ind w:left="240" w:right="240"/>
+      </w:pPr>
+      <w:r>
+        <w:rPr>
+          <w:rFonts w:ascii="Consolas" w:cs="Consolas" w:eastAsia="Consolas" w:hAnsi="Consolas"/>
+          <w:sz w:val="17"/>
+          <w:szCs w:val="17"/>
+        </w:rPr>
+        <w:t xml:space="preserve">        return v if v not in (None, "") else ""</w:t>
+      </w:r>
+    </w:p>
+    <w:p>
+      <w:pPr>
+        <w:shd w:fill="F4F6F8" w:val="clear"/>
+        <w:spacing w:after="0"/>
+        <w:ind w:left="240" w:right="240"/>
+      </w:pPr>
+      <w:r>
+        <w:rPr>
+          <w:rFonts w:ascii="Consolas" w:cs="Consolas" w:eastAsia="Consolas" w:hAnsi="Consolas"/>
+          <w:sz w:val="17"/>
+          <w:szCs w:val="17"/>
+        </w:rPr>
+        <w:t xml:space="preserve">    if v in (None, ""):</w:t>
+      </w:r>
+    </w:p>
+    <w:p>
+      <w:pPr>
+        <w:shd w:fill="F4F6F8" w:val="clear"/>
+        <w:spacing w:after="0"/>
+        <w:ind w:left="240" w:right="240"/>
+      </w:pPr>
+      <w:r>
+        <w:rPr>
+          <w:rFonts w:ascii="Consolas" w:cs="Consolas" w:eastAsia="Consolas" w:hAnsi="Consolas"/>
+          <w:sz w:val="17"/>
+          <w:szCs w:val="17"/>
+        </w:rPr>
+        <w:t xml:space="preserve">        return "-" if key in DASH_KEYS else ""</w:t>
+      </w:r>
+    </w:p>
+    <w:p>
+      <w:pPr>
+        <w:shd w:fill="F4F6F8" w:val="clear"/>
+        <w:spacing w:after="0"/>
+        <w:ind w:left="240" w:right="240"/>
+      </w:pPr>
+      <w:r>
+        <w:rPr>
+          <w:rFonts w:ascii="Consolas" w:cs="Consolas" w:eastAsia="Consolas" w:hAnsi="Consolas"/>
+          <w:sz w:val="17"/>
+          <w:szCs w:val="17"/>
+        </w:rPr>
+        <w:t xml:space="preserve">    return v</w:t>
+      </w:r>
+    </w:p>
+    <w:p>
+      <w:pPr>
+        <w:shd w:fill="F4F6F8" w:val="clear"/>
+        <w:spacing w:after="0"/>
+        <w:ind w:left="240" w:right="240"/>
+      </w:pPr>
+      <w:r>
+        <w:rPr>
+          <w:rFonts w:ascii="Consolas" w:cs="Consolas" w:eastAsia="Consolas" w:hAnsi="Consolas"/>
+          <w:sz w:val="17"/>
+          <w:szCs w:val="17"/>
+        </w:rPr>
+        <w:t xml:space="preserve"> </w:t>
+      </w:r>
+    </w:p>
+    <w:p>
+      <w:pPr>
+        <w:shd w:fill="F4F6F8" w:val="clear"/>
+        <w:spacing w:after="0"/>
+        <w:ind w:left="240" w:right="240"/>
+      </w:pPr>
+      <w:r>
+        <w:rPr>
+          <w:rFonts w:ascii="Consolas" w:cs="Consolas" w:eastAsia="Consolas" w:hAnsi="Consolas"/>
+          <w:sz w:val="17"/>
+          <w:szCs w:val="17"/>
+        </w:rPr>
+        <w:t xml:space="preserve"> </w:t>
+      </w:r>
+    </w:p>
+    <w:p>
+      <w:pPr>
+        <w:shd w:fill="F4F6F8" w:val="clear"/>
+        <w:spacing w:after="0"/>
+        <w:ind w:left="240" w:right="240"/>
+      </w:pPr>
+      <w:r>
+        <w:rPr>
+          <w:rFonts w:ascii="Consolas" w:cs="Consolas" w:eastAsia="Consolas" w:hAnsi="Consolas"/>
+          <w:sz w:val="17"/>
+          <w:szCs w:val="17"/>
+        </w:rPr>
+        <w:t xml:space="preserve">def fill_sheet(ws, headers, keys, rows, widths):</w:t>
+      </w:r>
+    </w:p>
+    <w:p>
+      <w:pPr>
+        <w:shd w:fill="F4F6F8" w:val="clear"/>
+        <w:spacing w:after="0"/>
+        <w:ind w:left="240" w:right="240"/>
+      </w:pPr>
+      <w:r>
+        <w:rPr>
+          <w:rFonts w:ascii="Consolas" w:cs="Consolas" w:eastAsia="Consolas" w:hAnsi="Consolas"/>
+          <w:sz w:val="17"/>
+          <w:szCs w:val="17"/>
+        </w:rPr>
+        <w:t xml:space="preserve">    ws.append(headers)</w:t>
+      </w:r>
+    </w:p>
+    <w:p>
+      <w:pPr>
+        <w:shd w:fill="F4F6F8" w:val="clear"/>
+        <w:spacing w:after="0"/>
+        <w:ind w:left="240" w:right="240"/>
+      </w:pPr>
+      <w:r>
+        <w:rPr>
+          <w:rFonts w:ascii="Consolas" w:cs="Consolas" w:eastAsia="Consolas" w:hAnsi="Consolas"/>
+          <w:sz w:val="17"/>
+          <w:szCs w:val="17"/>
+        </w:rPr>
+        <w:t xml:space="preserve">    for c in range(1, len(headers) + 1):</w:t>
+      </w:r>
+    </w:p>
+    <w:p>
+      <w:pPr>
+        <w:shd w:fill="F4F6F8" w:val="clear"/>
+        <w:spacing w:after="0"/>
+        <w:ind w:left="240" w:right="240"/>
+      </w:pPr>
+      <w:r>
+        <w:rPr>
+          <w:rFonts w:ascii="Consolas" w:cs="Consolas" w:eastAsia="Consolas" w:hAnsi="Consolas"/>
+          <w:sz w:val="17"/>
+          <w:szCs w:val="17"/>
+        </w:rPr>
+        <w:t xml:space="preserve">        x = ws.cell(1, c); x.fill = HF; x.font = HFONT; x.alignment = CT; x.border = BD</w:t>
+      </w:r>
+    </w:p>
+    <w:p>
+      <w:pPr>
+        <w:shd w:fill="F4F6F8" w:val="clear"/>
+        <w:spacing w:after="0"/>
+        <w:ind w:left="240" w:right="240"/>
+      </w:pPr>
+      <w:r>
+        <w:rPr>
+          <w:rFonts w:ascii="Consolas" w:cs="Consolas" w:eastAsia="Consolas" w:hAnsi="Consolas"/>
+          <w:sz w:val="17"/>
+          <w:szCs w:val="17"/>
+        </w:rPr>
+        <w:t xml:space="preserve">    link_idx = keys.index("link")</w:t>
+      </w:r>
+    </w:p>
+    <w:p>
+      <w:pPr>
+        <w:shd w:fill="F4F6F8" w:val="clear"/>
+        <w:spacing w:after="0"/>
+        <w:ind w:left="240" w:right="240"/>
+      </w:pPr>
+      <w:r>
+        <w:rPr>
+          <w:rFonts w:ascii="Consolas" w:cs="Consolas" w:eastAsia="Consolas" w:hAnsi="Consolas"/>
+          <w:sz w:val="17"/>
+          <w:szCs w:val="17"/>
+        </w:rPr>
+        <w:t xml:space="preserve">    for ri, row in enumerate(rows, 2):</w:t>
+      </w:r>
+    </w:p>
+    <w:p>
+      <w:pPr>
+        <w:shd w:fill="F4F6F8" w:val="clear"/>
+        <w:spacing w:after="0"/>
+        <w:ind w:left="240" w:right="240"/>
+      </w:pPr>
+      <w:r>
+        <w:rPr>
+          <w:rFonts w:ascii="Consolas" w:cs="Consolas" w:eastAsia="Consolas" w:hAnsi="Consolas"/>
+          <w:sz w:val="17"/>
+          <w:szCs w:val="17"/>
+        </w:rPr>
+        <w:t xml:space="preserve">        if "deal_type" in keys:</w:t>
+      </w:r>
+    </w:p>
+    <w:p>
+      <w:pPr>
+        <w:shd w:fill="F4F6F8" w:val="clear"/>
+        <w:spacing w:after="0"/>
+        <w:ind w:left="240" w:right="240"/>
+      </w:pPr>
+      <w:r>
+        <w:rPr>
+          <w:rFonts w:ascii="Consolas" w:cs="Consolas" w:eastAsia="Consolas" w:hAnsi="Consolas"/>
+          <w:sz w:val="17"/>
+          <w:szCs w:val="17"/>
+        </w:rPr>
+        <w:t xml:space="preserve">            dt = row.get("deal_type", "")</w:t>
+      </w:r>
+    </w:p>
+    <w:p>
+      <w:pPr>
+        <w:shd w:fill="F4F6F8" w:val="clear"/>
+        <w:spacing w:after="0"/>
+        <w:ind w:left="240" w:right="240"/>
+      </w:pPr>
+      <w:r>
+        <w:rPr>
+          <w:rFonts w:ascii="Consolas" w:cs="Consolas" w:eastAsia="Consolas" w:hAnsi="Consolas"/>
+          <w:sz w:val="17"/>
+          <w:szCs w:val="17"/>
+        </w:rPr>
+        <w:t xml:space="preserve">            if dt not in ALLOWED_DEAL_TYPES:</w:t>
+      </w:r>
+    </w:p>
+    <w:p>
+      <w:pPr>
+        <w:shd w:fill="F4F6F8" w:val="clear"/>
+        <w:spacing w:after="0"/>
+        <w:ind w:left="240" w:right="240"/>
+      </w:pPr>
+      <w:r>
+        <w:rPr>
+          <w:rFonts w:ascii="Consolas" w:cs="Consolas" w:eastAsia="Consolas" w:hAnsi="Consolas"/>
+          <w:sz w:val="17"/>
+          <w:szCs w:val="17"/>
+        </w:rPr>
+        <w:t xml:space="preserve">                raise ValueError(f"Deal Type must be one of {ALLOWED_DEAL_TYPES}, got: {dt!r} ({row.get('target')})")</w:t>
+      </w:r>
+    </w:p>
+    <w:p>
+      <w:pPr>
+        <w:shd w:fill="F4F6F8" w:val="clear"/>
+        <w:spacing w:after="0"/>
+        <w:ind w:left="240" w:right="240"/>
+      </w:pPr>
+      <w:r>
+        <w:rPr>
+          <w:rFonts w:ascii="Consolas" w:cs="Consolas" w:eastAsia="Consolas" w:hAnsi="Consolas"/>
+          <w:sz w:val="17"/>
+          <w:szCs w:val="17"/>
+        </w:rPr>
+        <w:t xml:space="preserve">        for ci, key in enumerate(keys, 1):</w:t>
+      </w:r>
+    </w:p>
+    <w:p>
+      <w:pPr>
+        <w:shd w:fill="F4F6F8" w:val="clear"/>
+        <w:spacing w:after="0"/>
+        <w:ind w:left="240" w:right="240"/>
+      </w:pPr>
+      <w:r>
+        <w:rPr>
+          <w:rFonts w:ascii="Consolas" w:cs="Consolas" w:eastAsia="Consolas" w:hAnsi="Consolas"/>
+          <w:sz w:val="17"/>
+          <w:szCs w:val="17"/>
+        </w:rPr>
+        <w:t xml:space="preserve">            x = ws.cell(ri, ci); x.border = BD</w:t>
+      </w:r>
+    </w:p>
+    <w:p>
+      <w:pPr>
+        <w:shd w:fill="F4F6F8" w:val="clear"/>
+        <w:spacing w:after="0"/>
+        <w:ind w:left="240" w:right="240"/>
+      </w:pPr>
+      <w:r>
+        <w:rPr>
+          <w:rFonts w:ascii="Consolas" w:cs="Consolas" w:eastAsia="Consolas" w:hAnsi="Consolas"/>
+          <w:sz w:val="17"/>
+          <w:szCs w:val="17"/>
+        </w:rPr>
+        <w:t xml:space="preserve">            if ci - 1 == link_idx:</w:t>
+      </w:r>
+    </w:p>
+    <w:p>
+      <w:pPr>
+        <w:shd w:fill="F4F6F8" w:val="clear"/>
+        <w:spacing w:after="0"/>
+        <w:ind w:left="240" w:right="240"/>
+      </w:pPr>
+      <w:r>
+        <w:rPr>
+          <w:rFonts w:ascii="Consolas" w:cs="Consolas" w:eastAsia="Consolas" w:hAnsi="Consolas"/>
+          <w:sz w:val="17"/>
+          <w:szCs w:val="17"/>
+        </w:rPr>
+        <w:t xml:space="preserve">                url = row.get("link", "")</w:t>
+      </w:r>
+    </w:p>
+    <w:p>
+      <w:pPr>
+        <w:shd w:fill="F4F6F8" w:val="clear"/>
+        <w:spacing w:after="0"/>
+        <w:ind w:left="240" w:right="240"/>
+      </w:pPr>
+      <w:r>
+        <w:rPr>
+          <w:rFonts w:ascii="Consolas" w:cs="Consolas" w:eastAsia="Consolas" w:hAnsi="Consolas"/>
+          <w:sz w:val="17"/>
+          <w:szCs w:val="17"/>
+        </w:rPr>
+        <w:t xml:space="preserve">                x.value = "Link" if url else "-"</w:t>
+      </w:r>
+    </w:p>
+    <w:p>
+      <w:pPr>
+        <w:shd w:fill="F4F6F8" w:val="clear"/>
+        <w:spacing w:after="0"/>
+        <w:ind w:left="240" w:right="240"/>
+      </w:pPr>
+      <w:r>
+        <w:rPr>
+          <w:rFonts w:ascii="Consolas" w:cs="Consolas" w:eastAsia="Consolas" w:hAnsi="Consolas"/>
+          <w:sz w:val="17"/>
+          <w:szCs w:val="17"/>
+        </w:rPr>
+        <w:t xml:space="preserve">                if url:</w:t>
+      </w:r>
+    </w:p>
+    <w:p>
+      <w:pPr>
+        <w:shd w:fill="F4F6F8" w:val="clear"/>
+        <w:spacing w:after="0"/>
+        <w:ind w:left="240" w:right="240"/>
+      </w:pPr>
+      <w:r>
+        <w:rPr>
+          <w:rFonts w:ascii="Consolas" w:cs="Consolas" w:eastAsia="Consolas" w:hAnsi="Consolas"/>
+          <w:sz w:val="17"/>
+          <w:szCs w:val="17"/>
+        </w:rPr>
+        <w:t xml:space="preserve">                    x.hyperlink = url; x.font = LF</w:t>
+      </w:r>
+    </w:p>
+    <w:p>
+      <w:pPr>
+        <w:shd w:fill="F4F6F8" w:val="clear"/>
+        <w:spacing w:after="0"/>
+        <w:ind w:left="240" w:right="240"/>
+      </w:pPr>
+      <w:r>
+        <w:rPr>
+          <w:rFonts w:ascii="Consolas" w:cs="Consolas" w:eastAsia="Consolas" w:hAnsi="Consolas"/>
+          <w:sz w:val="17"/>
+          <w:szCs w:val="17"/>
+        </w:rPr>
+        <w:t xml:space="preserve">                x.alignment = LC</w:t>
+      </w:r>
+    </w:p>
+    <w:p>
+      <w:pPr>
+        <w:shd w:fill="F4F6F8" w:val="clear"/>
+        <w:spacing w:after="0"/>
+        <w:ind w:left="240" w:right="240"/>
+      </w:pPr>
+      <w:r>
+        <w:rPr>
+          <w:rFonts w:ascii="Consolas" w:cs="Consolas" w:eastAsia="Consolas" w:hAnsi="Consolas"/>
+          <w:sz w:val="17"/>
+          <w:szCs w:val="17"/>
+        </w:rPr>
+        <w:t xml:space="preserve">            else:</w:t>
+      </w:r>
+    </w:p>
+    <w:p>
+      <w:pPr>
+        <w:shd w:fill="F4F6F8" w:val="clear"/>
+        <w:spacing w:after="0"/>
+        <w:ind w:left="240" w:right="240"/>
+      </w:pPr>
+      <w:r>
+        <w:rPr>
+          <w:rFonts w:ascii="Consolas" w:cs="Consolas" w:eastAsia="Consolas" w:hAnsi="Consolas"/>
+          <w:sz w:val="17"/>
+          <w:szCs w:val="17"/>
+        </w:rPr>
+        <w:t xml:space="preserve">                v = norm(row, key)</w:t>
+      </w:r>
+    </w:p>
+    <w:p>
+      <w:pPr>
+        <w:shd w:fill="F4F6F8" w:val="clear"/>
+        <w:spacing w:after="0"/>
+        <w:ind w:left="240" w:right="240"/>
+      </w:pPr>
+      <w:r>
+        <w:rPr>
+          <w:rFonts w:ascii="Consolas" w:cs="Consolas" w:eastAsia="Consolas" w:hAnsi="Consolas"/>
+          <w:sz w:val="17"/>
+          <w:szCs w:val="17"/>
+        </w:rPr>
+        <w:t xml:space="preserve">                x.value = v; x.alignment = LW</w:t>
+      </w:r>
+    </w:p>
+    <w:p>
+      <w:pPr>
+        <w:shd w:fill="F4F6F8" w:val="clear"/>
+        <w:spacing w:after="0"/>
+        <w:ind w:left="240" w:right="240"/>
+      </w:pPr>
+      <w:r>
+        <w:rPr>
+          <w:rFonts w:ascii="Consolas" w:cs="Consolas" w:eastAsia="Consolas" w:hAnsi="Consolas"/>
+          <w:sz w:val="17"/>
+          <w:szCs w:val="17"/>
+        </w:rPr>
+        <w:t xml:space="preserve">                if key in ("ev_rev", "ev_ebitda") and isinstance(v, (int, float)):</w:t>
+      </w:r>
+    </w:p>
+    <w:p>
+      <w:pPr>
+        <w:shd w:fill="F4F6F8" w:val="clear"/>
+        <w:spacing w:after="0"/>
+        <w:ind w:left="240" w:right="240"/>
+      </w:pPr>
+      <w:r>
+        <w:rPr>
+          <w:rFonts w:ascii="Consolas" w:cs="Consolas" w:eastAsia="Consolas" w:hAnsi="Consolas"/>
+          <w:sz w:val="17"/>
+          <w:szCs w:val="17"/>
+        </w:rPr>
+        <w:t xml:space="preserve">                    x.number_format = '0.0"x"'</w:t>
+      </w:r>
+    </w:p>
+    <w:p>
+      <w:pPr>
+        <w:shd w:fill="F4F6F8" w:val="clear"/>
+        <w:spacing w:after="0"/>
+        <w:ind w:left="240" w:right="240"/>
+      </w:pPr>
+      <w:r>
+        <w:rPr>
+          <w:rFonts w:ascii="Consolas" w:cs="Consolas" w:eastAsia="Consolas" w:hAnsi="Consolas"/>
+          <w:sz w:val="17"/>
+          <w:szCs w:val="17"/>
+        </w:rPr>
+        <w:t xml:space="preserve">    for i, w in enumerate(widths, 1):</w:t>
+      </w:r>
+    </w:p>
+    <w:p>
+      <w:pPr>
+        <w:shd w:fill="F4F6F8" w:val="clear"/>
+        <w:spacing w:after="0"/>
+        <w:ind w:left="240" w:right="240"/>
+      </w:pPr>
+      <w:r>
+        <w:rPr>
+          <w:rFonts w:ascii="Consolas" w:cs="Consolas" w:eastAsia="Consolas" w:hAnsi="Consolas"/>
+          <w:sz w:val="17"/>
+          <w:szCs w:val="17"/>
+        </w:rPr>
+        <w:t xml:space="preserve">        ws.column_dimensions[get_column_letter(i)].width = w</w:t>
+      </w:r>
+    </w:p>
+    <w:p>
+      <w:pPr>
+        <w:shd w:fill="F4F6F8" w:val="clear"/>
+        <w:spacing w:after="0"/>
+        <w:ind w:left="240" w:right="240"/>
+      </w:pPr>
+      <w:r>
+        <w:rPr>
+          <w:rFonts w:ascii="Consolas" w:cs="Consolas" w:eastAsia="Consolas" w:hAnsi="Consolas"/>
+          <w:sz w:val="17"/>
+          <w:szCs w:val="17"/>
+        </w:rPr>
+        <w:t xml:space="preserve">    ws.freeze_panes = "A2"; ws.row_dimensions[1].height = 30</w:t>
+      </w:r>
+    </w:p>
+    <w:p>
+      <w:pPr>
+        <w:shd w:fill="F4F6F8" w:val="clear"/>
+        <w:spacing w:after="0"/>
+        <w:ind w:left="240" w:right="240"/>
+      </w:pPr>
+      <w:r>
+        <w:rPr>
+          <w:rFonts w:ascii="Consolas" w:cs="Consolas" w:eastAsia="Consolas" w:hAnsi="Consolas"/>
+          <w:sz w:val="17"/>
+          <w:szCs w:val="17"/>
+        </w:rPr>
+        <w:t xml:space="preserve">    ws.auto_filter.ref = f"A1:{get_column_letter(len(headers))}{1 + len(rows)}"</w:t>
+      </w:r>
+    </w:p>
+    <w:p>
+      <w:pPr>
+        <w:shd w:fill="F4F6F8" w:val="clear"/>
+        <w:spacing w:after="0"/>
+        <w:ind w:left="240" w:right="240"/>
+      </w:pPr>
+      <w:r>
+        <w:rPr>
+          <w:rFonts w:ascii="Consolas" w:cs="Consolas" w:eastAsia="Consolas" w:hAnsi="Consolas"/>
+          <w:sz w:val="17"/>
+          <w:szCs w:val="17"/>
+        </w:rPr>
+        <w:t xml:space="preserve"> </w:t>
+      </w:r>
+    </w:p>
+    <w:p>
+      <w:pPr>
+        <w:shd w:fill="F4F6F8" w:val="clear"/>
+        <w:spacing w:after="0"/>
+        <w:ind w:left="240" w:right="240"/>
+      </w:pPr>
+      <w:r>
+        <w:rPr>
+          <w:rFonts w:ascii="Consolas" w:cs="Consolas" w:eastAsia="Consolas" w:hAnsi="Consolas"/>
+          <w:sz w:val="17"/>
+          <w:szCs w:val="17"/>
+        </w:rPr>
+        <w:t xml:space="preserve"> </w:t>
+      </w:r>
+    </w:p>
+    <w:p>
+      <w:pPr>
+        <w:shd w:fill="F4F6F8" w:val="clear"/>
+        <w:spacing w:after="0"/>
+        <w:ind w:left="240" w:right="240"/>
+      </w:pPr>
+      <w:r>
+        <w:rPr>
+          <w:rFonts w:ascii="Consolas" w:cs="Consolas" w:eastAsia="Consolas" w:hAnsi="Consolas"/>
+          <w:sz w:val="17"/>
+          <w:szCs w:val="17"/>
+        </w:rPr>
+        <w:t xml:space="preserve">def main():</w:t>
+      </w:r>
+    </w:p>
+    <w:p>
+      <w:pPr>
+        <w:shd w:fill="F4F6F8" w:val="clear"/>
+        <w:spacing w:after="0"/>
+        <w:ind w:left="240" w:right="240"/>
+      </w:pPr>
+      <w:r>
+        <w:rPr>
+          <w:rFonts w:ascii="Consolas" w:cs="Consolas" w:eastAsia="Consolas" w:hAnsi="Consolas"/>
+          <w:sz w:val="17"/>
+          <w:szCs w:val="17"/>
+        </w:rPr>
+        <w:t xml:space="preserve">    data_path = sys.argv[1] if len(sys.argv) &gt; 1 else "deals.json"</w:t>
+      </w:r>
+    </w:p>
+    <w:p>
+      <w:pPr>
+        <w:shd w:fill="F4F6F8" w:val="clear"/>
+        <w:spacing w:after="0"/>
+        <w:ind w:left="240" w:right="240"/>
+      </w:pPr>
+      <w:r>
+        <w:rPr>
+          <w:rFonts w:ascii="Consolas" w:cs="Consolas" w:eastAsia="Consolas" w:hAnsi="Consolas"/>
+          <w:sz w:val="17"/>
+          <w:szCs w:val="17"/>
+        </w:rPr>
+        <w:t xml:space="preserve">    out_path = sys.argv[2] if len(sys.argv) &gt; 2 else "Weekly_Fintech_Deals.xlsx"</w:t>
+      </w:r>
+    </w:p>
+    <w:p>
+      <w:pPr>
+        <w:shd w:fill="F4F6F8" w:val="clear"/>
+        <w:spacing w:after="0"/>
+        <w:ind w:left="240" w:right="240"/>
+      </w:pPr>
+      <w:r>
+        <w:rPr>
+          <w:rFonts w:ascii="Consolas" w:cs="Consolas" w:eastAsia="Consolas" w:hAnsi="Consolas"/>
+          <w:sz w:val="17"/>
+          <w:szCs w:val="17"/>
+        </w:rPr>
+        <w:t xml:space="preserve">    with open(data_path) as f:</w:t>
+      </w:r>
+    </w:p>
+    <w:p>
+      <w:pPr>
+        <w:shd w:fill="F4F6F8" w:val="clear"/>
+        <w:spacing w:after="0"/>
+        <w:ind w:left="240" w:right="240"/>
+      </w:pPr>
+      <w:r>
+        <w:rPr>
+          <w:rFonts w:ascii="Consolas" w:cs="Consolas" w:eastAsia="Consolas" w:hAnsi="Consolas"/>
+          <w:sz w:val="17"/>
+          <w:szCs w:val="17"/>
+        </w:rPr>
+        <w:t xml:space="preserve">        data = json.load(f)</w:t>
+      </w:r>
+    </w:p>
+    <w:p>
+      <w:pPr>
+        <w:shd w:fill="F4F6F8" w:val="clear"/>
+        <w:spacing w:after="0"/>
+        <w:ind w:left="240" w:right="240"/>
+      </w:pPr>
+      <w:r>
+        <w:rPr>
+          <w:rFonts w:ascii="Consolas" w:cs="Consolas" w:eastAsia="Consolas" w:hAnsi="Consolas"/>
+          <w:sz w:val="17"/>
+          <w:szCs w:val="17"/>
+        </w:rPr>
+        <w:t xml:space="preserve">    ma = sorted(data.get("ma", []), key=lambda r: (r.get("sector",""), r.get("date","")))</w:t>
+      </w:r>
+    </w:p>
+    <w:p>
+      <w:pPr>
+        <w:shd w:fill="F4F6F8" w:val="clear"/>
+        <w:spacing w:after="0"/>
+        <w:ind w:left="240" w:right="240"/>
+      </w:pPr>
+      <w:r>
+        <w:rPr>
+          <w:rFonts w:ascii="Consolas" w:cs="Consolas" w:eastAsia="Consolas" w:hAnsi="Consolas"/>
+          <w:sz w:val="17"/>
+          <w:szCs w:val="17"/>
+        </w:rPr>
+        <w:t xml:space="preserve">    ra = sorted(data.get("raises", []), key=lambda r: (r.get("sector",""), r.get("date","")))</w:t>
+      </w:r>
+    </w:p>
+    <w:p>
+      <w:pPr>
+        <w:shd w:fill="F4F6F8" w:val="clear"/>
+        <w:spacing w:after="0"/>
+        <w:ind w:left="240" w:right="240"/>
+      </w:pPr>
+      <w:r>
+        <w:rPr>
+          <w:rFonts w:ascii="Consolas" w:cs="Consolas" w:eastAsia="Consolas" w:hAnsi="Consolas"/>
+          <w:sz w:val="17"/>
+          <w:szCs w:val="17"/>
+        </w:rPr>
+        <w:t xml:space="preserve">    wb = Workbook()</w:t>
+      </w:r>
+    </w:p>
+    <w:p>
+      <w:pPr>
+        <w:shd w:fill="F4F6F8" w:val="clear"/>
+        <w:spacing w:after="0"/>
+        <w:ind w:left="240" w:right="240"/>
+      </w:pPr>
+      <w:r>
+        <w:rPr>
+          <w:rFonts w:ascii="Consolas" w:cs="Consolas" w:eastAsia="Consolas" w:hAnsi="Consolas"/>
+          <w:sz w:val="17"/>
+          <w:szCs w:val="17"/>
+        </w:rPr>
+        <w:t xml:space="preserve">    ws = wb.active; ws.title = "All M&amp;A (PE &amp; Strategic)"</w:t>
+      </w:r>
+    </w:p>
+    <w:p>
+      <w:pPr>
+        <w:shd w:fill="F4F6F8" w:val="clear"/>
+        <w:spacing w:after="0"/>
+        <w:ind w:left="240" w:right="240"/>
+      </w:pPr>
+      <w:r>
+        <w:rPr>
+          <w:rFonts w:ascii="Consolas" w:cs="Consolas" w:eastAsia="Consolas" w:hAnsi="Consolas"/>
+          <w:sz w:val="17"/>
+          <w:szCs w:val="17"/>
+        </w:rPr>
+        <w:t xml:space="preserve">    fill_sheet(ws, MA_HEADERS, MA_KEYS, ma,</w:t>
+      </w:r>
+    </w:p>
+    <w:p>
+      <w:pPr>
+        <w:shd w:fill="F4F6F8" w:val="clear"/>
+        <w:spacing w:after="0"/>
+        <w:ind w:left="240" w:right="240"/>
+      </w:pPr>
+      <w:r>
+        <w:rPr>
+          <w:rFonts w:ascii="Consolas" w:cs="Consolas" w:eastAsia="Consolas" w:hAnsi="Consolas"/>
+          <w:sz w:val="17"/>
+          <w:szCs w:val="17"/>
+        </w:rPr>
+        <w:t xml:space="preserve">               [4, 10, 22, 14, 14, 10, 18, 18, 9, 11, 11, 46, 9, 14, 14, 10, 8, 16])</w:t>
+      </w:r>
+    </w:p>
+    <w:p>
+      <w:pPr>
+        <w:shd w:fill="F4F6F8" w:val="clear"/>
+        <w:spacing w:after="0"/>
+        <w:ind w:left="240" w:right="240"/>
+      </w:pPr>
+      <w:r>
+        <w:rPr>
+          <w:rFonts w:ascii="Consolas" w:cs="Consolas" w:eastAsia="Consolas" w:hAnsi="Consolas"/>
+          <w:sz w:val="17"/>
+          <w:szCs w:val="17"/>
+        </w:rPr>
+        <w:t xml:space="preserve">    ws2 = wb.create_sheet("Growth Capital Raises")</w:t>
+      </w:r>
+    </w:p>
+    <w:p>
+      <w:pPr>
+        <w:shd w:fill="F4F6F8" w:val="clear"/>
+        <w:spacing w:after="0"/>
+        <w:ind w:left="240" w:right="240"/>
+      </w:pPr>
+      <w:r>
+        <w:rPr>
+          <w:rFonts w:ascii="Consolas" w:cs="Consolas" w:eastAsia="Consolas" w:hAnsi="Consolas"/>
+          <w:sz w:val="17"/>
+          <w:szCs w:val="17"/>
+        </w:rPr>
+        <w:t xml:space="preserve">    fill_sheet(ws2, RA_HEADERS, RA_KEYS, ra,</w:t>
+      </w:r>
+    </w:p>
+    <w:p>
+      <w:pPr>
+        <w:shd w:fill="F4F6F8" w:val="clear"/>
+        <w:spacing w:after="0"/>
+        <w:ind w:left="240" w:right="240"/>
+      </w:pPr>
+      <w:r>
+        <w:rPr>
+          <w:rFonts w:ascii="Consolas" w:cs="Consolas" w:eastAsia="Consolas" w:hAnsi="Consolas"/>
+          <w:sz w:val="17"/>
+          <w:szCs w:val="17"/>
+        </w:rPr>
+        <w:t xml:space="preserve">               [4, 10, 22, 14, 10, 18, 26, 11, 13, 11, 11, 46, 9])</w:t>
+      </w:r>
+    </w:p>
+    <w:p>
+      <w:pPr>
+        <w:shd w:fill="F4F6F8" w:val="clear"/>
+        <w:spacing w:after="0"/>
+        <w:ind w:left="240" w:right="240"/>
+      </w:pPr>
+      <w:r>
+        <w:rPr>
+          <w:rFonts w:ascii="Consolas" w:cs="Consolas" w:eastAsia="Consolas" w:hAnsi="Consolas"/>
+          <w:sz w:val="17"/>
+          <w:szCs w:val="17"/>
+        </w:rPr>
+        <w:t xml:space="preserve">    wb.save(out_path)</w:t>
+      </w:r>
+    </w:p>
+    <w:p>
+      <w:pPr>
+        <w:shd w:fill="F4F6F8" w:val="clear"/>
+        <w:spacing w:after="0"/>
+        <w:ind w:left="240" w:right="240"/>
+      </w:pPr>
+      <w:r>
+        <w:rPr>
+          <w:rFonts w:ascii="Consolas" w:cs="Consolas" w:eastAsia="Consolas" w:hAnsi="Consolas"/>
+          <w:sz w:val="17"/>
+          <w:szCs w:val="17"/>
+        </w:rPr>
+        <w:t xml:space="preserve">    print(f"Wrote {out_path}: {len(ma)} M&amp;A + {len(ra)} raises")</w:t>
+      </w:r>
+    </w:p>
+    <w:p>
+      <w:pPr>
+        <w:shd w:fill="F4F6F8" w:val="clear"/>
+        <w:spacing w:after="0"/>
+        <w:ind w:left="240" w:right="240"/>
+      </w:pPr>
+      <w:r>
+        <w:rPr>
+          <w:rFonts w:ascii="Consolas" w:cs="Consolas" w:eastAsia="Consolas" w:hAnsi="Consolas"/>
+          <w:sz w:val="17"/>
+          <w:szCs w:val="17"/>
+        </w:rPr>
+        <w:t xml:space="preserve"> </w:t>
+      </w:r>
+    </w:p>
+    <w:p>
+      <w:pPr>
+        <w:shd w:fill="F4F6F8" w:val="clear"/>
+        <w:spacing w:after="0"/>
+        <w:ind w:left="240" w:right="240"/>
+      </w:pPr>
+      <w:r>
+        <w:rPr>
+          <w:rFonts w:ascii="Consolas" w:cs="Consolas" w:eastAsia="Consolas" w:hAnsi="Consolas"/>
+          <w:sz w:val="17"/>
+          <w:szCs w:val="17"/>
+        </w:rPr>
+        <w:t xml:space="preserve"> </w:t>
+      </w:r>
+    </w:p>
+    <w:p>
+      <w:pPr>
+        <w:shd w:fill="F4F6F8" w:val="clear"/>
+        <w:spacing w:after="0"/>
+        <w:ind w:left="240" w:right="240"/>
+      </w:pPr>
+      <w:r>
+        <w:rPr>
+          <w:rFonts w:ascii="Consolas" w:cs="Consolas" w:eastAsia="Consolas" w:hAnsi="Consolas"/>
+          <w:sz w:val="17"/>
+          <w:szCs w:val="17"/>
+        </w:rPr>
+        <w:t xml:space="preserve">if __name__ == "__main__":</w:t>
+      </w:r>
+    </w:p>
+    <w:p>
+      <w:pPr>
+        <w:shd w:fill="F4F6F8" w:val="clear"/>
+        <w:spacing w:after="0"/>
+        <w:ind w:left="240" w:right="240"/>
+      </w:pPr>
+      <w:r>
+        <w:rPr>
+          <w:rFonts w:ascii="Consolas" w:cs="Consolas" w:eastAsia="Consolas" w:hAnsi="Consolas"/>
+          <w:sz w:val="17"/>
+          <w:szCs w:val="17"/>
+        </w:rPr>
+        <w:t xml:space="preserve">    main()</w:t>
+      </w:r>
+    </w:p>
+    <w:p>
+      <w:pPr>
+        <w:shd w:fill="F4F6F8" w:val="clear"/>
+        <w:spacing w:after="160"/>
+        <w:ind w:left="240" w:right="240"/>
+      </w:pPr>
+      <w:r>
+        <w:rPr>
+          <w:rFonts w:ascii="Consolas" w:cs="Consolas" w:eastAsia="Consolas" w:hAnsi="Consolas"/>
+          <w:sz w:val="17"/>
+          <w:szCs w:val="17"/>
+        </w:rPr>
+        <w:t xml:space="preserve"> </w:t>
+      </w:r>
+    </w:p>
+    <w:p>
+      <w:pPr>
+        <w:pStyle w:val="Heading1"/>
+        <w:spacing w:after="140" w:before="280"/>
+      </w:pPr>
+      <w:r>
+        <w:rPr>
+          <w:rFonts w:ascii="Calibri" w:cs="Calibri" w:eastAsia="Calibri" w:hAnsi="Calibri"/>
+          <w:b/>
+          <w:bCs/>
+          <w:color w:val="1F6FB2"/>
+          <w:sz w:val="30"/>
+          <w:szCs w:val="30"/>
+        </w:rPr>
+        <w:t xml:space="preserve">Appendix E — sample input JSON (verification fixture)</w:t>
+      </w:r>
+    </w:p>
+    <w:p>
+      <w:pPr>
+        <w:spacing w:after="120"/>
+      </w:pPr>
+      <w:r>
+        <w:rPr>
+          <w:rFonts w:ascii="Calibri" w:cs="Calibri" w:eastAsia="Calibri" w:hAnsi="Calibri"/>
+          <w:i/>
+          <w:iCs/>
+          <w:color w:val="5A6572"/>
+          <w:sz w:val="21"/>
+          <w:szCs w:val="21"/>
+        </w:rPr>
+        <w:t xml:space="preserve">A real historical week (ending Friday 19-Jun-26), with one legacy "Take-Private" deal type snapped to "Strategic M&amp;A" so it passes today's locked enum. Write to weekly-deals/inputs/deals_2026-06-19.json, run the §4 build command, and expect: Wrote weekly-deals/outputs/Weekly_Fintech_Deals_2026-06-19.xlsx: 4 M&amp;A + 10 raises.</w:t>
+      </w:r>
+    </w:p>
+    <w:p>
+      <w:pPr>
+        <w:shd w:fill="F4F6F8" w:val="clear"/>
+        <w:spacing w:after="0"/>
+        <w:ind w:left="240" w:right="240"/>
+      </w:pPr>
+      <w:r>
+        <w:rPr>
+          <w:rFonts w:ascii="Consolas" w:cs="Consolas" w:eastAsia="Consolas" w:hAnsi="Consolas"/>
+          <w:sz w:val="17"/>
+          <w:szCs w:val="17"/>
+        </w:rPr>
+        <w:t xml:space="preserve">{</w:t>
+      </w:r>
+    </w:p>
+    <w:p>
+      <w:pPr>
+        <w:shd w:fill="F4F6F8" w:val="clear"/>
+        <w:spacing w:after="0"/>
+        <w:ind w:left="240" w:right="240"/>
+      </w:pPr>
+      <w:r>
+        <w:rPr>
+          <w:rFonts w:ascii="Consolas" w:cs="Consolas" w:eastAsia="Consolas" w:hAnsi="Consolas"/>
+          <w:sz w:val="17"/>
+          <w:szCs w:val="17"/>
+        </w:rPr>
+        <w:t xml:space="preserve"> "ma": [</w:t>
+      </w:r>
+    </w:p>
+    <w:p>
+      <w:pPr>
+        <w:shd w:fill="F4F6F8" w:val="clear"/>
+        <w:spacing w:after="0"/>
+        <w:ind w:left="240" w:right="240"/>
+      </w:pPr>
+      <w:r>
+        <w:rPr>
+          <w:rFonts w:ascii="Consolas" w:cs="Consolas" w:eastAsia="Consolas" w:hAnsi="Consolas"/>
+          <w:sz w:val="17"/>
+          <w:szCs w:val="17"/>
+        </w:rPr>
+        <w:t xml:space="preserve">  {</w:t>
+      </w:r>
+    </w:p>
+    <w:p>
+      <w:pPr>
+        <w:shd w:fill="F4F6F8" w:val="clear"/>
+        <w:spacing w:after="0"/>
+        <w:ind w:left="240" w:right="240"/>
+      </w:pPr>
+      <w:r>
+        <w:rPr>
+          <w:rFonts w:ascii="Consolas" w:cs="Consolas" w:eastAsia="Consolas" w:hAnsi="Consolas"/>
+          <w:sz w:val="17"/>
+          <w:szCs w:val="17"/>
+        </w:rPr>
+        <w:t xml:space="preserve">   "sector": "Banking &amp; Lending Tech",</w:t>
+      </w:r>
+    </w:p>
+    <w:p>
+      <w:pPr>
+        <w:shd w:fill="F4F6F8" w:val="clear"/>
+        <w:spacing w:after="0"/>
+        <w:ind w:left="240" w:right="240"/>
+      </w:pPr>
+      <w:r>
+        <w:rPr>
+          <w:rFonts w:ascii="Consolas" w:cs="Consolas" w:eastAsia="Consolas" w:hAnsi="Consolas"/>
+          <w:sz w:val="17"/>
+          <w:szCs w:val="17"/>
+        </w:rPr>
+        <w:t xml:space="preserve">   "country": "United States",</w:t>
+      </w:r>
+    </w:p>
+    <w:p>
+      <w:pPr>
+        <w:shd w:fill="F4F6F8" w:val="clear"/>
+        <w:spacing w:after="0"/>
+        <w:ind w:left="240" w:right="240"/>
+      </w:pPr>
+      <w:r>
+        <w:rPr>
+          <w:rFonts w:ascii="Consolas" w:cs="Consolas" w:eastAsia="Consolas" w:hAnsi="Consolas"/>
+          <w:sz w:val="17"/>
+          <w:szCs w:val="17"/>
+        </w:rPr>
+        <w:t xml:space="preserve">   "deal_type": "Strategic M&amp;A",</w:t>
+      </w:r>
+    </w:p>
+    <w:p>
+      <w:pPr>
+        <w:shd w:fill="F4F6F8" w:val="clear"/>
+        <w:spacing w:after="0"/>
+        <w:ind w:left="240" w:right="240"/>
+      </w:pPr>
+      <w:r>
+        <w:rPr>
+          <w:rFonts w:ascii="Consolas" w:cs="Consolas" w:eastAsia="Consolas" w:hAnsi="Consolas"/>
+          <w:sz w:val="17"/>
+          <w:szCs w:val="17"/>
+        </w:rPr>
+        <w:t xml:space="preserve">   "date": "16-Jun-26",</w:t>
+      </w:r>
+    </w:p>
+    <w:p>
+      <w:pPr>
+        <w:shd w:fill="F4F6F8" w:val="clear"/>
+        <w:spacing w:after="0"/>
+        <w:ind w:left="240" w:right="240"/>
+      </w:pPr>
+      <w:r>
+        <w:rPr>
+          <w:rFonts w:ascii="Consolas" w:cs="Consolas" w:eastAsia="Consolas" w:hAnsi="Consolas"/>
+          <w:sz w:val="17"/>
+          <w:szCs w:val="17"/>
+        </w:rPr>
+        <w:t xml:space="preserve">   "target": "Open Lending",</w:t>
+      </w:r>
+    </w:p>
+    <w:p>
+      <w:pPr>
+        <w:shd w:fill="F4F6F8" w:val="clear"/>
+        <w:spacing w:after="0"/>
+        <w:ind w:left="240" w:right="240"/>
+      </w:pPr>
+      <w:r>
+        <w:rPr>
+          <w:rFonts w:ascii="Consolas" w:cs="Consolas" w:eastAsia="Consolas" w:hAnsi="Consolas"/>
+          <w:sz w:val="17"/>
+          <w:szCs w:val="17"/>
+        </w:rPr>
+        <w:t xml:space="preserve">   "acquirer": "ANV Group Holdings",</w:t>
+      </w:r>
+    </w:p>
+    <w:p>
+      <w:pPr>
+        <w:shd w:fill="F4F6F8" w:val="clear"/>
+        <w:spacing w:after="0"/>
+        <w:ind w:left="240" w:right="240"/>
+      </w:pPr>
+      <w:r>
+        <w:rPr>
+          <w:rFonts w:ascii="Consolas" w:cs="Consolas" w:eastAsia="Consolas" w:hAnsi="Consolas"/>
+          <w:sz w:val="17"/>
+          <w:szCs w:val="17"/>
+        </w:rPr>
+        <w:t xml:space="preserve">   "ev": 372,</w:t>
+      </w:r>
+    </w:p>
+    <w:p>
+      <w:pPr>
+        <w:shd w:fill="F4F6F8" w:val="clear"/>
+        <w:spacing w:after="0"/>
+        <w:ind w:left="240" w:right="240"/>
+      </w:pPr>
+      <w:r>
+        <w:rPr>
+          <w:rFonts w:ascii="Consolas" w:cs="Consolas" w:eastAsia="Consolas" w:hAnsi="Consolas"/>
+          <w:sz w:val="17"/>
+          <w:szCs w:val="17"/>
+        </w:rPr>
+        <w:t xml:space="preserve">   "ev_rev": "",</w:t>
+      </w:r>
+    </w:p>
+    <w:p>
+      <w:pPr>
+        <w:shd w:fill="F4F6F8" w:val="clear"/>
+        <w:spacing w:after="0"/>
+        <w:ind w:left="240" w:right="240"/>
+      </w:pPr>
+      <w:r>
+        <w:rPr>
+          <w:rFonts w:ascii="Consolas" w:cs="Consolas" w:eastAsia="Consolas" w:hAnsi="Consolas"/>
+          <w:sz w:val="17"/>
+          <w:szCs w:val="17"/>
+        </w:rPr>
+        <w:t xml:space="preserve">   "ev_ebitda": "",</w:t>
+      </w:r>
+    </w:p>
+    <w:p>
+      <w:pPr>
+        <w:shd w:fill="F4F6F8" w:val="clear"/>
+        <w:spacing w:after="0"/>
+        <w:ind w:left="240" w:right="240"/>
+      </w:pPr>
+      <w:r>
+        <w:rPr>
+          <w:rFonts w:ascii="Consolas" w:cs="Consolas" w:eastAsia="Consolas" w:hAnsi="Consolas"/>
+          <w:sz w:val="17"/>
+          <w:szCs w:val="17"/>
+        </w:rPr>
+        <w:t xml:space="preserve">   "description": "Provider of insurance-backed automotive lending-enablement software whose Lenders Protection platform lets banks and credit unions underwrite near- and non-prime auto loans",</w:t>
+      </w:r>
+    </w:p>
+    <w:p>
+      <w:pPr>
+        <w:shd w:fill="F4F6F8" w:val="clear"/>
+        <w:spacing w:after="0"/>
+        <w:ind w:left="240" w:right="240"/>
+      </w:pPr>
+      <w:r>
+        <w:rPr>
+          <w:rFonts w:ascii="Consolas" w:cs="Consolas" w:eastAsia="Consolas" w:hAnsi="Consolas"/>
+          <w:sz w:val="17"/>
+          <w:szCs w:val="17"/>
+        </w:rPr>
+        <w:t xml:space="preserve">   "link": "https://www.globenewswire.com/news-release/2026/06/16/3312647/0/en/Open-Lending-Enters-into-Merger-Agreement-to-be-Acquired-by-ANV.html"</w:t>
+      </w:r>
+    </w:p>
+    <w:p>
+      <w:pPr>
+        <w:shd w:fill="F4F6F8" w:val="clear"/>
+        <w:spacing w:after="0"/>
+        <w:ind w:left="240" w:right="240"/>
+      </w:pPr>
+      <w:r>
+        <w:rPr>
+          <w:rFonts w:ascii="Consolas" w:cs="Consolas" w:eastAsia="Consolas" w:hAnsi="Consolas"/>
+          <w:sz w:val="17"/>
+          <w:szCs w:val="17"/>
+        </w:rPr>
+        <w:t xml:space="preserve">  },</w:t>
+      </w:r>
+    </w:p>
+    <w:p>
+      <w:pPr>
+        <w:shd w:fill="F4F6F8" w:val="clear"/>
+        <w:spacing w:after="0"/>
+        <w:ind w:left="240" w:right="240"/>
+      </w:pPr>
+      <w:r>
+        <w:rPr>
+          <w:rFonts w:ascii="Consolas" w:cs="Consolas" w:eastAsia="Consolas" w:hAnsi="Consolas"/>
+          <w:sz w:val="17"/>
+          <w:szCs w:val="17"/>
+        </w:rPr>
+        <w:t xml:space="preserve">  {</w:t>
+      </w:r>
+    </w:p>
+    <w:p>
+      <w:pPr>
+        <w:shd w:fill="F4F6F8" w:val="clear"/>
+        <w:spacing w:after="0"/>
+        <w:ind w:left="240" w:right="240"/>
+      </w:pPr>
+      <w:r>
+        <w:rPr>
+          <w:rFonts w:ascii="Consolas" w:cs="Consolas" w:eastAsia="Consolas" w:hAnsi="Consolas"/>
+          <w:sz w:val="17"/>
+          <w:szCs w:val="17"/>
+        </w:rPr>
+        <w:t xml:space="preserve">   "sector": "Banking &amp; Lending Tech",</w:t>
+      </w:r>
+    </w:p>
+    <w:p>
+      <w:pPr>
+        <w:shd w:fill="F4F6F8" w:val="clear"/>
+        <w:spacing w:after="0"/>
+        <w:ind w:left="240" w:right="240"/>
+      </w:pPr>
+      <w:r>
+        <w:rPr>
+          <w:rFonts w:ascii="Consolas" w:cs="Consolas" w:eastAsia="Consolas" w:hAnsi="Consolas"/>
+          <w:sz w:val="17"/>
+          <w:szCs w:val="17"/>
+        </w:rPr>
+        <w:t xml:space="preserve">   "country": "United Kingdom",</w:t>
+      </w:r>
+    </w:p>
+    <w:p>
+      <w:pPr>
+        <w:shd w:fill="F4F6F8" w:val="clear"/>
+        <w:spacing w:after="0"/>
+        <w:ind w:left="240" w:right="240"/>
+      </w:pPr>
+      <w:r>
+        <w:rPr>
+          <w:rFonts w:ascii="Consolas" w:cs="Consolas" w:eastAsia="Consolas" w:hAnsi="Consolas"/>
+          <w:sz w:val="17"/>
+          <w:szCs w:val="17"/>
+        </w:rPr>
+        <w:t xml:space="preserve">   "deal_type": "PE Buyout",</w:t>
+      </w:r>
+    </w:p>
+    <w:p>
+      <w:pPr>
+        <w:shd w:fill="F4F6F8" w:val="clear"/>
+        <w:spacing w:after="0"/>
+        <w:ind w:left="240" w:right="240"/>
+      </w:pPr>
+      <w:r>
+        <w:rPr>
+          <w:rFonts w:ascii="Consolas" w:cs="Consolas" w:eastAsia="Consolas" w:hAnsi="Consolas"/>
+          <w:sz w:val="17"/>
+          <w:szCs w:val="17"/>
+        </w:rPr>
+        <w:t xml:space="preserve">   "date": "19-Jun-26",</w:t>
+      </w:r>
+    </w:p>
+    <w:p>
+      <w:pPr>
+        <w:shd w:fill="F4F6F8" w:val="clear"/>
+        <w:spacing w:after="0"/>
+        <w:ind w:left="240" w:right="240"/>
+      </w:pPr>
+      <w:r>
+        <w:rPr>
+          <w:rFonts w:ascii="Consolas" w:cs="Consolas" w:eastAsia="Consolas" w:hAnsi="Consolas"/>
+          <w:sz w:val="17"/>
+          <w:szCs w:val="17"/>
+        </w:rPr>
+        <w:t xml:space="preserve">   "target": "Finastra (Universal Banking)",</w:t>
+      </w:r>
+    </w:p>
+    <w:p>
+      <w:pPr>
+        <w:shd w:fill="F4F6F8" w:val="clear"/>
+        <w:spacing w:after="0"/>
+        <w:ind w:left="240" w:right="240"/>
+      </w:pPr>
+      <w:r>
+        <w:rPr>
+          <w:rFonts w:ascii="Consolas" w:cs="Consolas" w:eastAsia="Consolas" w:hAnsi="Consolas"/>
+          <w:sz w:val="17"/>
+          <w:szCs w:val="17"/>
+        </w:rPr>
+        <w:t xml:space="preserve">   "acquirer": "Pollen Street Capital",</w:t>
+      </w:r>
+    </w:p>
+    <w:p>
+      <w:pPr>
+        <w:shd w:fill="F4F6F8" w:val="clear"/>
+        <w:spacing w:after="0"/>
+        <w:ind w:left="240" w:right="240"/>
+      </w:pPr>
+      <w:r>
+        <w:rPr>
+          <w:rFonts w:ascii="Consolas" w:cs="Consolas" w:eastAsia="Consolas" w:hAnsi="Consolas"/>
+          <w:sz w:val="17"/>
+          <w:szCs w:val="17"/>
+        </w:rPr>
+        <w:t xml:space="preserve">   "ev": "",</w:t>
+      </w:r>
+    </w:p>
+    <w:p>
+      <w:pPr>
+        <w:shd w:fill="F4F6F8" w:val="clear"/>
+        <w:spacing w:after="0"/>
+        <w:ind w:left="240" w:right="240"/>
+      </w:pPr>
+      <w:r>
+        <w:rPr>
+          <w:rFonts w:ascii="Consolas" w:cs="Consolas" w:eastAsia="Consolas" w:hAnsi="Consolas"/>
+          <w:sz w:val="17"/>
+          <w:szCs w:val="17"/>
+        </w:rPr>
+        <w:t xml:space="preserve">   "ev_rev": "",</w:t>
+      </w:r>
+    </w:p>
+    <w:p>
+      <w:pPr>
+        <w:shd w:fill="F4F6F8" w:val="clear"/>
+        <w:spacing w:after="0"/>
+        <w:ind w:left="240" w:right="240"/>
+      </w:pPr>
+      <w:r>
+        <w:rPr>
+          <w:rFonts w:ascii="Consolas" w:cs="Consolas" w:eastAsia="Consolas" w:hAnsi="Consolas"/>
+          <w:sz w:val="17"/>
+          <w:szCs w:val="17"/>
+        </w:rPr>
+        <w:t xml:space="preserve">   "ev_ebitda": "",</w:t>
+      </w:r>
+    </w:p>
+    <w:p>
+      <w:pPr>
+        <w:shd w:fill="F4F6F8" w:val="clear"/>
+        <w:spacing w:after="0"/>
+        <w:ind w:left="240" w:right="240"/>
+      </w:pPr>
+      <w:r>
+        <w:rPr>
+          <w:rFonts w:ascii="Consolas" w:cs="Consolas" w:eastAsia="Consolas" w:hAnsi="Consolas"/>
+          <w:sz w:val="17"/>
+          <w:szCs w:val="17"/>
+        </w:rPr>
+        <w:t xml:space="preserve">   "description": "Provider of mission-critical core banking software spanning accounts, deposits, payments, and lending for 150+ banks across 100+ countries",</w:t>
+      </w:r>
+    </w:p>
+    <w:p>
+      <w:pPr>
+        <w:shd w:fill="F4F6F8" w:val="clear"/>
+        <w:spacing w:after="0"/>
+        <w:ind w:left="240" w:right="240"/>
+      </w:pPr>
+      <w:r>
+        <w:rPr>
+          <w:rFonts w:ascii="Consolas" w:cs="Consolas" w:eastAsia="Consolas" w:hAnsi="Consolas"/>
+          <w:sz w:val="17"/>
+          <w:szCs w:val="17"/>
+        </w:rPr>
+        <w:t xml:space="preserve">   "link": "https://www.finastra.com/press-media/pollen-street-capital-acquire-universal-banking"</w:t>
+      </w:r>
+    </w:p>
+    <w:p>
+      <w:pPr>
+        <w:shd w:fill="F4F6F8" w:val="clear"/>
+        <w:spacing w:after="0"/>
+        <w:ind w:left="240" w:right="240"/>
+      </w:pPr>
+      <w:r>
+        <w:rPr>
+          <w:rFonts w:ascii="Consolas" w:cs="Consolas" w:eastAsia="Consolas" w:hAnsi="Consolas"/>
+          <w:sz w:val="17"/>
+          <w:szCs w:val="17"/>
+        </w:rPr>
+        <w:t xml:space="preserve">  },</w:t>
+      </w:r>
+    </w:p>
+    <w:p>
+      <w:pPr>
+        <w:shd w:fill="F4F6F8" w:val="clear"/>
+        <w:spacing w:after="0"/>
+        <w:ind w:left="240" w:right="240"/>
+      </w:pPr>
+      <w:r>
+        <w:rPr>
+          <w:rFonts w:ascii="Consolas" w:cs="Consolas" w:eastAsia="Consolas" w:hAnsi="Consolas"/>
+          <w:sz w:val="17"/>
+          <w:szCs w:val="17"/>
+        </w:rPr>
+        <w:t xml:space="preserve">  {</w:t>
+      </w:r>
+    </w:p>
+    <w:p>
+      <w:pPr>
+        <w:shd w:fill="F4F6F8" w:val="clear"/>
+        <w:spacing w:after="0"/>
+        <w:ind w:left="240" w:right="240"/>
+      </w:pPr>
+      <w:r>
+        <w:rPr>
+          <w:rFonts w:ascii="Consolas" w:cs="Consolas" w:eastAsia="Consolas" w:hAnsi="Consolas"/>
+          <w:sz w:val="17"/>
+          <w:szCs w:val="17"/>
+        </w:rPr>
+        <w:t xml:space="preserve">   "sector": "Payments",</w:t>
+      </w:r>
+    </w:p>
+    <w:p>
+      <w:pPr>
+        <w:shd w:fill="F4F6F8" w:val="clear"/>
+        <w:spacing w:after="0"/>
+        <w:ind w:left="240" w:right="240"/>
+      </w:pPr>
+      <w:r>
+        <w:rPr>
+          <w:rFonts w:ascii="Consolas" w:cs="Consolas" w:eastAsia="Consolas" w:hAnsi="Consolas"/>
+          <w:sz w:val="17"/>
+          <w:szCs w:val="17"/>
+        </w:rPr>
+        <w:t xml:space="preserve">   "country": "United States",</w:t>
+      </w:r>
+    </w:p>
+    <w:p>
+      <w:pPr>
+        <w:shd w:fill="F4F6F8" w:val="clear"/>
+        <w:spacing w:after="0"/>
+        <w:ind w:left="240" w:right="240"/>
+      </w:pPr>
+      <w:r>
+        <w:rPr>
+          <w:rFonts w:ascii="Consolas" w:cs="Consolas" w:eastAsia="Consolas" w:hAnsi="Consolas"/>
+          <w:sz w:val="17"/>
+          <w:szCs w:val="17"/>
+        </w:rPr>
+        <w:t xml:space="preserve">   "deal_type": "Strategic M&amp;A",</w:t>
+      </w:r>
+    </w:p>
+    <w:p>
+      <w:pPr>
+        <w:shd w:fill="F4F6F8" w:val="clear"/>
+        <w:spacing w:after="0"/>
+        <w:ind w:left="240" w:right="240"/>
+      </w:pPr>
+      <w:r>
+        <w:rPr>
+          <w:rFonts w:ascii="Consolas" w:cs="Consolas" w:eastAsia="Consolas" w:hAnsi="Consolas"/>
+          <w:sz w:val="17"/>
+          <w:szCs w:val="17"/>
+        </w:rPr>
+        <w:t xml:space="preserve">   "date": "18-Jun-26",</w:t>
+      </w:r>
+    </w:p>
+    <w:p>
+      <w:pPr>
+        <w:shd w:fill="F4F6F8" w:val="clear"/>
+        <w:spacing w:after="0"/>
+        <w:ind w:left="240" w:right="240"/>
+      </w:pPr>
+      <w:r>
+        <w:rPr>
+          <w:rFonts w:ascii="Consolas" w:cs="Consolas" w:eastAsia="Consolas" w:hAnsi="Consolas"/>
+          <w:sz w:val="17"/>
+          <w:szCs w:val="17"/>
+        </w:rPr>
+        <w:t xml:space="preserve">   "target": "Celero Commerce",</w:t>
+      </w:r>
+    </w:p>
+    <w:p>
+      <w:pPr>
+        <w:shd w:fill="F4F6F8" w:val="clear"/>
+        <w:spacing w:after="0"/>
+        <w:ind w:left="240" w:right="240"/>
+      </w:pPr>
+      <w:r>
+        <w:rPr>
+          <w:rFonts w:ascii="Consolas" w:cs="Consolas" w:eastAsia="Consolas" w:hAnsi="Consolas"/>
+          <w:sz w:val="17"/>
+          <w:szCs w:val="17"/>
+        </w:rPr>
+        <w:t xml:space="preserve">   "acquirer": "Deluxe",</w:t>
+      </w:r>
+    </w:p>
+    <w:p>
+      <w:pPr>
+        <w:shd w:fill="F4F6F8" w:val="clear"/>
+        <w:spacing w:after="0"/>
+        <w:ind w:left="240" w:right="240"/>
+      </w:pPr>
+      <w:r>
+        <w:rPr>
+          <w:rFonts w:ascii="Consolas" w:cs="Consolas" w:eastAsia="Consolas" w:hAnsi="Consolas"/>
+          <w:sz w:val="17"/>
+          <w:szCs w:val="17"/>
+        </w:rPr>
+        <w:t xml:space="preserve">   "ev": 625,</w:t>
+      </w:r>
+    </w:p>
+    <w:p>
+      <w:pPr>
+        <w:shd w:fill="F4F6F8" w:val="clear"/>
+        <w:spacing w:after="0"/>
+        <w:ind w:left="240" w:right="240"/>
+      </w:pPr>
+      <w:r>
+        <w:rPr>
+          <w:rFonts w:ascii="Consolas" w:cs="Consolas" w:eastAsia="Consolas" w:hAnsi="Consolas"/>
+          <w:sz w:val="17"/>
+          <w:szCs w:val="17"/>
+        </w:rPr>
+        <w:t xml:space="preserve">   "ev_rev": "",</w:t>
+      </w:r>
+    </w:p>
+    <w:p>
+      <w:pPr>
+        <w:shd w:fill="F4F6F8" w:val="clear"/>
+        <w:spacing w:after="0"/>
+        <w:ind w:left="240" w:right="240"/>
+      </w:pPr>
+      <w:r>
+        <w:rPr>
+          <w:rFonts w:ascii="Consolas" w:cs="Consolas" w:eastAsia="Consolas" w:hAnsi="Consolas"/>
+          <w:sz w:val="17"/>
+          <w:szCs w:val="17"/>
+        </w:rPr>
+        <w:t xml:space="preserve">   "ev_ebitda": "",</w:t>
+      </w:r>
+    </w:p>
+    <w:p>
+      <w:pPr>
+        <w:shd w:fill="F4F6F8" w:val="clear"/>
+        <w:spacing w:after="0"/>
+        <w:ind w:left="240" w:right="240"/>
+      </w:pPr>
+      <w:r>
+        <w:rPr>
+          <w:rFonts w:ascii="Consolas" w:cs="Consolas" w:eastAsia="Consolas" w:hAnsi="Consolas"/>
+          <w:sz w:val="17"/>
+          <w:szCs w:val="17"/>
+        </w:rPr>
+        <w:t xml:space="preserve">   "description": "Integrated payment-processing and business-management platform serving roughly 55,000 small and mid-sized merchants across the US",</w:t>
+      </w:r>
+    </w:p>
+    <w:p>
+      <w:pPr>
+        <w:shd w:fill="F4F6F8" w:val="clear"/>
+        <w:spacing w:after="0"/>
+        <w:ind w:left="240" w:right="240"/>
+      </w:pPr>
+      <w:r>
+        <w:rPr>
+          <w:rFonts w:ascii="Consolas" w:cs="Consolas" w:eastAsia="Consolas" w:hAnsi="Consolas"/>
+          <w:sz w:val="17"/>
+          <w:szCs w:val="17"/>
+        </w:rPr>
+        <w:t xml:space="preserve">   "link": "https://investors.deluxe.com/news-events/press-releases/detail/477/deluxe-to-acquire-celero-commerce-accelerating-transformation-toward-payments-and-data-solutions-scale"</w:t>
+      </w:r>
+    </w:p>
+    <w:p>
+      <w:pPr>
+        <w:shd w:fill="F4F6F8" w:val="clear"/>
+        <w:spacing w:after="0"/>
+        <w:ind w:left="240" w:right="240"/>
+      </w:pPr>
+      <w:r>
+        <w:rPr>
+          <w:rFonts w:ascii="Consolas" w:cs="Consolas" w:eastAsia="Consolas" w:hAnsi="Consolas"/>
+          <w:sz w:val="17"/>
+          <w:szCs w:val="17"/>
+        </w:rPr>
+        <w:t xml:space="preserve">  },</w:t>
+      </w:r>
+    </w:p>
+    <w:p>
+      <w:pPr>
+        <w:shd w:fill="F4F6F8" w:val="clear"/>
+        <w:spacing w:after="0"/>
+        <w:ind w:left="240" w:right="240"/>
+      </w:pPr>
+      <w:r>
+        <w:rPr>
+          <w:rFonts w:ascii="Consolas" w:cs="Consolas" w:eastAsia="Consolas" w:hAnsi="Consolas"/>
+          <w:sz w:val="17"/>
+          <w:szCs w:val="17"/>
+        </w:rPr>
+        <w:t xml:space="preserve">  {</w:t>
+      </w:r>
+    </w:p>
+    <w:p>
+      <w:pPr>
+        <w:shd w:fill="F4F6F8" w:val="clear"/>
+        <w:spacing w:after="0"/>
+        <w:ind w:left="240" w:right="240"/>
+      </w:pPr>
+      <w:r>
+        <w:rPr>
+          <w:rFonts w:ascii="Consolas" w:cs="Consolas" w:eastAsia="Consolas" w:hAnsi="Consolas"/>
+          <w:sz w:val="17"/>
+          <w:szCs w:val="17"/>
+        </w:rPr>
+        <w:t xml:space="preserve">   "sector": "Real Estate &amp; Mortgage Tech",</w:t>
+      </w:r>
+    </w:p>
+    <w:p>
+      <w:pPr>
+        <w:shd w:fill="F4F6F8" w:val="clear"/>
+        <w:spacing w:after="0"/>
+        <w:ind w:left="240" w:right="240"/>
+      </w:pPr>
+      <w:r>
+        <w:rPr>
+          <w:rFonts w:ascii="Consolas" w:cs="Consolas" w:eastAsia="Consolas" w:hAnsi="Consolas"/>
+          <w:sz w:val="17"/>
+          <w:szCs w:val="17"/>
+        </w:rPr>
+        <w:t xml:space="preserve">   "country": "United States",</w:t>
+      </w:r>
+    </w:p>
+    <w:p>
+      <w:pPr>
+        <w:shd w:fill="F4F6F8" w:val="clear"/>
+        <w:spacing w:after="0"/>
+        <w:ind w:left="240" w:right="240"/>
+      </w:pPr>
+      <w:r>
+        <w:rPr>
+          <w:rFonts w:ascii="Consolas" w:cs="Consolas" w:eastAsia="Consolas" w:hAnsi="Consolas"/>
+          <w:sz w:val="17"/>
+          <w:szCs w:val="17"/>
+        </w:rPr>
+        <w:t xml:space="preserve">   "deal_type": "Strategic M&amp;A",</w:t>
+      </w:r>
+    </w:p>
+    <w:p>
+      <w:pPr>
+        <w:shd w:fill="F4F6F8" w:val="clear"/>
+        <w:spacing w:after="0"/>
+        <w:ind w:left="240" w:right="240"/>
+      </w:pPr>
+      <w:r>
+        <w:rPr>
+          <w:rFonts w:ascii="Consolas" w:cs="Consolas" w:eastAsia="Consolas" w:hAnsi="Consolas"/>
+          <w:sz w:val="17"/>
+          <w:szCs w:val="17"/>
+        </w:rPr>
+        <w:t xml:space="preserve">   "date": "17-Jun-26",</w:t>
+      </w:r>
+    </w:p>
+    <w:p>
+      <w:pPr>
+        <w:shd w:fill="F4F6F8" w:val="clear"/>
+        <w:spacing w:after="0"/>
+        <w:ind w:left="240" w:right="240"/>
+      </w:pPr>
+      <w:r>
+        <w:rPr>
+          <w:rFonts w:ascii="Consolas" w:cs="Consolas" w:eastAsia="Consolas" w:hAnsi="Consolas"/>
+          <w:sz w:val="17"/>
+          <w:szCs w:val="17"/>
+        </w:rPr>
+        <w:t xml:space="preserve">   "target": "Fathom Holdings",</w:t>
+      </w:r>
+    </w:p>
+    <w:p>
+      <w:pPr>
+        <w:shd w:fill="F4F6F8" w:val="clear"/>
+        <w:spacing w:after="0"/>
+        <w:ind w:left="240" w:right="240"/>
+      </w:pPr>
+      <w:r>
+        <w:rPr>
+          <w:rFonts w:ascii="Consolas" w:cs="Consolas" w:eastAsia="Consolas" w:hAnsi="Consolas"/>
+          <w:sz w:val="17"/>
+          <w:szCs w:val="17"/>
+        </w:rPr>
+        <w:t xml:space="preserve">   "acquirer": "Beyond (Bed Bath &amp; Beyond)",</w:t>
+      </w:r>
+    </w:p>
+    <w:p>
+      <w:pPr>
+        <w:shd w:fill="F4F6F8" w:val="clear"/>
+        <w:spacing w:after="0"/>
+        <w:ind w:left="240" w:right="240"/>
+      </w:pPr>
+      <w:r>
+        <w:rPr>
+          <w:rFonts w:ascii="Consolas" w:cs="Consolas" w:eastAsia="Consolas" w:hAnsi="Consolas"/>
+          <w:sz w:val="17"/>
+          <w:szCs w:val="17"/>
+        </w:rPr>
+        <w:t xml:space="preserve">   "ev": 53,</w:t>
+      </w:r>
+    </w:p>
+    <w:p>
+      <w:pPr>
+        <w:shd w:fill="F4F6F8" w:val="clear"/>
+        <w:spacing w:after="0"/>
+        <w:ind w:left="240" w:right="240"/>
+      </w:pPr>
+      <w:r>
+        <w:rPr>
+          <w:rFonts w:ascii="Consolas" w:cs="Consolas" w:eastAsia="Consolas" w:hAnsi="Consolas"/>
+          <w:sz w:val="17"/>
+          <w:szCs w:val="17"/>
+        </w:rPr>
+        <w:t xml:space="preserve">   "ev_rev": "",</w:t>
+      </w:r>
+    </w:p>
+    <w:p>
+      <w:pPr>
+        <w:shd w:fill="F4F6F8" w:val="clear"/>
+        <w:spacing w:after="0"/>
+        <w:ind w:left="240" w:right="240"/>
+      </w:pPr>
+      <w:r>
+        <w:rPr>
+          <w:rFonts w:ascii="Consolas" w:cs="Consolas" w:eastAsia="Consolas" w:hAnsi="Consolas"/>
+          <w:sz w:val="17"/>
+          <w:szCs w:val="17"/>
+        </w:rPr>
+        <w:t xml:space="preserve">   "ev_ebitda": "",</w:t>
+      </w:r>
+    </w:p>
+    <w:p>
+      <w:pPr>
+        <w:shd w:fill="F4F6F8" w:val="clear"/>
+        <w:spacing w:after="0"/>
+        <w:ind w:left="240" w:right="240"/>
+      </w:pPr>
+      <w:r>
+        <w:rPr>
+          <w:rFonts w:ascii="Consolas" w:cs="Consolas" w:eastAsia="Consolas" w:hAnsi="Consolas"/>
+          <w:sz w:val="17"/>
+          <w:szCs w:val="17"/>
+        </w:rPr>
+        <w:t xml:space="preserve">   "description": "Technology-driven real estate services platform spanning residential brokerage, mortgage, title, and agent SaaS tools",</w:t>
+      </w:r>
+    </w:p>
+    <w:p>
+      <w:pPr>
+        <w:shd w:fill="F4F6F8" w:val="clear"/>
+        <w:spacing w:after="0"/>
+        <w:ind w:left="240" w:right="240"/>
+      </w:pPr>
+      <w:r>
+        <w:rPr>
+          <w:rFonts w:ascii="Consolas" w:cs="Consolas" w:eastAsia="Consolas" w:hAnsi="Consolas"/>
+          <w:sz w:val="17"/>
+          <w:szCs w:val="17"/>
+        </w:rPr>
+        <w:t xml:space="preserve">   "link": "https://ir.fathominc.com/news-events/press-releases/detail/180/"</w:t>
+      </w:r>
+    </w:p>
+    <w:p>
+      <w:pPr>
+        <w:shd w:fill="F4F6F8" w:val="clear"/>
+        <w:spacing w:after="0"/>
+        <w:ind w:left="240" w:right="240"/>
+      </w:pPr>
+      <w:r>
+        <w:rPr>
+          <w:rFonts w:ascii="Consolas" w:cs="Consolas" w:eastAsia="Consolas" w:hAnsi="Consolas"/>
+          <w:sz w:val="17"/>
+          <w:szCs w:val="17"/>
+        </w:rPr>
+        <w:t xml:space="preserve">  }</w:t>
+      </w:r>
+    </w:p>
+    <w:p>
+      <w:pPr>
+        <w:shd w:fill="F4F6F8" w:val="clear"/>
+        <w:spacing w:after="0"/>
+        <w:ind w:left="240" w:right="240"/>
+      </w:pPr>
+      <w:r>
+        <w:rPr>
+          <w:rFonts w:ascii="Consolas" w:cs="Consolas" w:eastAsia="Consolas" w:hAnsi="Consolas"/>
+          <w:sz w:val="17"/>
+          <w:szCs w:val="17"/>
+        </w:rPr>
+        <w:t xml:space="preserve"> ],</w:t>
+      </w:r>
+    </w:p>
+    <w:p>
+      <w:pPr>
+        <w:shd w:fill="F4F6F8" w:val="clear"/>
+        <w:spacing w:after="0"/>
+        <w:ind w:left="240" w:right="240"/>
+      </w:pPr>
+      <w:r>
+        <w:rPr>
+          <w:rFonts w:ascii="Consolas" w:cs="Consolas" w:eastAsia="Consolas" w:hAnsi="Consolas"/>
+          <w:sz w:val="17"/>
+          <w:szCs w:val="17"/>
+        </w:rPr>
+        <w:t xml:space="preserve"> "raises": [</w:t>
+      </w:r>
+    </w:p>
+    <w:p>
+      <w:pPr>
+        <w:shd w:fill="F4F6F8" w:val="clear"/>
+        <w:spacing w:after="0"/>
+        <w:ind w:left="240" w:right="240"/>
+      </w:pPr>
+      <w:r>
+        <w:rPr>
+          <w:rFonts w:ascii="Consolas" w:cs="Consolas" w:eastAsia="Consolas" w:hAnsi="Consolas"/>
+          <w:sz w:val="17"/>
+          <w:szCs w:val="17"/>
+        </w:rPr>
+        <w:t xml:space="preserve">  {</w:t>
+      </w:r>
+    </w:p>
+    <w:p>
+      <w:pPr>
+        <w:shd w:fill="F4F6F8" w:val="clear"/>
+        <w:spacing w:after="0"/>
+        <w:ind w:left="240" w:right="240"/>
+      </w:pPr>
+      <w:r>
+        <w:rPr>
+          <w:rFonts w:ascii="Consolas" w:cs="Consolas" w:eastAsia="Consolas" w:hAnsi="Consolas"/>
+          <w:sz w:val="17"/>
+          <w:szCs w:val="17"/>
+        </w:rPr>
+        <w:t xml:space="preserve">   "sector": "Asset &amp; Wealth Tech",</w:t>
+      </w:r>
+    </w:p>
+    <w:p>
+      <w:pPr>
+        <w:shd w:fill="F4F6F8" w:val="clear"/>
+        <w:spacing w:after="0"/>
+        <w:ind w:left="240" w:right="240"/>
+      </w:pPr>
+      <w:r>
+        <w:rPr>
+          <w:rFonts w:ascii="Consolas" w:cs="Consolas" w:eastAsia="Consolas" w:hAnsi="Consolas"/>
+          <w:sz w:val="17"/>
+          <w:szCs w:val="17"/>
+        </w:rPr>
+        <w:t xml:space="preserve">   "country": "Denmark",</w:t>
+      </w:r>
+    </w:p>
+    <w:p>
+      <w:pPr>
+        <w:shd w:fill="F4F6F8" w:val="clear"/>
+        <w:spacing w:after="0"/>
+        <w:ind w:left="240" w:right="240"/>
+      </w:pPr>
+      <w:r>
+        <w:rPr>
+          <w:rFonts w:ascii="Consolas" w:cs="Consolas" w:eastAsia="Consolas" w:hAnsi="Consolas"/>
+          <w:sz w:val="17"/>
+          <w:szCs w:val="17"/>
+        </w:rPr>
+        <w:t xml:space="preserve">   "date": "19-Jun-26",</w:t>
+      </w:r>
+    </w:p>
+    <w:p>
+      <w:pPr>
+        <w:shd w:fill="F4F6F8" w:val="clear"/>
+        <w:spacing w:after="0"/>
+        <w:ind w:left="240" w:right="240"/>
+      </w:pPr>
+      <w:r>
+        <w:rPr>
+          <w:rFonts w:ascii="Consolas" w:cs="Consolas" w:eastAsia="Consolas" w:hAnsi="Consolas"/>
+          <w:sz w:val="17"/>
+          <w:szCs w:val="17"/>
+        </w:rPr>
+        <w:t xml:space="preserve">   "target": "Festina Finance",</w:t>
+      </w:r>
+    </w:p>
+    <w:p>
+      <w:pPr>
+        <w:shd w:fill="F4F6F8" w:val="clear"/>
+        <w:spacing w:after="0"/>
+        <w:ind w:left="240" w:right="240"/>
+      </w:pPr>
+      <w:r>
+        <w:rPr>
+          <w:rFonts w:ascii="Consolas" w:cs="Consolas" w:eastAsia="Consolas" w:hAnsi="Consolas"/>
+          <w:sz w:val="17"/>
+          <w:szCs w:val="17"/>
+        </w:rPr>
+        <w:t xml:space="preserve">   "lead": "Birchway Capital",</w:t>
+      </w:r>
+    </w:p>
+    <w:p>
+      <w:pPr>
+        <w:shd w:fill="F4F6F8" w:val="clear"/>
+        <w:spacing w:after="0"/>
+        <w:ind w:left="240" w:right="240"/>
+      </w:pPr>
+      <w:r>
+        <w:rPr>
+          <w:rFonts w:ascii="Consolas" w:cs="Consolas" w:eastAsia="Consolas" w:hAnsi="Consolas"/>
+          <w:sz w:val="17"/>
+          <w:szCs w:val="17"/>
+        </w:rPr>
+        <w:t xml:space="preserve">   "amount": 27,</w:t>
+      </w:r>
+    </w:p>
+    <w:p>
+      <w:pPr>
+        <w:shd w:fill="F4F6F8" w:val="clear"/>
+        <w:spacing w:after="0"/>
+        <w:ind w:left="240" w:right="240"/>
+      </w:pPr>
+      <w:r>
+        <w:rPr>
+          <w:rFonts w:ascii="Consolas" w:cs="Consolas" w:eastAsia="Consolas" w:hAnsi="Consolas"/>
+          <w:sz w:val="17"/>
+          <w:szCs w:val="17"/>
+        </w:rPr>
+        <w:t xml:space="preserve">   "valuation": 216,</w:t>
+      </w:r>
+    </w:p>
+    <w:p>
+      <w:pPr>
+        <w:shd w:fill="F4F6F8" w:val="clear"/>
+        <w:spacing w:after="0"/>
+        <w:ind w:left="240" w:right="240"/>
+      </w:pPr>
+      <w:r>
+        <w:rPr>
+          <w:rFonts w:ascii="Consolas" w:cs="Consolas" w:eastAsia="Consolas" w:hAnsi="Consolas"/>
+          <w:sz w:val="17"/>
+          <w:szCs w:val="17"/>
+        </w:rPr>
+        <w:t xml:space="preserve">   "ev_rev": "",</w:t>
+      </w:r>
+    </w:p>
+    <w:p>
+      <w:pPr>
+        <w:shd w:fill="F4F6F8" w:val="clear"/>
+        <w:spacing w:after="0"/>
+        <w:ind w:left="240" w:right="240"/>
+      </w:pPr>
+      <w:r>
+        <w:rPr>
+          <w:rFonts w:ascii="Consolas" w:cs="Consolas" w:eastAsia="Consolas" w:hAnsi="Consolas"/>
+          <w:sz w:val="17"/>
+          <w:szCs w:val="17"/>
+        </w:rPr>
+        <w:t xml:space="preserve">   "ev_ebitda": "",</w:t>
+      </w:r>
+    </w:p>
+    <w:p>
+      <w:pPr>
+        <w:shd w:fill="F4F6F8" w:val="clear"/>
+        <w:spacing w:after="0"/>
+        <w:ind w:left="240" w:right="240"/>
+      </w:pPr>
+      <w:r>
+        <w:rPr>
+          <w:rFonts w:ascii="Consolas" w:cs="Consolas" w:eastAsia="Consolas" w:hAnsi="Consolas"/>
+          <w:sz w:val="17"/>
+          <w:szCs w:val="17"/>
+        </w:rPr>
+        <w:t xml:space="preserve">   "description": "Cloud-native, modular system-of-record platform for pensions, life insurance, and financial planning used by pension funds, insurers, banks, and wealth managers across Europe",</w:t>
+      </w:r>
+    </w:p>
+    <w:p>
+      <w:pPr>
+        <w:shd w:fill="F4F6F8" w:val="clear"/>
+        <w:spacing w:after="0"/>
+        <w:ind w:left="240" w:right="240"/>
+      </w:pPr>
+      <w:r>
+        <w:rPr>
+          <w:rFonts w:ascii="Consolas" w:cs="Consolas" w:eastAsia="Consolas" w:hAnsi="Consolas"/>
+          <w:sz w:val="17"/>
+          <w:szCs w:val="17"/>
+        </w:rPr>
+        <w:t xml:space="preserve">   "link": "https://www.finextra.com/newsarticle/47959/danish-startup-festina-raises-25m-for-pensions-platform"</w:t>
+      </w:r>
+    </w:p>
+    <w:p>
+      <w:pPr>
+        <w:shd w:fill="F4F6F8" w:val="clear"/>
+        <w:spacing w:after="0"/>
+        <w:ind w:left="240" w:right="240"/>
+      </w:pPr>
+      <w:r>
+        <w:rPr>
+          <w:rFonts w:ascii="Consolas" w:cs="Consolas" w:eastAsia="Consolas" w:hAnsi="Consolas"/>
+          <w:sz w:val="17"/>
+          <w:szCs w:val="17"/>
+        </w:rPr>
+        <w:t xml:space="preserve">  },</w:t>
+      </w:r>
+    </w:p>
+    <w:p>
+      <w:pPr>
+        <w:shd w:fill="F4F6F8" w:val="clear"/>
+        <w:spacing w:after="0"/>
+        <w:ind w:left="240" w:right="240"/>
+      </w:pPr>
+      <w:r>
+        <w:rPr>
+          <w:rFonts w:ascii="Consolas" w:cs="Consolas" w:eastAsia="Consolas" w:hAnsi="Consolas"/>
+          <w:sz w:val="17"/>
+          <w:szCs w:val="17"/>
+        </w:rPr>
+        <w:t xml:space="preserve">  {</w:t>
+      </w:r>
+    </w:p>
+    <w:p>
+      <w:pPr>
+        <w:shd w:fill="F4F6F8" w:val="clear"/>
+        <w:spacing w:after="0"/>
+        <w:ind w:left="240" w:right="240"/>
+      </w:pPr>
+      <w:r>
+        <w:rPr>
+          <w:rFonts w:ascii="Consolas" w:cs="Consolas" w:eastAsia="Consolas" w:hAnsi="Consolas"/>
+          <w:sz w:val="17"/>
+          <w:szCs w:val="17"/>
+        </w:rPr>
+        <w:t xml:space="preserve">   "sector": "Banking &amp; Lending Tech",</w:t>
+      </w:r>
+    </w:p>
+    <w:p>
+      <w:pPr>
+        <w:shd w:fill="F4F6F8" w:val="clear"/>
+        <w:spacing w:after="0"/>
+        <w:ind w:left="240" w:right="240"/>
+      </w:pPr>
+      <w:r>
+        <w:rPr>
+          <w:rFonts w:ascii="Consolas" w:cs="Consolas" w:eastAsia="Consolas" w:hAnsi="Consolas"/>
+          <w:sz w:val="17"/>
+          <w:szCs w:val="17"/>
+        </w:rPr>
+        <w:t xml:space="preserve">   "country": "United States",</w:t>
+      </w:r>
+    </w:p>
+    <w:p>
+      <w:pPr>
+        <w:shd w:fill="F4F6F8" w:val="clear"/>
+        <w:spacing w:after="0"/>
+        <w:ind w:left="240" w:right="240"/>
+      </w:pPr>
+      <w:r>
+        <w:rPr>
+          <w:rFonts w:ascii="Consolas" w:cs="Consolas" w:eastAsia="Consolas" w:hAnsi="Consolas"/>
+          <w:sz w:val="17"/>
+          <w:szCs w:val="17"/>
+        </w:rPr>
+        <w:t xml:space="preserve">   "date": "17-Jun-26",</w:t>
+      </w:r>
+    </w:p>
+    <w:p>
+      <w:pPr>
+        <w:shd w:fill="F4F6F8" w:val="clear"/>
+        <w:spacing w:after="0"/>
+        <w:ind w:left="240" w:right="240"/>
+      </w:pPr>
+      <w:r>
+        <w:rPr>
+          <w:rFonts w:ascii="Consolas" w:cs="Consolas" w:eastAsia="Consolas" w:hAnsi="Consolas"/>
+          <w:sz w:val="17"/>
+          <w:szCs w:val="17"/>
+        </w:rPr>
+        <w:t xml:space="preserve">   "target": "Karta",</w:t>
+      </w:r>
+    </w:p>
+    <w:p>
+      <w:pPr>
+        <w:shd w:fill="F4F6F8" w:val="clear"/>
+        <w:spacing w:after="0"/>
+        <w:ind w:left="240" w:right="240"/>
+      </w:pPr>
+      <w:r>
+        <w:rPr>
+          <w:rFonts w:ascii="Consolas" w:cs="Consolas" w:eastAsia="Consolas" w:hAnsi="Consolas"/>
+          <w:sz w:val="17"/>
+          <w:szCs w:val="17"/>
+        </w:rPr>
+        <w:t xml:space="preserve">   "lead": "Galaxy Ventures, Community Investment Management",</w:t>
+      </w:r>
+    </w:p>
+    <w:p>
+      <w:pPr>
+        <w:shd w:fill="F4F6F8" w:val="clear"/>
+        <w:spacing w:after="0"/>
+        <w:ind w:left="240" w:right="240"/>
+      </w:pPr>
+      <w:r>
+        <w:rPr>
+          <w:rFonts w:ascii="Consolas" w:cs="Consolas" w:eastAsia="Consolas" w:hAnsi="Consolas"/>
+          <w:sz w:val="17"/>
+          <w:szCs w:val="17"/>
+        </w:rPr>
+        <w:t xml:space="preserve">   "amount": 140,</w:t>
+      </w:r>
+    </w:p>
+    <w:p>
+      <w:pPr>
+        <w:shd w:fill="F4F6F8" w:val="clear"/>
+        <w:spacing w:after="0"/>
+        <w:ind w:left="240" w:right="240"/>
+      </w:pPr>
+      <w:r>
+        <w:rPr>
+          <w:rFonts w:ascii="Consolas" w:cs="Consolas" w:eastAsia="Consolas" w:hAnsi="Consolas"/>
+          <w:sz w:val="17"/>
+          <w:szCs w:val="17"/>
+        </w:rPr>
+        <w:t xml:space="preserve">   "valuation": "",</w:t>
+      </w:r>
+    </w:p>
+    <w:p>
+      <w:pPr>
+        <w:shd w:fill="F4F6F8" w:val="clear"/>
+        <w:spacing w:after="0"/>
+        <w:ind w:left="240" w:right="240"/>
+      </w:pPr>
+      <w:r>
+        <w:rPr>
+          <w:rFonts w:ascii="Consolas" w:cs="Consolas" w:eastAsia="Consolas" w:hAnsi="Consolas"/>
+          <w:sz w:val="17"/>
+          <w:szCs w:val="17"/>
+        </w:rPr>
+        <w:t xml:space="preserve">   "ev_rev": "",</w:t>
+      </w:r>
+    </w:p>
+    <w:p>
+      <w:pPr>
+        <w:shd w:fill="F4F6F8" w:val="clear"/>
+        <w:spacing w:after="0"/>
+        <w:ind w:left="240" w:right="240"/>
+      </w:pPr>
+      <w:r>
+        <w:rPr>
+          <w:rFonts w:ascii="Consolas" w:cs="Consolas" w:eastAsia="Consolas" w:hAnsi="Consolas"/>
+          <w:sz w:val="17"/>
+          <w:szCs w:val="17"/>
+        </w:rPr>
+        <w:t xml:space="preserve">   "ev_ebitda": "",</w:t>
+      </w:r>
+    </w:p>
+    <w:p>
+      <w:pPr>
+        <w:shd w:fill="F4F6F8" w:val="clear"/>
+        <w:spacing w:after="0"/>
+        <w:ind w:left="240" w:right="240"/>
+      </w:pPr>
+      <w:r>
+        <w:rPr>
+          <w:rFonts w:ascii="Consolas" w:cs="Consolas" w:eastAsia="Consolas" w:hAnsi="Consolas"/>
+          <w:sz w:val="17"/>
+          <w:szCs w:val="17"/>
+        </w:rPr>
+        <w:t xml:space="preserve">   "description": "Provider of WhatsApp-run US credit cards for credit-invisible international travelers and non-residents, distributed through private banks and wealth managers",</w:t>
+      </w:r>
+    </w:p>
+    <w:p>
+      <w:pPr>
+        <w:shd w:fill="F4F6F8" w:val="clear"/>
+        <w:spacing w:after="0"/>
+        <w:ind w:left="240" w:right="240"/>
+      </w:pPr>
+      <w:r>
+        <w:rPr>
+          <w:rFonts w:ascii="Consolas" w:cs="Consolas" w:eastAsia="Consolas" w:hAnsi="Consolas"/>
+          <w:sz w:val="17"/>
+          <w:szCs w:val="17"/>
+        </w:rPr>
+        <w:t xml:space="preserve">   "link": "https://www.globenewswire.com/news-release/2026/06/17/3313525/0/en/karta-raises-140m-led-by-galaxy-ventures-and-community-investment-management-llc-cim-to-bring-u-s-credit-cards-to-global-travelers.html"</w:t>
+      </w:r>
+    </w:p>
+    <w:p>
+      <w:pPr>
+        <w:shd w:fill="F4F6F8" w:val="clear"/>
+        <w:spacing w:after="0"/>
+        <w:ind w:left="240" w:right="240"/>
+      </w:pPr>
+      <w:r>
+        <w:rPr>
+          <w:rFonts w:ascii="Consolas" w:cs="Consolas" w:eastAsia="Consolas" w:hAnsi="Consolas"/>
+          <w:sz w:val="17"/>
+          <w:szCs w:val="17"/>
+        </w:rPr>
+        <w:t xml:space="preserve">  },</w:t>
+      </w:r>
+    </w:p>
+    <w:p>
+      <w:pPr>
+        <w:shd w:fill="F4F6F8" w:val="clear"/>
+        <w:spacing w:after="0"/>
+        <w:ind w:left="240" w:right="240"/>
+      </w:pPr>
+      <w:r>
+        <w:rPr>
+          <w:rFonts w:ascii="Consolas" w:cs="Consolas" w:eastAsia="Consolas" w:hAnsi="Consolas"/>
+          <w:sz w:val="17"/>
+          <w:szCs w:val="17"/>
+        </w:rPr>
+        <w:t xml:space="preserve">  {</w:t>
+      </w:r>
+    </w:p>
+    <w:p>
+      <w:pPr>
+        <w:shd w:fill="F4F6F8" w:val="clear"/>
+        <w:spacing w:after="0"/>
+        <w:ind w:left="240" w:right="240"/>
+      </w:pPr>
+      <w:r>
+        <w:rPr>
+          <w:rFonts w:ascii="Consolas" w:cs="Consolas" w:eastAsia="Consolas" w:hAnsi="Consolas"/>
+          <w:sz w:val="17"/>
+          <w:szCs w:val="17"/>
+        </w:rPr>
+        <w:t xml:space="preserve">   "sector": "Banking &amp; Lending Tech",</w:t>
+      </w:r>
+    </w:p>
+    <w:p>
+      <w:pPr>
+        <w:shd w:fill="F4F6F8" w:val="clear"/>
+        <w:spacing w:after="0"/>
+        <w:ind w:left="240" w:right="240"/>
+      </w:pPr>
+      <w:r>
+        <w:rPr>
+          <w:rFonts w:ascii="Consolas" w:cs="Consolas" w:eastAsia="Consolas" w:hAnsi="Consolas"/>
+          <w:sz w:val="17"/>
+          <w:szCs w:val="17"/>
+        </w:rPr>
+        <w:t xml:space="preserve">   "country": "Saudi Arabia",</w:t>
+      </w:r>
+    </w:p>
+    <w:p>
+      <w:pPr>
+        <w:shd w:fill="F4F6F8" w:val="clear"/>
+        <w:spacing w:after="0"/>
+        <w:ind w:left="240" w:right="240"/>
+      </w:pPr>
+      <w:r>
+        <w:rPr>
+          <w:rFonts w:ascii="Consolas" w:cs="Consolas" w:eastAsia="Consolas" w:hAnsi="Consolas"/>
+          <w:sz w:val="17"/>
+          <w:szCs w:val="17"/>
+        </w:rPr>
+        <w:t xml:space="preserve">   "date": "14-Jun-26",</w:t>
+      </w:r>
+    </w:p>
+    <w:p>
+      <w:pPr>
+        <w:shd w:fill="F4F6F8" w:val="clear"/>
+        <w:spacing w:after="0"/>
+        <w:ind w:left="240" w:right="240"/>
+      </w:pPr>
+      <w:r>
+        <w:rPr>
+          <w:rFonts w:ascii="Consolas" w:cs="Consolas" w:eastAsia="Consolas" w:hAnsi="Consolas"/>
+          <w:sz w:val="17"/>
+          <w:szCs w:val="17"/>
+        </w:rPr>
+        <w:t xml:space="preserve">   "target": "D360 Bank",</w:t>
+      </w:r>
+    </w:p>
+    <w:p>
+      <w:pPr>
+        <w:shd w:fill="F4F6F8" w:val="clear"/>
+        <w:spacing w:after="0"/>
+        <w:ind w:left="240" w:right="240"/>
+      </w:pPr>
+      <w:r>
+        <w:rPr>
+          <w:rFonts w:ascii="Consolas" w:cs="Consolas" w:eastAsia="Consolas" w:hAnsi="Consolas"/>
+          <w:sz w:val="17"/>
+          <w:szCs w:val="17"/>
+        </w:rPr>
+        <w:t xml:space="preserve">   "lead": "Public Investment Fund, Derayah Financial",</w:t>
+      </w:r>
+    </w:p>
+    <w:p>
+      <w:pPr>
+        <w:shd w:fill="F4F6F8" w:val="clear"/>
+        <w:spacing w:after="0"/>
+        <w:ind w:left="240" w:right="240"/>
+      </w:pPr>
+      <w:r>
+        <w:rPr>
+          <w:rFonts w:ascii="Consolas" w:cs="Consolas" w:eastAsia="Consolas" w:hAnsi="Consolas"/>
+          <w:sz w:val="17"/>
+          <w:szCs w:val="17"/>
+        </w:rPr>
+        <w:t xml:space="preserve">   "amount": 400,</w:t>
+      </w:r>
+    </w:p>
+    <w:p>
+      <w:pPr>
+        <w:shd w:fill="F4F6F8" w:val="clear"/>
+        <w:spacing w:after="0"/>
+        <w:ind w:left="240" w:right="240"/>
+      </w:pPr>
+      <w:r>
+        <w:rPr>
+          <w:rFonts w:ascii="Consolas" w:cs="Consolas" w:eastAsia="Consolas" w:hAnsi="Consolas"/>
+          <w:sz w:val="17"/>
+          <w:szCs w:val="17"/>
+        </w:rPr>
+        <w:t xml:space="preserve">   "valuation": 1600,</w:t>
+      </w:r>
+    </w:p>
+    <w:p>
+      <w:pPr>
+        <w:shd w:fill="F4F6F8" w:val="clear"/>
+        <w:spacing w:after="0"/>
+        <w:ind w:left="240" w:right="240"/>
+      </w:pPr>
+      <w:r>
+        <w:rPr>
+          <w:rFonts w:ascii="Consolas" w:cs="Consolas" w:eastAsia="Consolas" w:hAnsi="Consolas"/>
+          <w:sz w:val="17"/>
+          <w:szCs w:val="17"/>
+        </w:rPr>
+        <w:t xml:space="preserve">   "ev_rev": "",</w:t>
+      </w:r>
+    </w:p>
+    <w:p>
+      <w:pPr>
+        <w:shd w:fill="F4F6F8" w:val="clear"/>
+        <w:spacing w:after="0"/>
+        <w:ind w:left="240" w:right="240"/>
+      </w:pPr>
+      <w:r>
+        <w:rPr>
+          <w:rFonts w:ascii="Consolas" w:cs="Consolas" w:eastAsia="Consolas" w:hAnsi="Consolas"/>
+          <w:sz w:val="17"/>
+          <w:szCs w:val="17"/>
+        </w:rPr>
+        <w:t xml:space="preserve">   "ev_ebitda": "",</w:t>
+      </w:r>
+    </w:p>
+    <w:p>
+      <w:pPr>
+        <w:shd w:fill="F4F6F8" w:val="clear"/>
+        <w:spacing w:after="0"/>
+        <w:ind w:left="240" w:right="240"/>
+      </w:pPr>
+      <w:r>
+        <w:rPr>
+          <w:rFonts w:ascii="Consolas" w:cs="Consolas" w:eastAsia="Consolas" w:hAnsi="Consolas"/>
+          <w:sz w:val="17"/>
+          <w:szCs w:val="17"/>
+        </w:rPr>
+        <w:t xml:space="preserve">   "description": "Saudi Arabia's first licensed digital bank, providing consumer and SME financing, deposits, and API-banking services to over three million customers",</w:t>
+      </w:r>
+    </w:p>
+    <w:p>
+      <w:pPr>
+        <w:shd w:fill="F4F6F8" w:val="clear"/>
+        <w:spacing w:after="0"/>
+        <w:ind w:left="240" w:right="240"/>
+      </w:pPr>
+      <w:r>
+        <w:rPr>
+          <w:rFonts w:ascii="Consolas" w:cs="Consolas" w:eastAsia="Consolas" w:hAnsi="Consolas"/>
+          <w:sz w:val="17"/>
+          <w:szCs w:val="17"/>
+        </w:rPr>
+        <w:t xml:space="preserve">   "link": "https://www.argaam.com/en/article/articledetail/id/1912421"</w:t>
+      </w:r>
+    </w:p>
+    <w:p>
+      <w:pPr>
+        <w:shd w:fill="F4F6F8" w:val="clear"/>
+        <w:spacing w:after="0"/>
+        <w:ind w:left="240" w:right="240"/>
+      </w:pPr>
+      <w:r>
+        <w:rPr>
+          <w:rFonts w:ascii="Consolas" w:cs="Consolas" w:eastAsia="Consolas" w:hAnsi="Consolas"/>
+          <w:sz w:val="17"/>
+          <w:szCs w:val="17"/>
+        </w:rPr>
+        <w:t xml:space="preserve">  },</w:t>
+      </w:r>
+    </w:p>
+    <w:p>
+      <w:pPr>
+        <w:shd w:fill="F4F6F8" w:val="clear"/>
+        <w:spacing w:after="0"/>
+        <w:ind w:left="240" w:right="240"/>
+      </w:pPr>
+      <w:r>
+        <w:rPr>
+          <w:rFonts w:ascii="Consolas" w:cs="Consolas" w:eastAsia="Consolas" w:hAnsi="Consolas"/>
+          <w:sz w:val="17"/>
+          <w:szCs w:val="17"/>
+        </w:rPr>
+        <w:t xml:space="preserve">  {</w:t>
+      </w:r>
+    </w:p>
+    <w:p>
+      <w:pPr>
+        <w:shd w:fill="F4F6F8" w:val="clear"/>
+        <w:spacing w:after="0"/>
+        <w:ind w:left="240" w:right="240"/>
+      </w:pPr>
+      <w:r>
+        <w:rPr>
+          <w:rFonts w:ascii="Consolas" w:cs="Consolas" w:eastAsia="Consolas" w:hAnsi="Consolas"/>
+          <w:sz w:val="17"/>
+          <w:szCs w:val="17"/>
+        </w:rPr>
+        <w:t xml:space="preserve">   "sector": "Capital Markets Tech",</w:t>
+      </w:r>
+    </w:p>
+    <w:p>
+      <w:pPr>
+        <w:shd w:fill="F4F6F8" w:val="clear"/>
+        <w:spacing w:after="0"/>
+        <w:ind w:left="240" w:right="240"/>
+      </w:pPr>
+      <w:r>
+        <w:rPr>
+          <w:rFonts w:ascii="Consolas" w:cs="Consolas" w:eastAsia="Consolas" w:hAnsi="Consolas"/>
+          <w:sz w:val="17"/>
+          <w:szCs w:val="17"/>
+        </w:rPr>
+        <w:t xml:space="preserve">   "country": "United States",</w:t>
+      </w:r>
+    </w:p>
+    <w:p>
+      <w:pPr>
+        <w:shd w:fill="F4F6F8" w:val="clear"/>
+        <w:spacing w:after="0"/>
+        <w:ind w:left="240" w:right="240"/>
+      </w:pPr>
+      <w:r>
+        <w:rPr>
+          <w:rFonts w:ascii="Consolas" w:cs="Consolas" w:eastAsia="Consolas" w:hAnsi="Consolas"/>
+          <w:sz w:val="17"/>
+          <w:szCs w:val="17"/>
+        </w:rPr>
+        <w:t xml:space="preserve">   "date": "16-Jun-26",</w:t>
+      </w:r>
+    </w:p>
+    <w:p>
+      <w:pPr>
+        <w:shd w:fill="F4F6F8" w:val="clear"/>
+        <w:spacing w:after="0"/>
+        <w:ind w:left="240" w:right="240"/>
+      </w:pPr>
+      <w:r>
+        <w:rPr>
+          <w:rFonts w:ascii="Consolas" w:cs="Consolas" w:eastAsia="Consolas" w:hAnsi="Consolas"/>
+          <w:sz w:val="17"/>
+          <w:szCs w:val="17"/>
+        </w:rPr>
+        <w:t xml:space="preserve">   "target": "Chronograph",</w:t>
+      </w:r>
+    </w:p>
+    <w:p>
+      <w:pPr>
+        <w:shd w:fill="F4F6F8" w:val="clear"/>
+        <w:spacing w:after="0"/>
+        <w:ind w:left="240" w:right="240"/>
+      </w:pPr>
+      <w:r>
+        <w:rPr>
+          <w:rFonts w:ascii="Consolas" w:cs="Consolas" w:eastAsia="Consolas" w:hAnsi="Consolas"/>
+          <w:sz w:val="17"/>
+          <w:szCs w:val="17"/>
+        </w:rPr>
+        <w:t xml:space="preserve">   "lead": "Sixth Street Growth",</w:t>
+      </w:r>
+    </w:p>
+    <w:p>
+      <w:pPr>
+        <w:shd w:fill="F4F6F8" w:val="clear"/>
+        <w:spacing w:after="0"/>
+        <w:ind w:left="240" w:right="240"/>
+      </w:pPr>
+      <w:r>
+        <w:rPr>
+          <w:rFonts w:ascii="Consolas" w:cs="Consolas" w:eastAsia="Consolas" w:hAnsi="Consolas"/>
+          <w:sz w:val="17"/>
+          <w:szCs w:val="17"/>
+        </w:rPr>
+        <w:t xml:space="preserve">   "amount": 140,</w:t>
+      </w:r>
+    </w:p>
+    <w:p>
+      <w:pPr>
+        <w:shd w:fill="F4F6F8" w:val="clear"/>
+        <w:spacing w:after="0"/>
+        <w:ind w:left="240" w:right="240"/>
+      </w:pPr>
+      <w:r>
+        <w:rPr>
+          <w:rFonts w:ascii="Consolas" w:cs="Consolas" w:eastAsia="Consolas" w:hAnsi="Consolas"/>
+          <w:sz w:val="17"/>
+          <w:szCs w:val="17"/>
+        </w:rPr>
+        <w:t xml:space="preserve">   "valuation": "",</w:t>
+      </w:r>
+    </w:p>
+    <w:p>
+      <w:pPr>
+        <w:shd w:fill="F4F6F8" w:val="clear"/>
+        <w:spacing w:after="0"/>
+        <w:ind w:left="240" w:right="240"/>
+      </w:pPr>
+      <w:r>
+        <w:rPr>
+          <w:rFonts w:ascii="Consolas" w:cs="Consolas" w:eastAsia="Consolas" w:hAnsi="Consolas"/>
+          <w:sz w:val="17"/>
+          <w:szCs w:val="17"/>
+        </w:rPr>
+        <w:t xml:space="preserve">   "ev_rev": "",</w:t>
+      </w:r>
+    </w:p>
+    <w:p>
+      <w:pPr>
+        <w:shd w:fill="F4F6F8" w:val="clear"/>
+        <w:spacing w:after="0"/>
+        <w:ind w:left="240" w:right="240"/>
+      </w:pPr>
+      <w:r>
+        <w:rPr>
+          <w:rFonts w:ascii="Consolas" w:cs="Consolas" w:eastAsia="Consolas" w:hAnsi="Consolas"/>
+          <w:sz w:val="17"/>
+          <w:szCs w:val="17"/>
+        </w:rPr>
+        <w:t xml:space="preserve">   "ev_ebitda": "",</w:t>
+      </w:r>
+    </w:p>
+    <w:p>
+      <w:pPr>
+        <w:shd w:fill="F4F6F8" w:val="clear"/>
+        <w:spacing w:after="0"/>
+        <w:ind w:left="240" w:right="240"/>
+      </w:pPr>
+      <w:r>
+        <w:rPr>
+          <w:rFonts w:ascii="Consolas" w:cs="Consolas" w:eastAsia="Consolas" w:hAnsi="Consolas"/>
+          <w:sz w:val="17"/>
+          <w:szCs w:val="17"/>
+        </w:rPr>
+        <w:t xml:space="preserve">   "description": "Portfolio monitoring, reporting, and diligence software for private capital investors across private equity and private credit",</w:t>
+      </w:r>
+    </w:p>
+    <w:p>
+      <w:pPr>
+        <w:shd w:fill="F4F6F8" w:val="clear"/>
+        <w:spacing w:after="0"/>
+        <w:ind w:left="240" w:right="240"/>
+      </w:pPr>
+      <w:r>
+        <w:rPr>
+          <w:rFonts w:ascii="Consolas" w:cs="Consolas" w:eastAsia="Consolas" w:hAnsi="Consolas"/>
+          <w:sz w:val="17"/>
+          <w:szCs w:val="17"/>
+        </w:rPr>
+        <w:t xml:space="preserve">   "link": "https://www.prnewswire.com/news-releases/chronograph-announces-140m-growth-equity-investment-from-sixth-street-growth-launches-private-credit-platform-302800776.html"</w:t>
+      </w:r>
+    </w:p>
+    <w:p>
+      <w:pPr>
+        <w:shd w:fill="F4F6F8" w:val="clear"/>
+        <w:spacing w:after="0"/>
+        <w:ind w:left="240" w:right="240"/>
+      </w:pPr>
+      <w:r>
+        <w:rPr>
+          <w:rFonts w:ascii="Consolas" w:cs="Consolas" w:eastAsia="Consolas" w:hAnsi="Consolas"/>
+          <w:sz w:val="17"/>
+          <w:szCs w:val="17"/>
+        </w:rPr>
+        <w:t xml:space="preserve">  },</w:t>
+      </w:r>
+    </w:p>
+    <w:p>
+      <w:pPr>
+        <w:shd w:fill="F4F6F8" w:val="clear"/>
+        <w:spacing w:after="0"/>
+        <w:ind w:left="240" w:right="240"/>
+      </w:pPr>
+      <w:r>
+        <w:rPr>
+          <w:rFonts w:ascii="Consolas" w:cs="Consolas" w:eastAsia="Consolas" w:hAnsi="Consolas"/>
+          <w:sz w:val="17"/>
+          <w:szCs w:val="17"/>
+        </w:rPr>
+        <w:t xml:space="preserve">  {</w:t>
+      </w:r>
+    </w:p>
+    <w:p>
+      <w:pPr>
+        <w:shd w:fill="F4F6F8" w:val="clear"/>
+        <w:spacing w:after="0"/>
+        <w:ind w:left="240" w:right="240"/>
+      </w:pPr>
+      <w:r>
+        <w:rPr>
+          <w:rFonts w:ascii="Consolas" w:cs="Consolas" w:eastAsia="Consolas" w:hAnsi="Consolas"/>
+          <w:sz w:val="17"/>
+          <w:szCs w:val="17"/>
+        </w:rPr>
+        <w:t xml:space="preserve">   "sector": "Corporate Financial Function",</w:t>
+      </w:r>
+    </w:p>
+    <w:p>
+      <w:pPr>
+        <w:shd w:fill="F4F6F8" w:val="clear"/>
+        <w:spacing w:after="0"/>
+        <w:ind w:left="240" w:right="240"/>
+      </w:pPr>
+      <w:r>
+        <w:rPr>
+          <w:rFonts w:ascii="Consolas" w:cs="Consolas" w:eastAsia="Consolas" w:hAnsi="Consolas"/>
+          <w:sz w:val="17"/>
+          <w:szCs w:val="17"/>
+        </w:rPr>
+        <w:t xml:space="preserve">   "country": "Singapore",</w:t>
+      </w:r>
+    </w:p>
+    <w:p>
+      <w:pPr>
+        <w:shd w:fill="F4F6F8" w:val="clear"/>
+        <w:spacing w:after="0"/>
+        <w:ind w:left="240" w:right="240"/>
+      </w:pPr>
+      <w:r>
+        <w:rPr>
+          <w:rFonts w:ascii="Consolas" w:cs="Consolas" w:eastAsia="Consolas" w:hAnsi="Consolas"/>
+          <w:sz w:val="17"/>
+          <w:szCs w:val="17"/>
+        </w:rPr>
+        <w:t xml:space="preserve">   "date": "17-Jun-26",</w:t>
+      </w:r>
+    </w:p>
+    <w:p>
+      <w:pPr>
+        <w:shd w:fill="F4F6F8" w:val="clear"/>
+        <w:spacing w:after="0"/>
+        <w:ind w:left="240" w:right="240"/>
+      </w:pPr>
+      <w:r>
+        <w:rPr>
+          <w:rFonts w:ascii="Consolas" w:cs="Consolas" w:eastAsia="Consolas" w:hAnsi="Consolas"/>
+          <w:sz w:val="17"/>
+          <w:szCs w:val="17"/>
+        </w:rPr>
+        <w:t xml:space="preserve">   "target": "BIPO",</w:t>
+      </w:r>
+    </w:p>
+    <w:p>
+      <w:pPr>
+        <w:shd w:fill="F4F6F8" w:val="clear"/>
+        <w:spacing w:after="0"/>
+        <w:ind w:left="240" w:right="240"/>
+      </w:pPr>
+      <w:r>
+        <w:rPr>
+          <w:rFonts w:ascii="Consolas" w:cs="Consolas" w:eastAsia="Consolas" w:hAnsi="Consolas"/>
+          <w:sz w:val="17"/>
+          <w:szCs w:val="17"/>
+        </w:rPr>
+        <w:t xml:space="preserve">   "lead": "Apis Partners",</w:t>
+      </w:r>
+    </w:p>
+    <w:p>
+      <w:pPr>
+        <w:shd w:fill="F4F6F8" w:val="clear"/>
+        <w:spacing w:after="0"/>
+        <w:ind w:left="240" w:right="240"/>
+      </w:pPr>
+      <w:r>
+        <w:rPr>
+          <w:rFonts w:ascii="Consolas" w:cs="Consolas" w:eastAsia="Consolas" w:hAnsi="Consolas"/>
+          <w:sz w:val="17"/>
+          <w:szCs w:val="17"/>
+        </w:rPr>
+        <w:t xml:space="preserve">   "amount": 50,</w:t>
+      </w:r>
+    </w:p>
+    <w:p>
+      <w:pPr>
+        <w:shd w:fill="F4F6F8" w:val="clear"/>
+        <w:spacing w:after="0"/>
+        <w:ind w:left="240" w:right="240"/>
+      </w:pPr>
+      <w:r>
+        <w:rPr>
+          <w:rFonts w:ascii="Consolas" w:cs="Consolas" w:eastAsia="Consolas" w:hAnsi="Consolas"/>
+          <w:sz w:val="17"/>
+          <w:szCs w:val="17"/>
+        </w:rPr>
+        <w:t xml:space="preserve">   "valuation": "",</w:t>
+      </w:r>
+    </w:p>
+    <w:p>
+      <w:pPr>
+        <w:shd w:fill="F4F6F8" w:val="clear"/>
+        <w:spacing w:after="0"/>
+        <w:ind w:left="240" w:right="240"/>
+      </w:pPr>
+      <w:r>
+        <w:rPr>
+          <w:rFonts w:ascii="Consolas" w:cs="Consolas" w:eastAsia="Consolas" w:hAnsi="Consolas"/>
+          <w:sz w:val="17"/>
+          <w:szCs w:val="17"/>
+        </w:rPr>
+        <w:t xml:space="preserve">   "ev_rev": "",</w:t>
+      </w:r>
+    </w:p>
+    <w:p>
+      <w:pPr>
+        <w:shd w:fill="F4F6F8" w:val="clear"/>
+        <w:spacing w:after="0"/>
+        <w:ind w:left="240" w:right="240"/>
+      </w:pPr>
+      <w:r>
+        <w:rPr>
+          <w:rFonts w:ascii="Consolas" w:cs="Consolas" w:eastAsia="Consolas" w:hAnsi="Consolas"/>
+          <w:sz w:val="17"/>
+          <w:szCs w:val="17"/>
+        </w:rPr>
+        <w:t xml:space="preserve">   "ev_ebitda": "",</w:t>
+      </w:r>
+    </w:p>
+    <w:p>
+      <w:pPr>
+        <w:shd w:fill="F4F6F8" w:val="clear"/>
+        <w:spacing w:after="0"/>
+        <w:ind w:left="240" w:right="240"/>
+      </w:pPr>
+      <w:r>
+        <w:rPr>
+          <w:rFonts w:ascii="Consolas" w:cs="Consolas" w:eastAsia="Consolas" w:hAnsi="Consolas"/>
+          <w:sz w:val="17"/>
+          <w:szCs w:val="17"/>
+        </w:rPr>
+        <w:t xml:space="preserve">   "description": "Payroll-payments and embedded workforce-finance platform offering global payroll, HR management, and employer-of-record services across 170+ markets",</w:t>
+      </w:r>
+    </w:p>
+    <w:p>
+      <w:pPr>
+        <w:shd w:fill="F4F6F8" w:val="clear"/>
+        <w:spacing w:after="0"/>
+        <w:ind w:left="240" w:right="240"/>
+      </w:pPr>
+      <w:r>
+        <w:rPr>
+          <w:rFonts w:ascii="Consolas" w:cs="Consolas" w:eastAsia="Consolas" w:hAnsi="Consolas"/>
+          <w:sz w:val="17"/>
+          <w:szCs w:val="17"/>
+        </w:rPr>
+        <w:t xml:space="preserve">   "link": "https://www.apis.pe/news/apis-partners-invests-us-50-million-in-bipo-asia-pacific-s-leading-payroll-payment-processing-and-embedded-workforce-finance-platform/"</w:t>
+      </w:r>
+    </w:p>
+    <w:p>
+      <w:pPr>
+        <w:shd w:fill="F4F6F8" w:val="clear"/>
+        <w:spacing w:after="0"/>
+        <w:ind w:left="240" w:right="240"/>
+      </w:pPr>
+      <w:r>
+        <w:rPr>
+          <w:rFonts w:ascii="Consolas" w:cs="Consolas" w:eastAsia="Consolas" w:hAnsi="Consolas"/>
+          <w:sz w:val="17"/>
+          <w:szCs w:val="17"/>
+        </w:rPr>
+        <w:t xml:space="preserve">  },</w:t>
+      </w:r>
+    </w:p>
+    <w:p>
+      <w:pPr>
+        <w:shd w:fill="F4F6F8" w:val="clear"/>
+        <w:spacing w:after="0"/>
+        <w:ind w:left="240" w:right="240"/>
+      </w:pPr>
+      <w:r>
+        <w:rPr>
+          <w:rFonts w:ascii="Consolas" w:cs="Consolas" w:eastAsia="Consolas" w:hAnsi="Consolas"/>
+          <w:sz w:val="17"/>
+          <w:szCs w:val="17"/>
+        </w:rPr>
+        <w:t xml:space="preserve">  {</w:t>
+      </w:r>
+    </w:p>
+    <w:p>
+      <w:pPr>
+        <w:shd w:fill="F4F6F8" w:val="clear"/>
+        <w:spacing w:after="0"/>
+        <w:ind w:left="240" w:right="240"/>
+      </w:pPr>
+      <w:r>
+        <w:rPr>
+          <w:rFonts w:ascii="Consolas" w:cs="Consolas" w:eastAsia="Consolas" w:hAnsi="Consolas"/>
+          <w:sz w:val="17"/>
+          <w:szCs w:val="17"/>
+        </w:rPr>
+        <w:t xml:space="preserve">   "sector": "Financial Info &amp; Analytics",</w:t>
+      </w:r>
+    </w:p>
+    <w:p>
+      <w:pPr>
+        <w:shd w:fill="F4F6F8" w:val="clear"/>
+        <w:spacing w:after="0"/>
+        <w:ind w:left="240" w:right="240"/>
+      </w:pPr>
+      <w:r>
+        <w:rPr>
+          <w:rFonts w:ascii="Consolas" w:cs="Consolas" w:eastAsia="Consolas" w:hAnsi="Consolas"/>
+          <w:sz w:val="17"/>
+          <w:szCs w:val="17"/>
+        </w:rPr>
+        <w:t xml:space="preserve">   "country": "United States",</w:t>
+      </w:r>
+    </w:p>
+    <w:p>
+      <w:pPr>
+        <w:shd w:fill="F4F6F8" w:val="clear"/>
+        <w:spacing w:after="0"/>
+        <w:ind w:left="240" w:right="240"/>
+      </w:pPr>
+      <w:r>
+        <w:rPr>
+          <w:rFonts w:ascii="Consolas" w:cs="Consolas" w:eastAsia="Consolas" w:hAnsi="Consolas"/>
+          <w:sz w:val="17"/>
+          <w:szCs w:val="17"/>
+        </w:rPr>
+        <w:t xml:space="preserve">   "date": "17-Jun-26",</w:t>
+      </w:r>
+    </w:p>
+    <w:p>
+      <w:pPr>
+        <w:shd w:fill="F4F6F8" w:val="clear"/>
+        <w:spacing w:after="0"/>
+        <w:ind w:left="240" w:right="240"/>
+      </w:pPr>
+      <w:r>
+        <w:rPr>
+          <w:rFonts w:ascii="Consolas" w:cs="Consolas" w:eastAsia="Consolas" w:hAnsi="Consolas"/>
+          <w:sz w:val="17"/>
+          <w:szCs w:val="17"/>
+        </w:rPr>
+        <w:t xml:space="preserve">   "target": "Behavox",</w:t>
+      </w:r>
+    </w:p>
+    <w:p>
+      <w:pPr>
+        <w:shd w:fill="F4F6F8" w:val="clear"/>
+        <w:spacing w:after="0"/>
+        <w:ind w:left="240" w:right="240"/>
+      </w:pPr>
+      <w:r>
+        <w:rPr>
+          <w:rFonts w:ascii="Consolas" w:cs="Consolas" w:eastAsia="Consolas" w:hAnsi="Consolas"/>
+          <w:sz w:val="17"/>
+          <w:szCs w:val="17"/>
+        </w:rPr>
+        <w:t xml:space="preserve">   "lead": "HPS Investment Partners",</w:t>
+      </w:r>
+    </w:p>
+    <w:p>
+      <w:pPr>
+        <w:shd w:fill="F4F6F8" w:val="clear"/>
+        <w:spacing w:after="0"/>
+        <w:ind w:left="240" w:right="240"/>
+      </w:pPr>
+      <w:r>
+        <w:rPr>
+          <w:rFonts w:ascii="Consolas" w:cs="Consolas" w:eastAsia="Consolas" w:hAnsi="Consolas"/>
+          <w:sz w:val="17"/>
+          <w:szCs w:val="17"/>
+        </w:rPr>
+        <w:t xml:space="preserve">   "amount": 175,</w:t>
+      </w:r>
+    </w:p>
+    <w:p>
+      <w:pPr>
+        <w:shd w:fill="F4F6F8" w:val="clear"/>
+        <w:spacing w:after="0"/>
+        <w:ind w:left="240" w:right="240"/>
+      </w:pPr>
+      <w:r>
+        <w:rPr>
+          <w:rFonts w:ascii="Consolas" w:cs="Consolas" w:eastAsia="Consolas" w:hAnsi="Consolas"/>
+          <w:sz w:val="17"/>
+          <w:szCs w:val="17"/>
+        </w:rPr>
+        <w:t xml:space="preserve">   "valuation": "",</w:t>
+      </w:r>
+    </w:p>
+    <w:p>
+      <w:pPr>
+        <w:shd w:fill="F4F6F8" w:val="clear"/>
+        <w:spacing w:after="0"/>
+        <w:ind w:left="240" w:right="240"/>
+      </w:pPr>
+      <w:r>
+        <w:rPr>
+          <w:rFonts w:ascii="Consolas" w:cs="Consolas" w:eastAsia="Consolas" w:hAnsi="Consolas"/>
+          <w:sz w:val="17"/>
+          <w:szCs w:val="17"/>
+        </w:rPr>
+        <w:t xml:space="preserve">   "ev_rev": "",</w:t>
+      </w:r>
+    </w:p>
+    <w:p>
+      <w:pPr>
+        <w:shd w:fill="F4F6F8" w:val="clear"/>
+        <w:spacing w:after="0"/>
+        <w:ind w:left="240" w:right="240"/>
+      </w:pPr>
+      <w:r>
+        <w:rPr>
+          <w:rFonts w:ascii="Consolas" w:cs="Consolas" w:eastAsia="Consolas" w:hAnsi="Consolas"/>
+          <w:sz w:val="17"/>
+          <w:szCs w:val="17"/>
+        </w:rPr>
+        <w:t xml:space="preserve">   "ev_ebitda": "",</w:t>
+      </w:r>
+    </w:p>
+    <w:p>
+      <w:pPr>
+        <w:shd w:fill="F4F6F8" w:val="clear"/>
+        <w:spacing w:after="0"/>
+        <w:ind w:left="240" w:right="240"/>
+      </w:pPr>
+      <w:r>
+        <w:rPr>
+          <w:rFonts w:ascii="Consolas" w:cs="Consolas" w:eastAsia="Consolas" w:hAnsi="Consolas"/>
+          <w:sz w:val="17"/>
+          <w:szCs w:val="17"/>
+        </w:rPr>
+        <w:t xml:space="preserve">   "description": "AI-native compliance and risk platform that unifies communications surveillance and controls for banks, asset managers, and other regulated institutions",</w:t>
+      </w:r>
+    </w:p>
+    <w:p>
+      <w:pPr>
+        <w:shd w:fill="F4F6F8" w:val="clear"/>
+        <w:spacing w:after="0"/>
+        <w:ind w:left="240" w:right="240"/>
+      </w:pPr>
+      <w:r>
+        <w:rPr>
+          <w:rFonts w:ascii="Consolas" w:cs="Consolas" w:eastAsia="Consolas" w:hAnsi="Consolas"/>
+          <w:sz w:val="17"/>
+          <w:szCs w:val="17"/>
+        </w:rPr>
+        <w:t xml:space="preserve">   "link": "https://www.businesswire.com/news/home/20260617531116/en/Behavox-Raises-$175-Million-from-HPS-Investment-Partners-Part-of-BlackRock-to-Accelerate-Global-Growth"</w:t>
+      </w:r>
+    </w:p>
+    <w:p>
+      <w:pPr>
+        <w:shd w:fill="F4F6F8" w:val="clear"/>
+        <w:spacing w:after="0"/>
+        <w:ind w:left="240" w:right="240"/>
+      </w:pPr>
+      <w:r>
+        <w:rPr>
+          <w:rFonts w:ascii="Consolas" w:cs="Consolas" w:eastAsia="Consolas" w:hAnsi="Consolas"/>
+          <w:sz w:val="17"/>
+          <w:szCs w:val="17"/>
+        </w:rPr>
+        <w:t xml:space="preserve">  },</w:t>
+      </w:r>
+    </w:p>
+    <w:p>
+      <w:pPr>
+        <w:shd w:fill="F4F6F8" w:val="clear"/>
+        <w:spacing w:after="0"/>
+        <w:ind w:left="240" w:right="240"/>
+      </w:pPr>
+      <w:r>
+        <w:rPr>
+          <w:rFonts w:ascii="Consolas" w:cs="Consolas" w:eastAsia="Consolas" w:hAnsi="Consolas"/>
+          <w:sz w:val="17"/>
+          <w:szCs w:val="17"/>
+        </w:rPr>
+        <w:t xml:space="preserve">  {</w:t>
+      </w:r>
+    </w:p>
+    <w:p>
+      <w:pPr>
+        <w:shd w:fill="F4F6F8" w:val="clear"/>
+        <w:spacing w:after="0"/>
+        <w:ind w:left="240" w:right="240"/>
+      </w:pPr>
+      <w:r>
+        <w:rPr>
+          <w:rFonts w:ascii="Consolas" w:cs="Consolas" w:eastAsia="Consolas" w:hAnsi="Consolas"/>
+          <w:sz w:val="17"/>
+          <w:szCs w:val="17"/>
+        </w:rPr>
+        <w:t xml:space="preserve">   "sector": "InsurTech",</w:t>
+      </w:r>
+    </w:p>
+    <w:p>
+      <w:pPr>
+        <w:shd w:fill="F4F6F8" w:val="clear"/>
+        <w:spacing w:after="0"/>
+        <w:ind w:left="240" w:right="240"/>
+      </w:pPr>
+      <w:r>
+        <w:rPr>
+          <w:rFonts w:ascii="Consolas" w:cs="Consolas" w:eastAsia="Consolas" w:hAnsi="Consolas"/>
+          <w:sz w:val="17"/>
+          <w:szCs w:val="17"/>
+        </w:rPr>
+        <w:t xml:space="preserve">   "country": "United States",</w:t>
+      </w:r>
+    </w:p>
+    <w:p>
+      <w:pPr>
+        <w:shd w:fill="F4F6F8" w:val="clear"/>
+        <w:spacing w:after="0"/>
+        <w:ind w:left="240" w:right="240"/>
+      </w:pPr>
+      <w:r>
+        <w:rPr>
+          <w:rFonts w:ascii="Consolas" w:cs="Consolas" w:eastAsia="Consolas" w:hAnsi="Consolas"/>
+          <w:sz w:val="17"/>
+          <w:szCs w:val="17"/>
+        </w:rPr>
+        <w:t xml:space="preserve">   "date": "18-Jun-26",</w:t>
+      </w:r>
+    </w:p>
+    <w:p>
+      <w:pPr>
+        <w:shd w:fill="F4F6F8" w:val="clear"/>
+        <w:spacing w:after="0"/>
+        <w:ind w:left="240" w:right="240"/>
+      </w:pPr>
+      <w:r>
+        <w:rPr>
+          <w:rFonts w:ascii="Consolas" w:cs="Consolas" w:eastAsia="Consolas" w:hAnsi="Consolas"/>
+          <w:sz w:val="17"/>
+          <w:szCs w:val="17"/>
+        </w:rPr>
+        <w:t xml:space="preserve">   "target": "Connie Health",</w:t>
+      </w:r>
+    </w:p>
+    <w:p>
+      <w:pPr>
+        <w:shd w:fill="F4F6F8" w:val="clear"/>
+        <w:spacing w:after="0"/>
+        <w:ind w:left="240" w:right="240"/>
+      </w:pPr>
+      <w:r>
+        <w:rPr>
+          <w:rFonts w:ascii="Consolas" w:cs="Consolas" w:eastAsia="Consolas" w:hAnsi="Consolas"/>
+          <w:sz w:val="17"/>
+          <w:szCs w:val="17"/>
+        </w:rPr>
+        <w:t xml:space="preserve">   "lead": "HealthQuest Capital",</w:t>
+      </w:r>
+    </w:p>
+    <w:p>
+      <w:pPr>
+        <w:shd w:fill="F4F6F8" w:val="clear"/>
+        <w:spacing w:after="0"/>
+        <w:ind w:left="240" w:right="240"/>
+      </w:pPr>
+      <w:r>
+        <w:rPr>
+          <w:rFonts w:ascii="Consolas" w:cs="Consolas" w:eastAsia="Consolas" w:hAnsi="Consolas"/>
+          <w:sz w:val="17"/>
+          <w:szCs w:val="17"/>
+        </w:rPr>
+        <w:t xml:space="preserve">   "amount": 40,</w:t>
+      </w:r>
+    </w:p>
+    <w:p>
+      <w:pPr>
+        <w:shd w:fill="F4F6F8" w:val="clear"/>
+        <w:spacing w:after="0"/>
+        <w:ind w:left="240" w:right="240"/>
+      </w:pPr>
+      <w:r>
+        <w:rPr>
+          <w:rFonts w:ascii="Consolas" w:cs="Consolas" w:eastAsia="Consolas" w:hAnsi="Consolas"/>
+          <w:sz w:val="17"/>
+          <w:szCs w:val="17"/>
+        </w:rPr>
+        <w:t xml:space="preserve">   "valuation": "",</w:t>
+      </w:r>
+    </w:p>
+    <w:p>
+      <w:pPr>
+        <w:shd w:fill="F4F6F8" w:val="clear"/>
+        <w:spacing w:after="0"/>
+        <w:ind w:left="240" w:right="240"/>
+      </w:pPr>
+      <w:r>
+        <w:rPr>
+          <w:rFonts w:ascii="Consolas" w:cs="Consolas" w:eastAsia="Consolas" w:hAnsi="Consolas"/>
+          <w:sz w:val="17"/>
+          <w:szCs w:val="17"/>
+        </w:rPr>
+        <w:t xml:space="preserve">   "ev_rev": "",</w:t>
+      </w:r>
+    </w:p>
+    <w:p>
+      <w:pPr>
+        <w:shd w:fill="F4F6F8" w:val="clear"/>
+        <w:spacing w:after="0"/>
+        <w:ind w:left="240" w:right="240"/>
+      </w:pPr>
+      <w:r>
+        <w:rPr>
+          <w:rFonts w:ascii="Consolas" w:cs="Consolas" w:eastAsia="Consolas" w:hAnsi="Consolas"/>
+          <w:sz w:val="17"/>
+          <w:szCs w:val="17"/>
+        </w:rPr>
+        <w:t xml:space="preserve">   "ev_ebitda": "",</w:t>
+      </w:r>
+    </w:p>
+    <w:p>
+      <w:pPr>
+        <w:shd w:fill="F4F6F8" w:val="clear"/>
+        <w:spacing w:after="0"/>
+        <w:ind w:left="240" w:right="240"/>
+      </w:pPr>
+      <w:r>
+        <w:rPr>
+          <w:rFonts w:ascii="Consolas" w:cs="Consolas" w:eastAsia="Consolas" w:hAnsi="Consolas"/>
+          <w:sz w:val="17"/>
+          <w:szCs w:val="17"/>
+        </w:rPr>
+        <w:t xml:space="preserve">   "description": "AI-native Medicare navigation platform pairing licensed advisors with software to help seniors choose and manage Medicare plans",</w:t>
+      </w:r>
+    </w:p>
+    <w:p>
+      <w:pPr>
+        <w:shd w:fill="F4F6F8" w:val="clear"/>
+        <w:spacing w:after="0"/>
+        <w:ind w:left="240" w:right="240"/>
+      </w:pPr>
+      <w:r>
+        <w:rPr>
+          <w:rFonts w:ascii="Consolas" w:cs="Consolas" w:eastAsia="Consolas" w:hAnsi="Consolas"/>
+          <w:sz w:val="17"/>
+          <w:szCs w:val="17"/>
+        </w:rPr>
+        <w:t xml:space="preserve">   "link": "https://www.prnewswire.com/news-releases/connie-health-announces-acquisition-of-clearlink-insurance-agency-and-series-b-funding-to-accelerate-growth-in-medicare-302803979.html"</w:t>
+      </w:r>
+    </w:p>
+    <w:p>
+      <w:pPr>
+        <w:shd w:fill="F4F6F8" w:val="clear"/>
+        <w:spacing w:after="0"/>
+        <w:ind w:left="240" w:right="240"/>
+      </w:pPr>
+      <w:r>
+        <w:rPr>
+          <w:rFonts w:ascii="Consolas" w:cs="Consolas" w:eastAsia="Consolas" w:hAnsi="Consolas"/>
+          <w:sz w:val="17"/>
+          <w:szCs w:val="17"/>
+        </w:rPr>
+        <w:t xml:space="preserve">  },</w:t>
+      </w:r>
+    </w:p>
+    <w:p>
+      <w:pPr>
+        <w:shd w:fill="F4F6F8" w:val="clear"/>
+        <w:spacing w:after="0"/>
+        <w:ind w:left="240" w:right="240"/>
+      </w:pPr>
+      <w:r>
+        <w:rPr>
+          <w:rFonts w:ascii="Consolas" w:cs="Consolas" w:eastAsia="Consolas" w:hAnsi="Consolas"/>
+          <w:sz w:val="17"/>
+          <w:szCs w:val="17"/>
+        </w:rPr>
+        <w:t xml:space="preserve">  {</w:t>
+      </w:r>
+    </w:p>
+    <w:p>
+      <w:pPr>
+        <w:shd w:fill="F4F6F8" w:val="clear"/>
+        <w:spacing w:after="0"/>
+        <w:ind w:left="240" w:right="240"/>
+      </w:pPr>
+      <w:r>
+        <w:rPr>
+          <w:rFonts w:ascii="Consolas" w:cs="Consolas" w:eastAsia="Consolas" w:hAnsi="Consolas"/>
+          <w:sz w:val="17"/>
+          <w:szCs w:val="17"/>
+        </w:rPr>
+        <w:t xml:space="preserve">   "sector": "Payments",</w:t>
+      </w:r>
+    </w:p>
+    <w:p>
+      <w:pPr>
+        <w:shd w:fill="F4F6F8" w:val="clear"/>
+        <w:spacing w:after="0"/>
+        <w:ind w:left="240" w:right="240"/>
+      </w:pPr>
+      <w:r>
+        <w:rPr>
+          <w:rFonts w:ascii="Consolas" w:cs="Consolas" w:eastAsia="Consolas" w:hAnsi="Consolas"/>
+          <w:sz w:val="17"/>
+          <w:szCs w:val="17"/>
+        </w:rPr>
+        <w:t xml:space="preserve">   "country": "United States",</w:t>
+      </w:r>
+    </w:p>
+    <w:p>
+      <w:pPr>
+        <w:shd w:fill="F4F6F8" w:val="clear"/>
+        <w:spacing w:after="0"/>
+        <w:ind w:left="240" w:right="240"/>
+      </w:pPr>
+      <w:r>
+        <w:rPr>
+          <w:rFonts w:ascii="Consolas" w:cs="Consolas" w:eastAsia="Consolas" w:hAnsi="Consolas"/>
+          <w:sz w:val="17"/>
+          <w:szCs w:val="17"/>
+        </w:rPr>
+        <w:t xml:space="preserve">   "date": "16-Jun-26",</w:t>
+      </w:r>
+    </w:p>
+    <w:p>
+      <w:pPr>
+        <w:shd w:fill="F4F6F8" w:val="clear"/>
+        <w:spacing w:after="0"/>
+        <w:ind w:left="240" w:right="240"/>
+      </w:pPr>
+      <w:r>
+        <w:rPr>
+          <w:rFonts w:ascii="Consolas" w:cs="Consolas" w:eastAsia="Consolas" w:hAnsi="Consolas"/>
+          <w:sz w:val="17"/>
+          <w:szCs w:val="17"/>
+        </w:rPr>
+        <w:t xml:space="preserve">   "target": "Flutterwave",</w:t>
+      </w:r>
+    </w:p>
+    <w:p>
+      <w:pPr>
+        <w:shd w:fill="F4F6F8" w:val="clear"/>
+        <w:spacing w:after="0"/>
+        <w:ind w:left="240" w:right="240"/>
+      </w:pPr>
+      <w:r>
+        <w:rPr>
+          <w:rFonts w:ascii="Consolas" w:cs="Consolas" w:eastAsia="Consolas" w:hAnsi="Consolas"/>
+          <w:sz w:val="17"/>
+          <w:szCs w:val="17"/>
+        </w:rPr>
+        <w:t xml:space="preserve">   "lead": "Ripple (strategic)",</w:t>
+      </w:r>
+    </w:p>
+    <w:p>
+      <w:pPr>
+        <w:shd w:fill="F4F6F8" w:val="clear"/>
+        <w:spacing w:after="0"/>
+        <w:ind w:left="240" w:right="240"/>
+      </w:pPr>
+      <w:r>
+        <w:rPr>
+          <w:rFonts w:ascii="Consolas" w:cs="Consolas" w:eastAsia="Consolas" w:hAnsi="Consolas"/>
+          <w:sz w:val="17"/>
+          <w:szCs w:val="17"/>
+        </w:rPr>
+        <w:t xml:space="preserve">   "amount": "",</w:t>
+      </w:r>
+    </w:p>
+    <w:p>
+      <w:pPr>
+        <w:shd w:fill="F4F6F8" w:val="clear"/>
+        <w:spacing w:after="0"/>
+        <w:ind w:left="240" w:right="240"/>
+      </w:pPr>
+      <w:r>
+        <w:rPr>
+          <w:rFonts w:ascii="Consolas" w:cs="Consolas" w:eastAsia="Consolas" w:hAnsi="Consolas"/>
+          <w:sz w:val="17"/>
+          <w:szCs w:val="17"/>
+        </w:rPr>
+        <w:t xml:space="preserve">   "valuation": 3200,</w:t>
+      </w:r>
+    </w:p>
+    <w:p>
+      <w:pPr>
+        <w:shd w:fill="F4F6F8" w:val="clear"/>
+        <w:spacing w:after="0"/>
+        <w:ind w:left="240" w:right="240"/>
+      </w:pPr>
+      <w:r>
+        <w:rPr>
+          <w:rFonts w:ascii="Consolas" w:cs="Consolas" w:eastAsia="Consolas" w:hAnsi="Consolas"/>
+          <w:sz w:val="17"/>
+          <w:szCs w:val="17"/>
+        </w:rPr>
+        <w:t xml:space="preserve">   "ev_rev": "",</w:t>
+      </w:r>
+    </w:p>
+    <w:p>
+      <w:pPr>
+        <w:shd w:fill="F4F6F8" w:val="clear"/>
+        <w:spacing w:after="0"/>
+        <w:ind w:left="240" w:right="240"/>
+      </w:pPr>
+      <w:r>
+        <w:rPr>
+          <w:rFonts w:ascii="Consolas" w:cs="Consolas" w:eastAsia="Consolas" w:hAnsi="Consolas"/>
+          <w:sz w:val="17"/>
+          <w:szCs w:val="17"/>
+        </w:rPr>
+        <w:t xml:space="preserve">   "ev_ebitda": "",</w:t>
+      </w:r>
+    </w:p>
+    <w:p>
+      <w:pPr>
+        <w:shd w:fill="F4F6F8" w:val="clear"/>
+        <w:spacing w:after="0"/>
+        <w:ind w:left="240" w:right="240"/>
+      </w:pPr>
+      <w:r>
+        <w:rPr>
+          <w:rFonts w:ascii="Consolas" w:cs="Consolas" w:eastAsia="Consolas" w:hAnsi="Consolas"/>
+          <w:sz w:val="17"/>
+          <w:szCs w:val="17"/>
+        </w:rPr>
+        <w:t xml:space="preserve">   "description": "Cross-border payments platform powering merchant payments, payouts, and remittances across Africa and other emerging markets",</w:t>
+      </w:r>
+    </w:p>
+    <w:p>
+      <w:pPr>
+        <w:shd w:fill="F4F6F8" w:val="clear"/>
+        <w:spacing w:after="0"/>
+        <w:ind w:left="240" w:right="240"/>
+      </w:pPr>
+      <w:r>
+        <w:rPr>
+          <w:rFonts w:ascii="Consolas" w:cs="Consolas" w:eastAsia="Consolas" w:hAnsi="Consolas"/>
+          <w:sz w:val="17"/>
+          <w:szCs w:val="17"/>
+        </w:rPr>
+        <w:t xml:space="preserve">   "link": "https://www.prnewswire.com/news-releases/ripple-participates-in-flutterwaves-series-e-with-strategic-investment-to-accelerate-african-stablecoin-payments-302801599.html"</w:t>
+      </w:r>
+    </w:p>
+    <w:p>
+      <w:pPr>
+        <w:shd w:fill="F4F6F8" w:val="clear"/>
+        <w:spacing w:after="0"/>
+        <w:ind w:left="240" w:right="240"/>
+      </w:pPr>
+      <w:r>
+        <w:rPr>
+          <w:rFonts w:ascii="Consolas" w:cs="Consolas" w:eastAsia="Consolas" w:hAnsi="Consolas"/>
+          <w:sz w:val="17"/>
+          <w:szCs w:val="17"/>
+        </w:rPr>
+        <w:t xml:space="preserve">  },</w:t>
+      </w:r>
+    </w:p>
+    <w:p>
+      <w:pPr>
+        <w:shd w:fill="F4F6F8" w:val="clear"/>
+        <w:spacing w:after="0"/>
+        <w:ind w:left="240" w:right="240"/>
+      </w:pPr>
+      <w:r>
+        <w:rPr>
+          <w:rFonts w:ascii="Consolas" w:cs="Consolas" w:eastAsia="Consolas" w:hAnsi="Consolas"/>
+          <w:sz w:val="17"/>
+          <w:szCs w:val="17"/>
+        </w:rPr>
+        <w:t xml:space="preserve">  {</w:t>
+      </w:r>
+    </w:p>
+    <w:p>
+      <w:pPr>
+        <w:shd w:fill="F4F6F8" w:val="clear"/>
+        <w:spacing w:after="0"/>
+        <w:ind w:left="240" w:right="240"/>
+      </w:pPr>
+      <w:r>
+        <w:rPr>
+          <w:rFonts w:ascii="Consolas" w:cs="Consolas" w:eastAsia="Consolas" w:hAnsi="Consolas"/>
+          <w:sz w:val="17"/>
+          <w:szCs w:val="17"/>
+        </w:rPr>
+        <w:t xml:space="preserve">   "sector": "Payments",</w:t>
+      </w:r>
+    </w:p>
+    <w:p>
+      <w:pPr>
+        <w:shd w:fill="F4F6F8" w:val="clear"/>
+        <w:spacing w:after="0"/>
+        <w:ind w:left="240" w:right="240"/>
+      </w:pPr>
+      <w:r>
+        <w:rPr>
+          <w:rFonts w:ascii="Consolas" w:cs="Consolas" w:eastAsia="Consolas" w:hAnsi="Consolas"/>
+          <w:sz w:val="17"/>
+          <w:szCs w:val="17"/>
+        </w:rPr>
+        <w:t xml:space="preserve">   "country": "United States",</w:t>
+      </w:r>
+    </w:p>
+    <w:p>
+      <w:pPr>
+        <w:shd w:fill="F4F6F8" w:val="clear"/>
+        <w:spacing w:after="0"/>
+        <w:ind w:left="240" w:right="240"/>
+      </w:pPr>
+      <w:r>
+        <w:rPr>
+          <w:rFonts w:ascii="Consolas" w:cs="Consolas" w:eastAsia="Consolas" w:hAnsi="Consolas"/>
+          <w:sz w:val="17"/>
+          <w:szCs w:val="17"/>
+        </w:rPr>
+        <w:t xml:space="preserve">   "date": "15-Jun-26",</w:t>
+      </w:r>
+    </w:p>
+    <w:p>
+      <w:pPr>
+        <w:shd w:fill="F4F6F8" w:val="clear"/>
+        <w:spacing w:after="0"/>
+        <w:ind w:left="240" w:right="240"/>
+      </w:pPr>
+      <w:r>
+        <w:rPr>
+          <w:rFonts w:ascii="Consolas" w:cs="Consolas" w:eastAsia="Consolas" w:hAnsi="Consolas"/>
+          <w:sz w:val="17"/>
+          <w:szCs w:val="17"/>
+        </w:rPr>
+        <w:t xml:space="preserve">   "target": "Interchecks",</w:t>
+      </w:r>
+    </w:p>
+    <w:p>
+      <w:pPr>
+        <w:shd w:fill="F4F6F8" w:val="clear"/>
+        <w:spacing w:after="0"/>
+        <w:ind w:left="240" w:right="240"/>
+      </w:pPr>
+      <w:r>
+        <w:rPr>
+          <w:rFonts w:ascii="Consolas" w:cs="Consolas" w:eastAsia="Consolas" w:hAnsi="Consolas"/>
+          <w:sz w:val="17"/>
+          <w:szCs w:val="17"/>
+        </w:rPr>
+        <w:t xml:space="preserve">   "lead": "Bettor Capital",</w:t>
+      </w:r>
+    </w:p>
+    <w:p>
+      <w:pPr>
+        <w:shd w:fill="F4F6F8" w:val="clear"/>
+        <w:spacing w:after="0"/>
+        <w:ind w:left="240" w:right="240"/>
+      </w:pPr>
+      <w:r>
+        <w:rPr>
+          <w:rFonts w:ascii="Consolas" w:cs="Consolas" w:eastAsia="Consolas" w:hAnsi="Consolas"/>
+          <w:sz w:val="17"/>
+          <w:szCs w:val="17"/>
+        </w:rPr>
+        <w:t xml:space="preserve">   "amount": 50,</w:t>
+      </w:r>
+    </w:p>
+    <w:p>
+      <w:pPr>
+        <w:shd w:fill="F4F6F8" w:val="clear"/>
+        <w:spacing w:after="0"/>
+        <w:ind w:left="240" w:right="240"/>
+      </w:pPr>
+      <w:r>
+        <w:rPr>
+          <w:rFonts w:ascii="Consolas" w:cs="Consolas" w:eastAsia="Consolas" w:hAnsi="Consolas"/>
+          <w:sz w:val="17"/>
+          <w:szCs w:val="17"/>
+        </w:rPr>
+        <w:t xml:space="preserve">   "valuation": "",</w:t>
+      </w:r>
+    </w:p>
+    <w:p>
+      <w:pPr>
+        <w:shd w:fill="F4F6F8" w:val="clear"/>
+        <w:spacing w:after="0"/>
+        <w:ind w:left="240" w:right="240"/>
+      </w:pPr>
+      <w:r>
+        <w:rPr>
+          <w:rFonts w:ascii="Consolas" w:cs="Consolas" w:eastAsia="Consolas" w:hAnsi="Consolas"/>
+          <w:sz w:val="17"/>
+          <w:szCs w:val="17"/>
+        </w:rPr>
+        <w:t xml:space="preserve">   "ev_rev": "",</w:t>
+      </w:r>
+    </w:p>
+    <w:p>
+      <w:pPr>
+        <w:shd w:fill="F4F6F8" w:val="clear"/>
+        <w:spacing w:after="0"/>
+        <w:ind w:left="240" w:right="240"/>
+      </w:pPr>
+      <w:r>
+        <w:rPr>
+          <w:rFonts w:ascii="Consolas" w:cs="Consolas" w:eastAsia="Consolas" w:hAnsi="Consolas"/>
+          <w:sz w:val="17"/>
+          <w:szCs w:val="17"/>
+        </w:rPr>
+        <w:t xml:space="preserve">   "ev_ebitda": "",</w:t>
+      </w:r>
+    </w:p>
+    <w:p>
+      <w:pPr>
+        <w:shd w:fill="F4F6F8" w:val="clear"/>
+        <w:spacing w:after="0"/>
+        <w:ind w:left="240" w:right="240"/>
+      </w:pPr>
+      <w:r>
+        <w:rPr>
+          <w:rFonts w:ascii="Consolas" w:cs="Consolas" w:eastAsia="Consolas" w:hAnsi="Consolas"/>
+          <w:sz w:val="17"/>
+          <w:szCs w:val="17"/>
+        </w:rPr>
+        <w:t xml:space="preserve">   "description": "Instant payments and money-movement infrastructure serving sportsbooks, fintechs, and financial institutions through a single API",</w:t>
+      </w:r>
+    </w:p>
+    <w:p>
+      <w:pPr>
+        <w:shd w:fill="F4F6F8" w:val="clear"/>
+        <w:spacing w:after="0"/>
+        <w:ind w:left="240" w:right="240"/>
+      </w:pPr>
+      <w:r>
+        <w:rPr>
+          <w:rFonts w:ascii="Consolas" w:cs="Consolas" w:eastAsia="Consolas" w:hAnsi="Consolas"/>
+          <w:sz w:val="17"/>
+          <w:szCs w:val="17"/>
+        </w:rPr>
+        <w:t xml:space="preserve">   "link": "https://www.prnewswire.com/news-releases/interchecks-secures-50m-series-c-to-expand-instant-payments-infrastructure-launches-account-funding-transactions-302799620.html"</w:t>
+      </w:r>
+    </w:p>
+    <w:p>
+      <w:pPr>
+        <w:shd w:fill="F4F6F8" w:val="clear"/>
+        <w:spacing w:after="0"/>
+        <w:ind w:left="240" w:right="240"/>
+      </w:pPr>
+      <w:r>
+        <w:rPr>
+          <w:rFonts w:ascii="Consolas" w:cs="Consolas" w:eastAsia="Consolas" w:hAnsi="Consolas"/>
+          <w:sz w:val="17"/>
+          <w:szCs w:val="17"/>
+        </w:rPr>
+        <w:t xml:space="preserve">  },</w:t>
+      </w:r>
+    </w:p>
+    <w:p>
+      <w:pPr>
+        <w:shd w:fill="F4F6F8" w:val="clear"/>
+        <w:spacing w:after="0"/>
+        <w:ind w:left="240" w:right="240"/>
+      </w:pPr>
+      <w:r>
+        <w:rPr>
+          <w:rFonts w:ascii="Consolas" w:cs="Consolas" w:eastAsia="Consolas" w:hAnsi="Consolas"/>
+          <w:sz w:val="17"/>
+          <w:szCs w:val="17"/>
+        </w:rPr>
+        <w:t xml:space="preserve">  {</w:t>
+      </w:r>
+    </w:p>
+    <w:p>
+      <w:pPr>
+        <w:shd w:fill="F4F6F8" w:val="clear"/>
+        <w:spacing w:after="0"/>
+        <w:ind w:left="240" w:right="240"/>
+      </w:pPr>
+      <w:r>
+        <w:rPr>
+          <w:rFonts w:ascii="Consolas" w:cs="Consolas" w:eastAsia="Consolas" w:hAnsi="Consolas"/>
+          <w:sz w:val="17"/>
+          <w:szCs w:val="17"/>
+        </w:rPr>
+        <w:t xml:space="preserve">   "sector": "Payments",</w:t>
+      </w:r>
+    </w:p>
+    <w:p>
+      <w:pPr>
+        <w:shd w:fill="F4F6F8" w:val="clear"/>
+        <w:spacing w:after="0"/>
+        <w:ind w:left="240" w:right="240"/>
+      </w:pPr>
+      <w:r>
+        <w:rPr>
+          <w:rFonts w:ascii="Consolas" w:cs="Consolas" w:eastAsia="Consolas" w:hAnsi="Consolas"/>
+          <w:sz w:val="17"/>
+          <w:szCs w:val="17"/>
+        </w:rPr>
+        <w:t xml:space="preserve">   "country": "United States",</w:t>
+      </w:r>
+    </w:p>
+    <w:p>
+      <w:pPr>
+        <w:shd w:fill="F4F6F8" w:val="clear"/>
+        <w:spacing w:after="0"/>
+        <w:ind w:left="240" w:right="240"/>
+      </w:pPr>
+      <w:r>
+        <w:rPr>
+          <w:rFonts w:ascii="Consolas" w:cs="Consolas" w:eastAsia="Consolas" w:hAnsi="Consolas"/>
+          <w:sz w:val="17"/>
+          <w:szCs w:val="17"/>
+        </w:rPr>
+        <w:t xml:space="preserve">   "date": "17-Jun-26",</w:t>
+      </w:r>
+    </w:p>
+    <w:p>
+      <w:pPr>
+        <w:shd w:fill="F4F6F8" w:val="clear"/>
+        <w:spacing w:after="0"/>
+        <w:ind w:left="240" w:right="240"/>
+      </w:pPr>
+      <w:r>
+        <w:rPr>
+          <w:rFonts w:ascii="Consolas" w:cs="Consolas" w:eastAsia="Consolas" w:hAnsi="Consolas"/>
+          <w:sz w:val="17"/>
+          <w:szCs w:val="17"/>
+        </w:rPr>
+        <w:t xml:space="preserve">   "target": "Trace Finance",</w:t>
+      </w:r>
+    </w:p>
+    <w:p>
+      <w:pPr>
+        <w:shd w:fill="F4F6F8" w:val="clear"/>
+        <w:spacing w:after="0"/>
+        <w:ind w:left="240" w:right="240"/>
+      </w:pPr>
+      <w:r>
+        <w:rPr>
+          <w:rFonts w:ascii="Consolas" w:cs="Consolas" w:eastAsia="Consolas" w:hAnsi="Consolas"/>
+          <w:sz w:val="17"/>
+          <w:szCs w:val="17"/>
+        </w:rPr>
+        <w:t xml:space="preserve">   "lead": "CoinFund",</w:t>
+      </w:r>
+    </w:p>
+    <w:p>
+      <w:pPr>
+        <w:shd w:fill="F4F6F8" w:val="clear"/>
+        <w:spacing w:after="0"/>
+        <w:ind w:left="240" w:right="240"/>
+      </w:pPr>
+      <w:r>
+        <w:rPr>
+          <w:rFonts w:ascii="Consolas" w:cs="Consolas" w:eastAsia="Consolas" w:hAnsi="Consolas"/>
+          <w:sz w:val="17"/>
+          <w:szCs w:val="17"/>
+        </w:rPr>
+        <w:t xml:space="preserve">   "amount": 32,</w:t>
+      </w:r>
+    </w:p>
+    <w:p>
+      <w:pPr>
+        <w:shd w:fill="F4F6F8" w:val="clear"/>
+        <w:spacing w:after="0"/>
+        <w:ind w:left="240" w:right="240"/>
+      </w:pPr>
+      <w:r>
+        <w:rPr>
+          <w:rFonts w:ascii="Consolas" w:cs="Consolas" w:eastAsia="Consolas" w:hAnsi="Consolas"/>
+          <w:sz w:val="17"/>
+          <w:szCs w:val="17"/>
+        </w:rPr>
+        <w:t xml:space="preserve">   "valuation": "",</w:t>
+      </w:r>
+    </w:p>
+    <w:p>
+      <w:pPr>
+        <w:shd w:fill="F4F6F8" w:val="clear"/>
+        <w:spacing w:after="0"/>
+        <w:ind w:left="240" w:right="240"/>
+      </w:pPr>
+      <w:r>
+        <w:rPr>
+          <w:rFonts w:ascii="Consolas" w:cs="Consolas" w:eastAsia="Consolas" w:hAnsi="Consolas"/>
+          <w:sz w:val="17"/>
+          <w:szCs w:val="17"/>
+        </w:rPr>
+        <w:t xml:space="preserve">   "ev_rev": "",</w:t>
+      </w:r>
+    </w:p>
+    <w:p>
+      <w:pPr>
+        <w:shd w:fill="F4F6F8" w:val="clear"/>
+        <w:spacing w:after="0"/>
+        <w:ind w:left="240" w:right="240"/>
+      </w:pPr>
+      <w:r>
+        <w:rPr>
+          <w:rFonts w:ascii="Consolas" w:cs="Consolas" w:eastAsia="Consolas" w:hAnsi="Consolas"/>
+          <w:sz w:val="17"/>
+          <w:szCs w:val="17"/>
+        </w:rPr>
+        <w:t xml:space="preserve">   "ev_ebitda": "",</w:t>
+      </w:r>
+    </w:p>
+    <w:p>
+      <w:pPr>
+        <w:shd w:fill="F4F6F8" w:val="clear"/>
+        <w:spacing w:after="0"/>
+        <w:ind w:left="240" w:right="240"/>
+      </w:pPr>
+      <w:r>
+        <w:rPr>
+          <w:rFonts w:ascii="Consolas" w:cs="Consolas" w:eastAsia="Consolas" w:hAnsi="Consolas"/>
+          <w:sz w:val="17"/>
+          <w:szCs w:val="17"/>
+        </w:rPr>
+        <w:t xml:space="preserve">   "description": "Regulated cross-border banking and stablecoin-settlement infrastructure connecting the US, Brazil, and other emerging markets",</w:t>
+      </w:r>
+    </w:p>
+    <w:p>
+      <w:pPr>
+        <w:shd w:fill="F4F6F8" w:val="clear"/>
+        <w:spacing w:after="0"/>
+        <w:ind w:left="240" w:right="240"/>
+      </w:pPr>
+      <w:r>
+        <w:rPr>
+          <w:rFonts w:ascii="Consolas" w:cs="Consolas" w:eastAsia="Consolas" w:hAnsi="Consolas"/>
+          <w:sz w:val="17"/>
+          <w:szCs w:val="17"/>
+        </w:rPr>
+        <w:t xml:space="preserve">   "link": "https://www.businesswire.com/news/home/20260617597265/en/Trace-Finance-Raises-$32M-Series-A-Led-by-CoinFund-to-Scale-Regulated-Banking-and-Stablecoin-Infrastructure-Across-Brazil-U.S.-and-Emerging-Markets"</w:t>
+      </w:r>
+    </w:p>
+    <w:p>
+      <w:pPr>
+        <w:shd w:fill="F4F6F8" w:val="clear"/>
+        <w:spacing w:after="0"/>
+        <w:ind w:left="240" w:right="240"/>
+      </w:pPr>
+      <w:r>
+        <w:rPr>
+          <w:rFonts w:ascii="Consolas" w:cs="Consolas" w:eastAsia="Consolas" w:hAnsi="Consolas"/>
+          <w:sz w:val="17"/>
+          <w:szCs w:val="17"/>
+        </w:rPr>
+        <w:t xml:space="preserve">  }</w:t>
+      </w:r>
+    </w:p>
+    <w:p>
+      <w:pPr>
+        <w:shd w:fill="F4F6F8" w:val="clear"/>
+        <w:spacing w:after="0"/>
+        <w:ind w:left="240" w:right="240"/>
+      </w:pPr>
+      <w:r>
+        <w:rPr>
+          <w:rFonts w:ascii="Consolas" w:cs="Consolas" w:eastAsia="Consolas" w:hAnsi="Consolas"/>
+          <w:sz w:val="17"/>
+          <w:szCs w:val="17"/>
+        </w:rPr>
+        <w:t xml:space="preserve"> ]</w:t>
+      </w:r>
+    </w:p>
+    <w:p>
+      <w:pPr>
+        <w:shd w:fill="F4F6F8" w:val="clear"/>
+        <w:spacing w:after="160"/>
+        <w:ind w:left="240" w:right="240"/>
+      </w:pPr>
+      <w:r>
+        <w:rPr>
+          <w:rFonts w:ascii="Consolas" w:cs="Consolas" w:eastAsia="Consolas" w:hAnsi="Consolas"/>
+          <w:sz w:val="17"/>
+          <w:szCs w:val="17"/>
+        </w:rPr>
+        <w:t xml:space="preserve">}</w:t>
+      </w:r>
+    </w:p>
+    <w:p>
+      <w:pPr>
+        <w:pStyle w:val="Heading1"/>
+        <w:spacing w:after="140" w:before="280"/>
+      </w:pPr>
+      <w:r>
+        <w:rPr>
+          <w:rFonts w:ascii="Calibri" w:cs="Calibri" w:eastAsia="Calibri" w:hAnsi="Calibri"/>
+          <w:b/>
+          <w:bCs/>
+          <w:color w:val="1F6FB2"/>
+          <w:sz w:val="30"/>
+          <w:szCs w:val="30"/>
+        </w:rPr>
+        <w:t xml:space="preserve">Appendix F — precedent DB: structure &amp; calibration rows</w:t>
+      </w:r>
+    </w:p>
+    <w:p>
+      <w:pPr>
+        <w:spacing w:after="120"/>
+      </w:pPr>
+      <w:r>
+        <w:rPr>
+          <w:rFonts w:ascii="Calibri" w:cs="Calibri" w:eastAsia="Calibri" w:hAnsi="Calibri"/>
+          <w:sz w:val="21"/>
+          <w:szCs w:val="21"/>
+        </w:rPr>
+        <w:t xml:space="preserve">Finalized_Deals_History.xlsx quirks a parser must handle:</w:t>
+      </w:r>
+    </w:p>
+    <w:p>
+      <w:pPr>
+        <w:pStyle w:val="ListParagraph"/>
+        <w:numPr>
+          <w:ilvl w:val="0"/>
+          <w:numId w:val="2"/>
+        </w:numPr>
+        <w:spacing w:after="60"/>
+      </w:pPr>
+      <w:r>
+        <w:rPr>
+          <w:rFonts w:ascii="Calibri" w:cs="Calibri" w:eastAsia="Calibri" w:hAnsi="Calibri"/>
+          <w:sz w:val="21"/>
+          <w:szCs w:val="21"/>
+        </w:rPr>
+        <w:t xml:space="preserve">Both tabs have the header on ROW 3 (rows 1–2 are blank). Data starts at row 4.</w:t>
+      </w:r>
+    </w:p>
+    <w:p>
+      <w:pPr>
+        <w:pStyle w:val="ListParagraph"/>
+        <w:numPr>
+          <w:ilvl w:val="0"/>
+          <w:numId w:val="2"/>
+        </w:numPr>
+        <w:spacing w:after="60"/>
+      </w:pPr>
+      <w:r>
+        <w:rPr>
+          <w:rFonts w:ascii="Calibri" w:cs="Calibri" w:eastAsia="Calibri" w:hAnsi="Calibri"/>
+          <w:sz w:val="21"/>
+          <w:szCs w:val="21"/>
+        </w:rPr>
+        <w:t xml:space="preserve">The bottom of each tab carries non-deal rows: COUNTIFS formula rows and a "Deal Count:" summary block. Filter to rows where Target is a non-formula string.</w:t>
+      </w:r>
+    </w:p>
+    <w:p>
+      <w:pPr>
+        <w:pStyle w:val="ListParagraph"/>
+        <w:numPr>
+          <w:ilvl w:val="0"/>
+          <w:numId w:val="2"/>
+        </w:numPr>
+        <w:spacing w:after="60"/>
+      </w:pPr>
+      <w:r>
+        <w:rPr>
+          <w:rFonts w:ascii="Calibri" w:cs="Calibri" w:eastAsia="Calibri" w:hAnsi="Calibri"/>
+          <w:sz w:val="21"/>
+          <w:szCs w:val="21"/>
+        </w:rPr>
+        <w:t xml:space="preserve">Older rows are inconsistent (Week = "N/A", raw datetime dates, country as "UK"/"USA"): the DB is a register/judgment reference, not a clean dataset. New rows must follow the §7 conventions, not the oldest rows.</w:t>
+      </w:r>
+    </w:p>
+    <w:p>
+      <w:pPr>
+        <w:spacing w:after="120"/>
+      </w:pPr>
+      <w:r>
+        <w:rPr>
+          <w:rFonts w:ascii="Calibri" w:cs="Calibri" w:eastAsia="Calibri" w:hAnsi="Calibri"/>
+          <w:sz w:val="21"/>
+          <w:szCs w:val="21"/>
+        </w:rPr>
+        <w:t xml:space="preserve">Calibration rows (recent, representative of the target register):</w:t>
+      </w:r>
+    </w:p>
+    <w:p>
+      <w:pPr>
+        <w:shd w:fill="F4F6F8" w:val="clear"/>
+        <w:spacing w:after="0"/>
+        <w:ind w:left="240" w:right="240"/>
+      </w:pPr>
+      <w:r>
+        <w:rPr>
+          <w:rFonts w:ascii="Consolas" w:cs="Consolas" w:eastAsia="Consolas" w:hAnsi="Consolas"/>
+          <w:sz w:val="17"/>
+          <w:szCs w:val="17"/>
+        </w:rPr>
+        <w:t xml:space="preserve">M&amp;A | Asset &amp; Wealth Tech | UK | Strategic M&amp;A | 02-Jul-26 | Wealth8 -&gt; LemFi | EV: -</w:t>
+      </w:r>
+    </w:p>
+    <w:p>
+      <w:pPr>
+        <w:shd w:fill="F4F6F8" w:val="clear"/>
+        <w:spacing w:after="0"/>
+        <w:ind w:left="240" w:right="240"/>
+      </w:pPr>
+      <w:r>
+        <w:rPr>
+          <w:rFonts w:ascii="Consolas" w:cs="Consolas" w:eastAsia="Consolas" w:hAnsi="Consolas"/>
+          <w:sz w:val="17"/>
+          <w:szCs w:val="17"/>
+        </w:rPr>
+        <w:t xml:space="preserve">  "FCA-regulated digital wealth and investment platform serving Black and</w:t>
+      </w:r>
+    </w:p>
+    <w:p>
+      <w:pPr>
+        <w:shd w:fill="F4F6F8" w:val="clear"/>
+        <w:spacing w:after="0"/>
+        <w:ind w:left="240" w:right="240"/>
+      </w:pPr>
+      <w:r>
+        <w:rPr>
+          <w:rFonts w:ascii="Consolas" w:cs="Consolas" w:eastAsia="Consolas" w:hAnsi="Consolas"/>
+          <w:sz w:val="17"/>
+          <w:szCs w:val="17"/>
+        </w:rPr>
+        <w:t xml:space="preserve">   multi-ethnic communities"</w:t>
+      </w:r>
+    </w:p>
+    <w:p>
+      <w:pPr>
+        <w:shd w:fill="F4F6F8" w:val="clear"/>
+        <w:spacing w:after="0"/>
+        <w:ind w:left="240" w:right="240"/>
+      </w:pPr>
+      <w:r>
+        <w:rPr>
+          <w:rFonts w:ascii="Consolas" w:cs="Consolas" w:eastAsia="Consolas" w:hAnsi="Consolas"/>
+          <w:sz w:val="17"/>
+          <w:szCs w:val="17"/>
+        </w:rPr>
+        <w:t xml:space="preserve">M&amp;A | Asset &amp; Wealth Tech | Switzerland | Strategic M&amp;A | 01-Jul-26 |</w:t>
+      </w:r>
+    </w:p>
+    <w:p>
+      <w:pPr>
+        <w:shd w:fill="F4F6F8" w:val="clear"/>
+        <w:spacing w:after="0"/>
+        <w:ind w:left="240" w:right="240"/>
+      </w:pPr>
+      <w:r>
+        <w:rPr>
+          <w:rFonts w:ascii="Consolas" w:cs="Consolas" w:eastAsia="Consolas" w:hAnsi="Consolas"/>
+          <w:sz w:val="17"/>
+          <w:szCs w:val="17"/>
+        </w:rPr>
+        <w:t xml:space="preserve">  FNZ Switzerland -&gt; Objectway | EV: -</w:t>
+      </w:r>
+    </w:p>
+    <w:p>
+      <w:pPr>
+        <w:shd w:fill="F4F6F8" w:val="clear"/>
+        <w:spacing w:after="0"/>
+        <w:ind w:left="240" w:right="240"/>
+      </w:pPr>
+      <w:r>
+        <w:rPr>
+          <w:rFonts w:ascii="Consolas" w:cs="Consolas" w:eastAsia="Consolas" w:hAnsi="Consolas"/>
+          <w:sz w:val="17"/>
+          <w:szCs w:val="17"/>
+        </w:rPr>
+        <w:t xml:space="preserve">  "Provider of cloud-based wealth management and investment platform software"</w:t>
+      </w:r>
+    </w:p>
+    <w:p>
+      <w:pPr>
+        <w:shd w:fill="F4F6F8" w:val="clear"/>
+        <w:spacing w:after="0"/>
+        <w:ind w:left="240" w:right="240"/>
+      </w:pPr>
+      <w:r>
+        <w:rPr>
+          <w:rFonts w:ascii="Consolas" w:cs="Consolas" w:eastAsia="Consolas" w:hAnsi="Consolas"/>
+          <w:sz w:val="17"/>
+          <w:szCs w:val="17"/>
+        </w:rPr>
+        <w:t xml:space="preserve">Raise | Asset &amp; Wealth Tech | Brazil | Kanastra &lt;- F-Prime Capital | $30M</w:t>
+      </w:r>
+    </w:p>
+    <w:p>
+      <w:pPr>
+        <w:shd w:fill="F4F6F8" w:val="clear"/>
+        <w:spacing w:after="160"/>
+        <w:ind w:left="240" w:right="240"/>
+      </w:pPr>
+      <w:r>
+        <w:rPr>
+          <w:rFonts w:ascii="Consolas" w:cs="Consolas" w:eastAsia="Consolas" w:hAnsi="Consolas"/>
+          <w:sz w:val="17"/>
+          <w:szCs w:val="17"/>
+        </w:rPr>
+        <w:t xml:space="preserve">  "Developer of an asset management platform designed for asset-backed products"</w:t>
+      </w:r>
+    </w:p>
     <w:sectPr>
       <w:pgSz w:w="12240" w:h="15840" w:orient="portrait"/>
       <w:pgMar w:top="1080" w:right="1180" w:bottom="1080" w:left="1180" w:header="708" w:footer="708" w:gutter="0"/>

--- a/weekly-deals/Weekly_Deals_Agent_Rebuild_Guide.docx
+++ b/weekly-deals/Weekly_Deals_Agent_Rebuild_Guide.docx
@@ -1627,7 +1627,7 @@
           <w:sz w:val="21"/>
           <w:szCs w:val="21"/>
         </w:rPr>
-        <w:t xml:space="preserve">Dates DD-Mmm-YY. The link cell shows the word "Link", hyperlinked to the source. Rows are ordered sector-alphabetical, then date.</w:t>
+        <w:t xml:space="preserve">Dates DD-Mmm-YY. The link cell shows the word "Link", hyperlinked to the source. Rows are ordered sector-alphabetical, then most recent date first within each sector.</w:t>
       </w:r>
     </w:p>
     <w:p>
@@ -2000,7 +2000,7 @@
           <w:sz w:val="21"/>
           <w:szCs w:val="21"/>
         </w:rPr>
-        <w:t xml:space="preserve">Sorting: rows sorted by (sector, date) within each tab before writing.</w:t>
+        <w:t xml:space="preserve">Sorting: within each tab, rows sorted sector-alphabetical, then descending by parsed date (most recent first) within the sector; unparseable dates sink to the bottom of their sector.</w:t>
       </w:r>
     </w:p>
     <w:p>
@@ -4257,7 +4257,22 @@
           <w:sz w:val="17"/>
           <w:szCs w:val="17"/>
         </w:rPr>
-        <w:t xml:space="preserve">- Dates DD-Mmm-YY. Link cell shows "Link" hyperlinked. Rows ordered sector-alpha, then date.</w:t>
+        <w:t xml:space="preserve">- Dates DD-Mmm-YY. Link cell shows "Link" hyperlinked. Rows ordered sector-alpha, then most</w:t>
+      </w:r>
+    </w:p>
+    <w:p>
+      <w:pPr>
+        <w:shd w:fill="F4F6F8" w:val="clear"/>
+        <w:spacing w:after="0"/>
+        <w:ind w:left="240" w:right="240"/>
+      </w:pPr>
+      <w:r>
+        <w:rPr>
+          <w:rFonts w:ascii="Consolas" w:cs="Consolas" w:eastAsia="Consolas" w:hAnsi="Consolas"/>
+          <w:sz w:val="17"/>
+          <w:szCs w:val="17"/>
+        </w:rPr>
+        <w:t xml:space="preserve">  recent date first within each sector.</w:t>
       </w:r>
     </w:p>
     <w:p>
@@ -7023,6 +7038,141 @@
           <w:sz w:val="17"/>
           <w:szCs w:val="17"/>
         </w:rPr>
+        <w:t xml:space="preserve">def sort_key(row):</w:t>
+      </w:r>
+    </w:p>
+    <w:p>
+      <w:pPr>
+        <w:shd w:fill="F4F6F8" w:val="clear"/>
+        <w:spacing w:after="0"/>
+        <w:ind w:left="240" w:right="240"/>
+      </w:pPr>
+      <w:r>
+        <w:rPr>
+          <w:rFonts w:ascii="Consolas" w:cs="Consolas" w:eastAsia="Consolas" w:hAnsi="Consolas"/>
+          <w:sz w:val="17"/>
+          <w:szCs w:val="17"/>
+        </w:rPr>
+        <w:t xml:space="preserve">    """Sector alphabetical, then most recent date first within the sector."""</w:t>
+      </w:r>
+    </w:p>
+    <w:p>
+      <w:pPr>
+        <w:shd w:fill="F4F6F8" w:val="clear"/>
+        <w:spacing w:after="0"/>
+        <w:ind w:left="240" w:right="240"/>
+      </w:pPr>
+      <w:r>
+        <w:rPr>
+          <w:rFonts w:ascii="Consolas" w:cs="Consolas" w:eastAsia="Consolas" w:hAnsi="Consolas"/>
+          <w:sz w:val="17"/>
+          <w:szCs w:val="17"/>
+        </w:rPr>
+        <w:t xml:space="preserve">    try:</w:t>
+      </w:r>
+    </w:p>
+    <w:p>
+      <w:pPr>
+        <w:shd w:fill="F4F6F8" w:val="clear"/>
+        <w:spacing w:after="0"/>
+        <w:ind w:left="240" w:right="240"/>
+      </w:pPr>
+      <w:r>
+        <w:rPr>
+          <w:rFonts w:ascii="Consolas" w:cs="Consolas" w:eastAsia="Consolas" w:hAnsi="Consolas"/>
+          <w:sz w:val="17"/>
+          <w:szCs w:val="17"/>
+        </w:rPr>
+        <w:t xml:space="preserve">        d = datetime.datetime.strptime(str(row.get("date", "")).strip(), "%d-%b-%y").date()</w:t>
+      </w:r>
+    </w:p>
+    <w:p>
+      <w:pPr>
+        <w:shd w:fill="F4F6F8" w:val="clear"/>
+        <w:spacing w:after="0"/>
+        <w:ind w:left="240" w:right="240"/>
+      </w:pPr>
+      <w:r>
+        <w:rPr>
+          <w:rFonts w:ascii="Consolas" w:cs="Consolas" w:eastAsia="Consolas" w:hAnsi="Consolas"/>
+          <w:sz w:val="17"/>
+          <w:szCs w:val="17"/>
+        </w:rPr>
+        <w:t xml:space="preserve">    except ValueError:</w:t>
+      </w:r>
+    </w:p>
+    <w:p>
+      <w:pPr>
+        <w:shd w:fill="F4F6F8" w:val="clear"/>
+        <w:spacing w:after="0"/>
+        <w:ind w:left="240" w:right="240"/>
+      </w:pPr>
+      <w:r>
+        <w:rPr>
+          <w:rFonts w:ascii="Consolas" w:cs="Consolas" w:eastAsia="Consolas" w:hAnsi="Consolas"/>
+          <w:sz w:val="17"/>
+          <w:szCs w:val="17"/>
+        </w:rPr>
+        <w:t xml:space="preserve">        d = datetime.date.min</w:t>
+      </w:r>
+    </w:p>
+    <w:p>
+      <w:pPr>
+        <w:shd w:fill="F4F6F8" w:val="clear"/>
+        <w:spacing w:after="0"/>
+        <w:ind w:left="240" w:right="240"/>
+      </w:pPr>
+      <w:r>
+        <w:rPr>
+          <w:rFonts w:ascii="Consolas" w:cs="Consolas" w:eastAsia="Consolas" w:hAnsi="Consolas"/>
+          <w:sz w:val="17"/>
+          <w:szCs w:val="17"/>
+        </w:rPr>
+        <w:t xml:space="preserve">    return (row.get("sector", ""), -d.toordinal())</w:t>
+      </w:r>
+    </w:p>
+    <w:p>
+      <w:pPr>
+        <w:shd w:fill="F4F6F8" w:val="clear"/>
+        <w:spacing w:after="0"/>
+        <w:ind w:left="240" w:right="240"/>
+      </w:pPr>
+      <w:r>
+        <w:rPr>
+          <w:rFonts w:ascii="Consolas" w:cs="Consolas" w:eastAsia="Consolas" w:hAnsi="Consolas"/>
+          <w:sz w:val="17"/>
+          <w:szCs w:val="17"/>
+        </w:rPr>
+        <w:t xml:space="preserve"> </w:t>
+      </w:r>
+    </w:p>
+    <w:p>
+      <w:pPr>
+        <w:shd w:fill="F4F6F8" w:val="clear"/>
+        <w:spacing w:after="0"/>
+        <w:ind w:left="240" w:right="240"/>
+      </w:pPr>
+      <w:r>
+        <w:rPr>
+          <w:rFonts w:ascii="Consolas" w:cs="Consolas" w:eastAsia="Consolas" w:hAnsi="Consolas"/>
+          <w:sz w:val="17"/>
+          <w:szCs w:val="17"/>
+        </w:rPr>
+        <w:t xml:space="preserve"> </w:t>
+      </w:r>
+    </w:p>
+    <w:p>
+      <w:pPr>
+        <w:shd w:fill="F4F6F8" w:val="clear"/>
+        <w:spacing w:after="0"/>
+        <w:ind w:left="240" w:right="240"/>
+      </w:pPr>
+      <w:r>
+        <w:rPr>
+          <w:rFonts w:ascii="Consolas" w:cs="Consolas" w:eastAsia="Consolas" w:hAnsi="Consolas"/>
+          <w:sz w:val="17"/>
+          <w:szCs w:val="17"/>
+        </w:rPr>
         <w:t xml:space="preserve">def main():</w:t>
       </w:r>
     </w:p>
@@ -7098,22 +7248,22 @@
           <w:sz w:val="17"/>
           <w:szCs w:val="17"/>
         </w:rPr>
-        <w:t xml:space="preserve">    ma = sorted(data.get("ma", []), key=lambda r: (r.get("sector",""), r.get("date","")))</w:t>
-      </w:r>
-    </w:p>
-    <w:p>
-      <w:pPr>
-        <w:shd w:fill="F4F6F8" w:val="clear"/>
-        <w:spacing w:after="0"/>
-        <w:ind w:left="240" w:right="240"/>
-      </w:pPr>
-      <w:r>
-        <w:rPr>
-          <w:rFonts w:ascii="Consolas" w:cs="Consolas" w:eastAsia="Consolas" w:hAnsi="Consolas"/>
-          <w:sz w:val="17"/>
-          <w:szCs w:val="17"/>
-        </w:rPr>
-        <w:t xml:space="preserve">    ra = sorted(data.get("raises", []), key=lambda r: (r.get("sector",""), r.get("date","")))</w:t>
+        <w:t xml:space="preserve">    ma = sorted(data.get("ma", []), key=sort_key)</w:t>
+      </w:r>
+    </w:p>
+    <w:p>
+      <w:pPr>
+        <w:shd w:fill="F4F6F8" w:val="clear"/>
+        <w:spacing w:after="0"/>
+        <w:ind w:left="240" w:right="240"/>
+      </w:pPr>
+      <w:r>
+        <w:rPr>
+          <w:rFonts w:ascii="Consolas" w:cs="Consolas" w:eastAsia="Consolas" w:hAnsi="Consolas"/>
+          <w:sz w:val="17"/>
+          <w:szCs w:val="17"/>
+        </w:rPr>
+        <w:t xml:space="preserve">    ra = sorted(data.get("raises", []), key=sort_key)</w:t>
       </w:r>
     </w:p>
     <w:p>
